--- a/2. Inteligencia Artificial/Algoritmo Genetico/Trabalho 02 - Meta-Heurísticas (Roberto Junior).docx
+++ b/2. Inteligencia Artificial/Algoritmo Genetico/Trabalho 02 - Meta-Heurísticas (Roberto Junior).docx
@@ -128,38 +128,135 @@
       </w:r>
     </w:p>
     <w:p>
-      <w:pPr>
-        <w:numPr>
-          <w:ilvl w:val="0"/>
-          <w:numId w:val="1"/>
-        </w:numPr>
-      </w:pPr>
-      <w:r>
-        <w:t>Apresentação do problema que o algoritmo resolve.</w:t>
-      </w:r>
-    </w:p>
-    <w:p>
-      <w:pPr>
-        <w:numPr>
-          <w:ilvl w:val="0"/>
-          <w:numId w:val="1"/>
-        </w:numPr>
-      </w:pPr>
-      <w:r>
-        <w:t>Importância do problema no contexto em que se aplica.</w:t>
-      </w:r>
-    </w:p>
-    <w:p>
-      <w:pPr>
-        <w:numPr>
-          <w:ilvl w:val="0"/>
-          <w:numId w:val="1"/>
-        </w:numPr>
-      </w:pPr>
-      <w:r>
-        <w:t>Exemplos de cenários onde o problema ocorre.</w:t>
-      </w:r>
-    </w:p>
+      <w:r>
+        <w:t xml:space="preserve">O algoritmo desenvolvido resolve o Problema do Caixeiro Viajante (TSP) utilizando os dados do arquivo </w:t>
+      </w:r>
+      <w:r>
+        <w:rPr>
+          <w:rStyle w:val="Forte"/>
+        </w:rPr>
+        <w:t>att48.tsp</w:t>
+      </w:r>
+      <w:r>
+        <w:t xml:space="preserve">, que contém um conjunto de </w:t>
+      </w:r>
+      <w:r>
+        <w:rPr>
+          <w:rStyle w:val="Forte"/>
+        </w:rPr>
+        <w:t>48 cidades</w:t>
+      </w:r>
+      <w:r>
+        <w:t xml:space="preserve"> a serem percorridas. O objetivo é encontrar o menor caminho que passe por todas as cidades exatamente </w:t>
+      </w:r>
+      <w:r>
+        <w:rPr>
+          <w:rStyle w:val="Forte"/>
+        </w:rPr>
+        <w:t>uma vez</w:t>
+      </w:r>
+      <w:r>
+        <w:t xml:space="preserve"> e retorne ao ponto de partida, minimizando a distância total percorrida.</w:t>
+      </w:r>
+    </w:p>
+    <w:p>
+      <w:pPr>
+        <w:spacing w:before="100" w:beforeAutospacing="1" w:after="100" w:afterAutospacing="1" w:line="240" w:lineRule="auto"/>
+        <w:rPr>
+          <w:rFonts w:ascii="Times New Roman" w:eastAsia="Times New Roman" w:hAnsi="Times New Roman" w:cs="Times New Roman"/>
+          <w:kern w:val="0"/>
+          <w:sz w:val="24"/>
+          <w:szCs w:val="24"/>
+          <w:lang w:eastAsia="pt-BR"/>
+          <w14:ligatures w14:val="none"/>
+        </w:rPr>
+      </w:pPr>
+      <w:r>
+        <w:rPr>
+          <w:rFonts w:ascii="Times New Roman" w:eastAsia="Times New Roman" w:hAnsi="Times New Roman" w:cs="Times New Roman"/>
+          <w:kern w:val="0"/>
+          <w:sz w:val="24"/>
+          <w:szCs w:val="24"/>
+          <w:lang w:eastAsia="pt-BR"/>
+          <w14:ligatures w14:val="none"/>
+        </w:rPr>
+        <w:t>O Problema do Caixeiro Viajante (TSP) é um dos desafios mais estudados na otimização combinatória. Ele consiste em determinar o menor percurso possível para visitar um conjunto de cidades exatamente uma vez, retornando ao ponto de partida. No caso do arquivo att48.tsp, o problema envolve 48 cidades, tornando a busca por uma solução ótima um desafio computacional significativo.</w:t>
+      </w:r>
+    </w:p>
+    <w:p>
+      <w:pPr>
+        <w:spacing w:before="100" w:beforeAutospacing="1" w:after="100" w:afterAutospacing="1" w:line="240" w:lineRule="auto"/>
+        <w:rPr>
+          <w:rFonts w:ascii="Times New Roman" w:eastAsia="Times New Roman" w:hAnsi="Times New Roman" w:cs="Times New Roman"/>
+          <w:kern w:val="0"/>
+          <w:sz w:val="24"/>
+          <w:szCs w:val="24"/>
+          <w:lang w:eastAsia="pt-BR"/>
+          <w14:ligatures w14:val="none"/>
+        </w:rPr>
+      </w:pPr>
+      <w:r>
+        <w:rPr>
+          <w:rFonts w:ascii="Times New Roman" w:eastAsia="Times New Roman" w:hAnsi="Times New Roman" w:cs="Times New Roman"/>
+          <w:kern w:val="0"/>
+          <w:sz w:val="24"/>
+          <w:szCs w:val="24"/>
+          <w:lang w:eastAsia="pt-BR"/>
+          <w14:ligatures w14:val="none"/>
+        </w:rPr>
+        <w:t>Esse problema é classificado como NP-difícil, ou seja, não existe um algoritmo eficiente conhecido que o resolva exatamente em tempo polinomial. Isso torna essencial o uso de heurísticas e meta-heurísticas, como o Algoritmo Genético, que busca aproximar a melhor solução dentro de um tempo viável.</w:t>
+      </w:r>
+    </w:p>
+    <w:p>
+      <w:pPr>
+        <w:spacing w:before="100" w:beforeAutospacing="1" w:after="100" w:afterAutospacing="1" w:line="240" w:lineRule="auto"/>
+        <w:rPr>
+          <w:rFonts w:ascii="Times New Roman" w:eastAsia="Times New Roman" w:hAnsi="Times New Roman" w:cs="Times New Roman"/>
+          <w:kern w:val="0"/>
+          <w:sz w:val="24"/>
+          <w:szCs w:val="24"/>
+          <w:lang w:eastAsia="pt-BR"/>
+          <w14:ligatures w14:val="none"/>
+        </w:rPr>
+      </w:pPr>
+      <w:r>
+        <w:rPr>
+          <w:rFonts w:ascii="Times New Roman" w:eastAsia="Times New Roman" w:hAnsi="Times New Roman" w:cs="Times New Roman"/>
+          <w:kern w:val="0"/>
+          <w:sz w:val="24"/>
+          <w:szCs w:val="24"/>
+          <w:lang w:eastAsia="pt-BR"/>
+          <w14:ligatures w14:val="none"/>
+        </w:rPr>
+        <w:t>A importância do TSP se estende por diversas áreas do conhecimento. Na logística e transporte, ele é utilizado para otimizar rotas de entrega, reduzindo custos operacionais e tempo de deslocamento. Na indústria eletrônica, auxilia na ordem de perfuração e soldagem em circuitos impressos. Em robótica e manufatura, ajuda a definir trajetórias mais eficientes para máquinas automatizadas. Além disso, encontra aplicações em astronomia e satélites, otimizando sequências de observação para maximizar a captação de dados.</w:t>
+      </w:r>
+    </w:p>
+    <w:p>
+      <w:pPr>
+        <w:spacing w:before="100" w:beforeAutospacing="1" w:after="100" w:afterAutospacing="1" w:line="240" w:lineRule="auto"/>
+        <w:rPr>
+          <w:rFonts w:ascii="Times New Roman" w:eastAsia="Times New Roman" w:hAnsi="Times New Roman" w:cs="Times New Roman"/>
+          <w:kern w:val="0"/>
+          <w:sz w:val="24"/>
+          <w:szCs w:val="24"/>
+          <w:lang w:eastAsia="pt-BR"/>
+          <w14:ligatures w14:val="none"/>
+        </w:rPr>
+      </w:pPr>
+      <w:r>
+        <w:rPr>
+          <w:rFonts w:ascii="Times New Roman" w:eastAsia="Times New Roman" w:hAnsi="Times New Roman" w:cs="Times New Roman"/>
+          <w:kern w:val="0"/>
+          <w:sz w:val="24"/>
+          <w:szCs w:val="24"/>
+          <w:lang w:eastAsia="pt-BR"/>
+          <w14:ligatures w14:val="none"/>
+        </w:rPr>
+        <w:t>O algoritmo implementado busca resolver o TSP para o conjunto de cidades do att48.tsp, empregando técnicas avançadas para encontrar um caminho próximo ao ótimo. Dessa forma, demonstra-se a aplicabilidade prática dessas abordagens na resolução de problemas complexos do mundo real.</w:t>
+      </w:r>
+    </w:p>
+    <w:p/>
+    <w:p/>
     <w:p>
       <w:pPr>
         <w:rPr>
@@ -176,36 +273,40 @@
       </w:r>
     </w:p>
     <w:p>
-      <w:pPr>
-        <w:numPr>
-          <w:ilvl w:val="0"/>
-          <w:numId w:val="2"/>
-        </w:numPr>
-      </w:pPr>
-      <w:r>
-        <w:t>Quais foram os desafios técnicos e conceituais enfrentados.</w:t>
-      </w:r>
-    </w:p>
-    <w:p>
-      <w:pPr>
-        <w:numPr>
-          <w:ilvl w:val="0"/>
-          <w:numId w:val="2"/>
-        </w:numPr>
-      </w:pPr>
-      <w:r>
-        <w:t>Limitações da abordagem tradicional (se houver).</w:t>
-      </w:r>
-    </w:p>
-    <w:p>
-      <w:pPr>
-        <w:numPr>
-          <w:ilvl w:val="0"/>
-          <w:numId w:val="2"/>
-        </w:numPr>
-      </w:pPr>
-      <w:r>
-        <w:t>Dificuldades específicas no desenvolvimento do algoritmo.</w:t>
+      <w:r>
+        <w:t xml:space="preserve">Durante o desenvolvimento do algoritmo para resolver o Problema do Caixeiro Viajante (TSP) no conjunto de cidades do </w:t>
+      </w:r>
+      <w:r>
+        <w:rPr>
+          <w:rStyle w:val="Forte"/>
+        </w:rPr>
+        <w:t>att48.tsp</w:t>
+      </w:r>
+      <w:r>
+        <w:t xml:space="preserve">, enfrentamos desafios tanto técnicos quanto conceituais. Um dos principais obstáculos foi a </w:t>
+      </w:r>
+      <w:r>
+        <w:rPr>
+          <w:rStyle w:val="Forte"/>
+        </w:rPr>
+        <w:t>implementação dos operadores de crossover e mutação</w:t>
+      </w:r>
+      <w:r>
+        <w:t xml:space="preserve"> no Algoritmo Genético. Essas operações são fundamentais para a diversidade da população e a busca por soluções melhores, mas exigem um cuidado especial para garantir que os filhos gerados permaneçam viáveis, isto é, respeitem a restrição de visitar cada cidade exatamente uma vez.</w:t>
+      </w:r>
+    </w:p>
+    <w:p>
+      <w:r>
+        <w:t xml:space="preserve">Além disso, dificuldades surgiram na </w:t>
+      </w:r>
+      <w:r>
+        <w:rPr>
+          <w:rStyle w:val="Forte"/>
+        </w:rPr>
+        <w:t>eficiência computacional</w:t>
+      </w:r>
+      <w:r>
+        <w:t>, já que a avaliação de cada indivíduo exige o cálculo do percurso total percorrido. A manipulação das estruturas de dados para representar soluções, garantir que as operações genéticas não gerassem indivíduos inválidos e evitar convergência prematura também exigiu ajustes contínuos no código e nos parâmetros do algoritmo.</w:t>
       </w:r>
     </w:p>
     <w:p>
@@ -220,77 +321,433 @@
           <w:b/>
           <w:bCs/>
         </w:rPr>
-        <w:t>1.3 Possibilidades de abordagem utilizando sistemas de busca</w:t>
-      </w:r>
-    </w:p>
-    <w:p>
-      <w:pPr>
-        <w:numPr>
-          <w:ilvl w:val="0"/>
-          <w:numId w:val="3"/>
-        </w:numPr>
-      </w:pPr>
-      <w:r>
-        <w:t>Métodos alternativos para resolver o problema.</w:t>
-      </w:r>
-    </w:p>
-    <w:p>
-      <w:pPr>
-        <w:numPr>
-          <w:ilvl w:val="0"/>
-          <w:numId w:val="3"/>
-        </w:numPr>
-      </w:pPr>
-      <w:r>
-        <w:t>Comparação entre diferentes abordagens de busca.</w:t>
-      </w:r>
-    </w:p>
-    <w:p>
-      <w:pPr>
-        <w:numPr>
-          <w:ilvl w:val="0"/>
-          <w:numId w:val="3"/>
-        </w:numPr>
-      </w:pPr>
-      <w:r>
-        <w:t>Motivação para a escolha do método utilizado.</w:t>
-      </w:r>
-    </w:p>
-    <w:p>
-      <w:r>
-        <w:pict w14:anchorId="1768D1CE">
-          <v:rect id="_x0000_i1025" style="width:0;height:1.5pt" o:hralign="center" o:hrstd="t" o:hr="t" fillcolor="#a0a0a0" stroked="f"/>
-        </w:pict>
-      </w:r>
-    </w:p>
-    <w:p>
-      <w:pPr>
+        <w:t xml:space="preserve">1.3 Possibilidades de abordagem utilizando </w:t>
+      </w:r>
+      <w:r>
         <w:rPr>
           <w:b/>
           <w:bCs/>
         </w:rPr>
-      </w:pPr>
-      <w:r>
+        <w:t>algoritmos meta-heurística</w:t>
+      </w:r>
+    </w:p>
+    <w:p>
+      <w:pPr>
+        <w:spacing w:before="100" w:beforeAutospacing="1" w:after="100" w:afterAutospacing="1" w:line="240" w:lineRule="auto"/>
+        <w:rPr>
+          <w:rFonts w:ascii="Times New Roman" w:eastAsia="Times New Roman" w:hAnsi="Times New Roman" w:cs="Times New Roman"/>
+          <w:kern w:val="0"/>
+          <w:sz w:val="24"/>
+          <w:szCs w:val="24"/>
+          <w:lang w:eastAsia="pt-BR"/>
+          <w14:ligatures w14:val="none"/>
+        </w:rPr>
+      </w:pPr>
+      <w:r>
+        <w:rPr>
+          <w:rFonts w:ascii="Times New Roman" w:eastAsia="Times New Roman" w:hAnsi="Times New Roman" w:cs="Times New Roman"/>
+          <w:kern w:val="0"/>
+          <w:sz w:val="24"/>
+          <w:szCs w:val="24"/>
+          <w:lang w:eastAsia="pt-BR"/>
+          <w14:ligatures w14:val="none"/>
+        </w:rPr>
+        <w:t xml:space="preserve">O Problema do Caixeiro Viajante (TSP) pode ser resolvido por diversos métodos, cada um com suas vantagens e limitações. Métodos exatos, como Programação Dinâmica (algoritmo de </w:t>
+      </w:r>
+      <w:proofErr w:type="spellStart"/>
+      <w:r>
+        <w:rPr>
+          <w:rFonts w:ascii="Times New Roman" w:eastAsia="Times New Roman" w:hAnsi="Times New Roman" w:cs="Times New Roman"/>
+          <w:kern w:val="0"/>
+          <w:sz w:val="24"/>
+          <w:szCs w:val="24"/>
+          <w:lang w:eastAsia="pt-BR"/>
+          <w14:ligatures w14:val="none"/>
+        </w:rPr>
+        <w:t>Held-Karp</w:t>
+      </w:r>
+      <w:proofErr w:type="spellEnd"/>
+      <w:r>
+        <w:rPr>
+          <w:rFonts w:ascii="Times New Roman" w:eastAsia="Times New Roman" w:hAnsi="Times New Roman" w:cs="Times New Roman"/>
+          <w:kern w:val="0"/>
+          <w:sz w:val="24"/>
+          <w:szCs w:val="24"/>
+          <w:lang w:eastAsia="pt-BR"/>
+          <w14:ligatures w14:val="none"/>
+        </w:rPr>
+        <w:t xml:space="preserve">) e </w:t>
+      </w:r>
+      <w:proofErr w:type="spellStart"/>
+      <w:r>
+        <w:rPr>
+          <w:rFonts w:ascii="Times New Roman" w:eastAsia="Times New Roman" w:hAnsi="Times New Roman" w:cs="Times New Roman"/>
+          <w:kern w:val="0"/>
+          <w:sz w:val="24"/>
+          <w:szCs w:val="24"/>
+          <w:lang w:eastAsia="pt-BR"/>
+          <w14:ligatures w14:val="none"/>
+        </w:rPr>
+        <w:t>Branch</w:t>
+      </w:r>
+      <w:proofErr w:type="spellEnd"/>
+      <w:r>
+        <w:rPr>
+          <w:rFonts w:ascii="Times New Roman" w:eastAsia="Times New Roman" w:hAnsi="Times New Roman" w:cs="Times New Roman"/>
+          <w:kern w:val="0"/>
+          <w:sz w:val="24"/>
+          <w:szCs w:val="24"/>
+          <w:lang w:eastAsia="pt-BR"/>
+          <w14:ligatures w14:val="none"/>
+        </w:rPr>
+        <w:t xml:space="preserve"> </w:t>
+      </w:r>
+      <w:proofErr w:type="spellStart"/>
+      <w:r>
+        <w:rPr>
+          <w:rFonts w:ascii="Times New Roman" w:eastAsia="Times New Roman" w:hAnsi="Times New Roman" w:cs="Times New Roman"/>
+          <w:kern w:val="0"/>
+          <w:sz w:val="24"/>
+          <w:szCs w:val="24"/>
+          <w:lang w:eastAsia="pt-BR"/>
+          <w14:ligatures w14:val="none"/>
+        </w:rPr>
+        <w:t>and</w:t>
+      </w:r>
+      <w:proofErr w:type="spellEnd"/>
+      <w:r>
+        <w:rPr>
+          <w:rFonts w:ascii="Times New Roman" w:eastAsia="Times New Roman" w:hAnsi="Times New Roman" w:cs="Times New Roman"/>
+          <w:kern w:val="0"/>
+          <w:sz w:val="24"/>
+          <w:szCs w:val="24"/>
+          <w:lang w:eastAsia="pt-BR"/>
+          <w14:ligatures w14:val="none"/>
+        </w:rPr>
+        <w:t xml:space="preserve"> </w:t>
+      </w:r>
+      <w:proofErr w:type="spellStart"/>
+      <w:r>
+        <w:rPr>
+          <w:rFonts w:ascii="Times New Roman" w:eastAsia="Times New Roman" w:hAnsi="Times New Roman" w:cs="Times New Roman"/>
+          <w:kern w:val="0"/>
+          <w:sz w:val="24"/>
+          <w:szCs w:val="24"/>
+          <w:lang w:eastAsia="pt-BR"/>
+          <w14:ligatures w14:val="none"/>
+        </w:rPr>
+        <w:t>Bound</w:t>
+      </w:r>
+      <w:proofErr w:type="spellEnd"/>
+      <w:r>
+        <w:rPr>
+          <w:rFonts w:ascii="Times New Roman" w:eastAsia="Times New Roman" w:hAnsi="Times New Roman" w:cs="Times New Roman"/>
+          <w:kern w:val="0"/>
+          <w:sz w:val="24"/>
+          <w:szCs w:val="24"/>
+          <w:lang w:eastAsia="pt-BR"/>
+          <w14:ligatures w14:val="none"/>
+        </w:rPr>
+        <w:t>, garantem a solução ótima, mas tornam-se inviáveis para instâncias grandes devido ao alto custo computacional.</w:t>
+      </w:r>
+    </w:p>
+    <w:p>
+      <w:pPr>
+        <w:spacing w:before="100" w:beforeAutospacing="1" w:after="100" w:afterAutospacing="1" w:line="240" w:lineRule="auto"/>
+        <w:rPr>
+          <w:rFonts w:ascii="Times New Roman" w:eastAsia="Times New Roman" w:hAnsi="Times New Roman" w:cs="Times New Roman"/>
+          <w:kern w:val="0"/>
+          <w:sz w:val="24"/>
+          <w:szCs w:val="24"/>
+          <w:lang w:eastAsia="pt-BR"/>
+          <w14:ligatures w14:val="none"/>
+        </w:rPr>
+      </w:pPr>
+      <w:r>
+        <w:rPr>
+          <w:rFonts w:ascii="Times New Roman" w:eastAsia="Times New Roman" w:hAnsi="Times New Roman" w:cs="Times New Roman"/>
+          <w:kern w:val="0"/>
+          <w:sz w:val="24"/>
+          <w:szCs w:val="24"/>
+          <w:lang w:eastAsia="pt-BR"/>
+          <w14:ligatures w14:val="none"/>
+        </w:rPr>
+        <w:t xml:space="preserve">Métodos heurísticos, como </w:t>
+      </w:r>
+      <w:proofErr w:type="spellStart"/>
+      <w:r>
+        <w:rPr>
+          <w:rFonts w:ascii="Times New Roman" w:eastAsia="Times New Roman" w:hAnsi="Times New Roman" w:cs="Times New Roman"/>
+          <w:kern w:val="0"/>
+          <w:sz w:val="24"/>
+          <w:szCs w:val="24"/>
+          <w:lang w:eastAsia="pt-BR"/>
+          <w14:ligatures w14:val="none"/>
+        </w:rPr>
+        <w:t>Nearest</w:t>
+      </w:r>
+      <w:proofErr w:type="spellEnd"/>
+      <w:r>
+        <w:rPr>
+          <w:rFonts w:ascii="Times New Roman" w:eastAsia="Times New Roman" w:hAnsi="Times New Roman" w:cs="Times New Roman"/>
+          <w:kern w:val="0"/>
+          <w:sz w:val="24"/>
+          <w:szCs w:val="24"/>
+          <w:lang w:eastAsia="pt-BR"/>
+          <w14:ligatures w14:val="none"/>
+        </w:rPr>
+        <w:t xml:space="preserve"> </w:t>
+      </w:r>
+      <w:proofErr w:type="spellStart"/>
+      <w:r>
+        <w:rPr>
+          <w:rFonts w:ascii="Times New Roman" w:eastAsia="Times New Roman" w:hAnsi="Times New Roman" w:cs="Times New Roman"/>
+          <w:kern w:val="0"/>
+          <w:sz w:val="24"/>
+          <w:szCs w:val="24"/>
+          <w:lang w:eastAsia="pt-BR"/>
+          <w14:ligatures w14:val="none"/>
+        </w:rPr>
+        <w:t>Neighbor</w:t>
+      </w:r>
+      <w:proofErr w:type="spellEnd"/>
+      <w:r>
+        <w:rPr>
+          <w:rFonts w:ascii="Times New Roman" w:eastAsia="Times New Roman" w:hAnsi="Times New Roman" w:cs="Times New Roman"/>
+          <w:kern w:val="0"/>
+          <w:sz w:val="24"/>
+          <w:szCs w:val="24"/>
+          <w:lang w:eastAsia="pt-BR"/>
+          <w14:ligatures w14:val="none"/>
+        </w:rPr>
+        <w:t xml:space="preserve"> (vizinho mais próximo) e </w:t>
+      </w:r>
+      <w:proofErr w:type="spellStart"/>
+      <w:r>
+        <w:rPr>
+          <w:rFonts w:ascii="Times New Roman" w:eastAsia="Times New Roman" w:hAnsi="Times New Roman" w:cs="Times New Roman"/>
+          <w:kern w:val="0"/>
+          <w:sz w:val="24"/>
+          <w:szCs w:val="24"/>
+          <w:lang w:eastAsia="pt-BR"/>
+          <w14:ligatures w14:val="none"/>
+        </w:rPr>
+        <w:t>Christofides</w:t>
+      </w:r>
+      <w:proofErr w:type="spellEnd"/>
+      <w:r>
+        <w:rPr>
+          <w:rFonts w:ascii="Times New Roman" w:eastAsia="Times New Roman" w:hAnsi="Times New Roman" w:cs="Times New Roman"/>
+          <w:kern w:val="0"/>
+          <w:sz w:val="24"/>
+          <w:szCs w:val="24"/>
+          <w:lang w:eastAsia="pt-BR"/>
+          <w14:ligatures w14:val="none"/>
+        </w:rPr>
+        <w:t xml:space="preserve">, fornecem soluções rápidas, porém nem sempre ideais. Já as meta-heurísticas, como Algoritmos Genéticos (GA), </w:t>
+      </w:r>
+      <w:proofErr w:type="spellStart"/>
+      <w:r>
+        <w:rPr>
+          <w:rFonts w:ascii="Times New Roman" w:eastAsia="Times New Roman" w:hAnsi="Times New Roman" w:cs="Times New Roman"/>
+          <w:kern w:val="0"/>
+          <w:sz w:val="24"/>
+          <w:szCs w:val="24"/>
+          <w:lang w:eastAsia="pt-BR"/>
+          <w14:ligatures w14:val="none"/>
+        </w:rPr>
+        <w:t>Simulated</w:t>
+      </w:r>
+      <w:proofErr w:type="spellEnd"/>
+      <w:r>
+        <w:rPr>
+          <w:rFonts w:ascii="Times New Roman" w:eastAsia="Times New Roman" w:hAnsi="Times New Roman" w:cs="Times New Roman"/>
+          <w:kern w:val="0"/>
+          <w:sz w:val="24"/>
+          <w:szCs w:val="24"/>
+          <w:lang w:eastAsia="pt-BR"/>
+          <w14:ligatures w14:val="none"/>
+        </w:rPr>
+        <w:t xml:space="preserve"> </w:t>
+      </w:r>
+      <w:proofErr w:type="spellStart"/>
+      <w:r>
+        <w:rPr>
+          <w:rFonts w:ascii="Times New Roman" w:eastAsia="Times New Roman" w:hAnsi="Times New Roman" w:cs="Times New Roman"/>
+          <w:kern w:val="0"/>
+          <w:sz w:val="24"/>
+          <w:szCs w:val="24"/>
+          <w:lang w:eastAsia="pt-BR"/>
+          <w14:ligatures w14:val="none"/>
+        </w:rPr>
+        <w:t>Annealing</w:t>
+      </w:r>
+      <w:proofErr w:type="spellEnd"/>
+      <w:r>
+        <w:rPr>
+          <w:rFonts w:ascii="Times New Roman" w:eastAsia="Times New Roman" w:hAnsi="Times New Roman" w:cs="Times New Roman"/>
+          <w:kern w:val="0"/>
+          <w:sz w:val="24"/>
+          <w:szCs w:val="24"/>
+          <w:lang w:eastAsia="pt-BR"/>
+          <w14:ligatures w14:val="none"/>
+        </w:rPr>
+        <w:t xml:space="preserve"> (SA) e </w:t>
+      </w:r>
+      <w:proofErr w:type="spellStart"/>
+      <w:r>
+        <w:rPr>
+          <w:rFonts w:ascii="Times New Roman" w:eastAsia="Times New Roman" w:hAnsi="Times New Roman" w:cs="Times New Roman"/>
+          <w:kern w:val="0"/>
+          <w:sz w:val="24"/>
+          <w:szCs w:val="24"/>
+          <w:lang w:eastAsia="pt-BR"/>
+          <w14:ligatures w14:val="none"/>
+        </w:rPr>
+        <w:t>Ant</w:t>
+      </w:r>
+      <w:proofErr w:type="spellEnd"/>
+      <w:r>
+        <w:rPr>
+          <w:rFonts w:ascii="Times New Roman" w:eastAsia="Times New Roman" w:hAnsi="Times New Roman" w:cs="Times New Roman"/>
+          <w:kern w:val="0"/>
+          <w:sz w:val="24"/>
+          <w:szCs w:val="24"/>
+          <w:lang w:eastAsia="pt-BR"/>
+          <w14:ligatures w14:val="none"/>
+        </w:rPr>
+        <w:t xml:space="preserve"> </w:t>
+      </w:r>
+      <w:proofErr w:type="spellStart"/>
+      <w:r>
+        <w:rPr>
+          <w:rFonts w:ascii="Times New Roman" w:eastAsia="Times New Roman" w:hAnsi="Times New Roman" w:cs="Times New Roman"/>
+          <w:kern w:val="0"/>
+          <w:sz w:val="24"/>
+          <w:szCs w:val="24"/>
+          <w:lang w:eastAsia="pt-BR"/>
+          <w14:ligatures w14:val="none"/>
+        </w:rPr>
+        <w:t>Colony</w:t>
+      </w:r>
+      <w:proofErr w:type="spellEnd"/>
+      <w:r>
+        <w:rPr>
+          <w:rFonts w:ascii="Times New Roman" w:eastAsia="Times New Roman" w:hAnsi="Times New Roman" w:cs="Times New Roman"/>
+          <w:kern w:val="0"/>
+          <w:sz w:val="24"/>
+          <w:szCs w:val="24"/>
+          <w:lang w:eastAsia="pt-BR"/>
+          <w14:ligatures w14:val="none"/>
+        </w:rPr>
+        <w:t xml:space="preserve"> </w:t>
+      </w:r>
+      <w:proofErr w:type="spellStart"/>
+      <w:r>
+        <w:rPr>
+          <w:rFonts w:ascii="Times New Roman" w:eastAsia="Times New Roman" w:hAnsi="Times New Roman" w:cs="Times New Roman"/>
+          <w:kern w:val="0"/>
+          <w:sz w:val="24"/>
+          <w:szCs w:val="24"/>
+          <w:lang w:eastAsia="pt-BR"/>
+          <w14:ligatures w14:val="none"/>
+        </w:rPr>
+        <w:t>Optimization</w:t>
+      </w:r>
+      <w:proofErr w:type="spellEnd"/>
+      <w:r>
+        <w:rPr>
+          <w:rFonts w:ascii="Times New Roman" w:eastAsia="Times New Roman" w:hAnsi="Times New Roman" w:cs="Times New Roman"/>
+          <w:kern w:val="0"/>
+          <w:sz w:val="24"/>
+          <w:szCs w:val="24"/>
+          <w:lang w:eastAsia="pt-BR"/>
+          <w14:ligatures w14:val="none"/>
+        </w:rPr>
+        <w:t xml:space="preserve"> (ACO), buscam soluções aproximadas de alta qualidade ao longo do tempo, sendo mais adequadas para instâncias maiores como o att48.tsp.</w:t>
+      </w:r>
+    </w:p>
+    <w:p>
+      <w:pPr>
+        <w:spacing w:before="100" w:beforeAutospacing="1" w:after="100" w:afterAutospacing="1" w:line="240" w:lineRule="auto"/>
+        <w:rPr>
+          <w:rFonts w:ascii="Times New Roman" w:eastAsia="Times New Roman" w:hAnsi="Times New Roman" w:cs="Times New Roman"/>
+          <w:kern w:val="0"/>
+          <w:sz w:val="24"/>
+          <w:szCs w:val="24"/>
+          <w:lang w:eastAsia="pt-BR"/>
+          <w14:ligatures w14:val="none"/>
+        </w:rPr>
+      </w:pPr>
+      <w:r>
+        <w:rPr>
+          <w:rFonts w:ascii="Times New Roman" w:eastAsia="Times New Roman" w:hAnsi="Times New Roman" w:cs="Times New Roman"/>
+          <w:kern w:val="0"/>
+          <w:sz w:val="24"/>
+          <w:szCs w:val="24"/>
+          <w:lang w:eastAsia="pt-BR"/>
+          <w14:ligatures w14:val="none"/>
+        </w:rPr>
+        <w:t>A escolha do Algoritmo Genético (GA) foi motivada por sua capacidade de explorar um grande espaço de soluções, evitando mínimos locais e permitindo ajustes na taxa de crossover e mutação para melhorar a convergência. Comparado a buscas gulosa e exaustiva, o GA oferece um equilíbrio entre qualidade da solução e tempo de processamento, tornando-o uma abordagem eficiente para o problema em questão.</w:t>
+      </w:r>
+    </w:p>
+    <w:p/>
+    <w:p>
+      <w:pPr>
         <w:rPr>
           <w:b/>
           <w:bCs/>
         </w:rPr>
-        <w:t>2. Fundamentação Teórica</w:t>
-      </w:r>
-    </w:p>
-    <w:p>
-      <w:pPr>
+      </w:pPr>
+      <w:r>
         <w:rPr>
           <w:b/>
           <w:bCs/>
         </w:rPr>
-      </w:pPr>
-      <w:r>
+        <w:t>2. Fundamentação Teórica</w:t>
+      </w:r>
+    </w:p>
+    <w:p>
+      <w:pPr>
         <w:rPr>
           <w:b/>
           <w:bCs/>
         </w:rPr>
-        <w:t>2.1 Descrição detalhada da técnica de busca escolhida</w:t>
+      </w:pPr>
+      <w:r>
+        <w:rPr>
+          <w:b/>
+          <w:bCs/>
+        </w:rPr>
+        <w:t xml:space="preserve">2.1 Descrição detalhada </w:t>
+      </w:r>
+      <w:r>
+        <w:rPr>
+          <w:b/>
+          <w:bCs/>
+        </w:rPr>
+        <w:t xml:space="preserve">do </w:t>
+      </w:r>
+      <w:r>
+        <w:rPr>
+          <w:b/>
+          <w:bCs/>
+        </w:rPr>
+        <w:t>algoritmo</w:t>
+      </w:r>
+      <w:r>
+        <w:rPr>
+          <w:b/>
+          <w:bCs/>
+        </w:rPr>
+        <w:t xml:space="preserve"> de</w:t>
+      </w:r>
+      <w:r>
+        <w:rPr>
+          <w:b/>
+          <w:bCs/>
+        </w:rPr>
+        <w:t xml:space="preserve"> meta-heurística</w:t>
       </w:r>
     </w:p>
     <w:p>
@@ -323,6 +780,7 @@
         <w:t>Referências teóricas sobre essa técnica.</w:t>
       </w:r>
     </w:p>
+    <w:p/>
     <w:p>
       <w:pPr>
         <w:rPr>
@@ -3458,6 +3916,17 @@
       <w:spacing w:val="5"/>
     </w:rPr>
   </w:style>
+  <w:style w:type="character" w:styleId="Forte">
+    <w:name w:val="Strong"/>
+    <w:basedOn w:val="Fontepargpadro"/>
+    <w:uiPriority w:val="22"/>
+    <w:qFormat/>
+    <w:rsid w:val="00C9385A"/>
+    <w:rPr>
+      <w:b/>
+      <w:bCs/>
+    </w:rPr>
+  </w:style>
 </w:styles>
 </file>
 

--- a/2. Inteligencia Artificial/Algoritmo Genetico/Trabalho 02 - Meta-Heurísticas (Roberto Junior).docx
+++ b/2. Inteligencia Artificial/Algoritmo Genetico/Trabalho 02 - Meta-Heurísticas (Roberto Junior).docx
@@ -1,6 +1,6 @@
 
 <file path=word/document.xml><?xml version="1.0" encoding="utf-8"?>
-<w:document xmlns:wpc="http://schemas.microsoft.com/office/word/2010/wordprocessingCanvas" xmlns:cx="http://schemas.microsoft.com/office/drawing/2014/chartex" xmlns:cx1="http://schemas.microsoft.com/office/drawing/2015/9/8/chartex" xmlns:cx2="http://schemas.microsoft.com/office/drawing/2015/10/21/chartex" xmlns:cx3="http://schemas.microsoft.com/office/drawing/2016/5/9/chartex" xmlns:cx4="http://schemas.microsoft.com/office/drawing/2016/5/10/chartex" xmlns:cx5="http://schemas.microsoft.com/office/drawing/2016/5/11/chartex" xmlns:cx6="http://schemas.microsoft.com/office/drawing/2016/5/12/chartex" xmlns:cx7="http://schemas.microsoft.com/office/drawing/2016/5/13/chartex" xmlns:cx8="http://schemas.microsoft.com/office/drawing/2016/5/14/chartex" xmlns:mc="http://schemas.openxmlformats.org/markup-compatibility/2006" xmlns:aink="http://schemas.microsoft.com/office/drawing/2016/ink" xmlns:am3d="http://schemas.microsoft.com/office/drawing/2017/model3d" xmlns:o="urn:schemas-microsoft-com:office:office" xmlns:r="http://schemas.openxmlformats.org/officeDocument/2006/relationships" xmlns:m="http://schemas.openxmlformats.org/officeDocument/2006/math" xmlns:v="urn:schemas-microsoft-com:vml" xmlns:wp14="http://schemas.microsoft.com/office/word/2010/wordprocessingDrawing" xmlns:wp="http://schemas.openxmlformats.org/drawingml/2006/wordprocessingDrawing" xmlns:w10="urn:schemas-microsoft-com:office:word" xmlns:w="http://schemas.openxmlformats.org/wordprocessingml/2006/main" xmlns:w14="http://schemas.microsoft.com/office/word/2010/wordml" xmlns:w15="http://schemas.microsoft.com/office/word/2012/wordml" xmlns:w16cex="http://schemas.microsoft.com/office/word/2018/wordml/cex" xmlns:w16cid="http://schemas.microsoft.com/office/word/2016/wordml/cid" xmlns:w16="http://schemas.microsoft.com/office/word/2018/wordml" xmlns:w16sdtdh="http://schemas.microsoft.com/office/word/2020/wordml/sdtdatahash" xmlns:w16se="http://schemas.microsoft.com/office/word/2015/wordml/symex" xmlns:wpg="http://schemas.microsoft.com/office/word/2010/wordprocessingGroup" xmlns:wpi="http://schemas.microsoft.com/office/word/2010/wordprocessingInk" xmlns:wne="http://schemas.microsoft.com/office/word/2006/wordml" xmlns:wps="http://schemas.microsoft.com/office/word/2010/wordprocessingShape" mc:Ignorable="w14 w15 w16se w16cid w16 w16cex w16sdtdh wp14">
+<w:document xmlns:wpc="http://schemas.microsoft.com/office/word/2010/wordprocessingCanvas" xmlns:cx="http://schemas.microsoft.com/office/drawing/2014/chartex" xmlns:cx1="http://schemas.microsoft.com/office/drawing/2015/9/8/chartex" xmlns:cx2="http://schemas.microsoft.com/office/drawing/2015/10/21/chartex" xmlns:cx3="http://schemas.microsoft.com/office/drawing/2016/5/9/chartex" xmlns:cx4="http://schemas.microsoft.com/office/drawing/2016/5/10/chartex" xmlns:cx5="http://schemas.microsoft.com/office/drawing/2016/5/11/chartex" xmlns:cx6="http://schemas.microsoft.com/office/drawing/2016/5/12/chartex" xmlns:cx7="http://schemas.microsoft.com/office/drawing/2016/5/13/chartex" xmlns:cx8="http://schemas.microsoft.com/office/drawing/2016/5/14/chartex" xmlns:mc="http://schemas.openxmlformats.org/markup-compatibility/2006" xmlns:aink="http://schemas.microsoft.com/office/drawing/2016/ink" xmlns:am3d="http://schemas.microsoft.com/office/drawing/2017/model3d" xmlns:o="urn:schemas-microsoft-com:office:office" xmlns:oel="http://schemas.microsoft.com/office/2019/extlst" xmlns:r="http://schemas.openxmlformats.org/officeDocument/2006/relationships" xmlns:m="http://schemas.openxmlformats.org/officeDocument/2006/math" xmlns:v="urn:schemas-microsoft-com:vml" xmlns:wp14="http://schemas.microsoft.com/office/word/2010/wordprocessingDrawing" xmlns:wp="http://schemas.openxmlformats.org/drawingml/2006/wordprocessingDrawing" xmlns:w10="urn:schemas-microsoft-com:office:word" xmlns:w="http://schemas.openxmlformats.org/wordprocessingml/2006/main" xmlns:w14="http://schemas.microsoft.com/office/word/2010/wordml" xmlns:w15="http://schemas.microsoft.com/office/word/2012/wordml" xmlns:w16cex="http://schemas.microsoft.com/office/word/2018/wordml/cex" xmlns:w16cid="http://schemas.microsoft.com/office/word/2016/wordml/cid" xmlns:w16="http://schemas.microsoft.com/office/word/2018/wordml" xmlns:w16du="http://schemas.microsoft.com/office/word/2023/wordml/word16du" xmlns:w16sdtdh="http://schemas.microsoft.com/office/word/2020/wordml/sdtdatahash" xmlns:w16sdtfl="http://schemas.microsoft.com/office/word/2024/wordml/sdtformatlock" xmlns:w16se="http://schemas.microsoft.com/office/word/2015/wordml/symex" xmlns:wpg="http://schemas.microsoft.com/office/word/2010/wordprocessingGroup" xmlns:wpi="http://schemas.microsoft.com/office/word/2010/wordprocessingInk" xmlns:wne="http://schemas.microsoft.com/office/word/2006/wordml" xmlns:wps="http://schemas.microsoft.com/office/word/2010/wordprocessingShape" mc:Ignorable="w14 w15 w16se w16cid w16 w16cex w16sdtdh w16sdtfl w16du wp14">
   <w:body>
     <w:p>
       <w:pPr>
@@ -364,7 +364,7 @@
           <w:lang w:eastAsia="pt-BR"/>
           <w14:ligatures w14:val="none"/>
         </w:rPr>
-        <w:t>Held-Karp</w:t>
+        <w:t>Held</w:t>
       </w:r>
       <w:proofErr w:type="spellEnd"/>
       <w:r>
@@ -376,7 +376,7 @@
           <w:lang w:eastAsia="pt-BR"/>
           <w14:ligatures w14:val="none"/>
         </w:rPr>
-        <w:t xml:space="preserve">) e </w:t>
+        <w:t xml:space="preserve">-Karp) e Branch </w:t>
       </w:r>
       <w:proofErr w:type="spellStart"/>
       <w:r>
@@ -388,7 +388,7 @@
           <w:lang w:eastAsia="pt-BR"/>
           <w14:ligatures w14:val="none"/>
         </w:rPr>
-        <w:t>Branch</w:t>
+        <w:t>and</w:t>
       </w:r>
       <w:proofErr w:type="spellEnd"/>
       <w:r>
@@ -412,7 +412,7 @@
           <w:lang w:eastAsia="pt-BR"/>
           <w14:ligatures w14:val="none"/>
         </w:rPr>
-        <w:t>and</w:t>
+        <w:t>Bound</w:t>
       </w:r>
       <w:proofErr w:type="spellEnd"/>
       <w:r>
@@ -424,10 +424,12 @@
           <w:lang w:eastAsia="pt-BR"/>
           <w14:ligatures w14:val="none"/>
         </w:rPr>
-        <w:t xml:space="preserve"> </w:t>
-      </w:r>
-      <w:proofErr w:type="spellStart"/>
-      <w:r>
+        <w:t>, garantem a solução ótima, mas tornam-se inviáveis para instâncias grandes devido ao alto custo computacional.</w:t>
+      </w:r>
+    </w:p>
+    <w:p>
+      <w:pPr>
+        <w:spacing w:before="100" w:beforeAutospacing="1" w:after="100" w:afterAutospacing="1" w:line="240" w:lineRule="auto"/>
         <w:rPr>
           <w:rFonts w:ascii="Times New Roman" w:eastAsia="Times New Roman" w:hAnsi="Times New Roman" w:cs="Times New Roman"/>
           <w:kern w:val="0"/>
@@ -436,9 +438,7 @@
           <w:lang w:eastAsia="pt-BR"/>
           <w14:ligatures w14:val="none"/>
         </w:rPr>
-        <w:t>Bound</w:t>
-      </w:r>
-      <w:proofErr w:type="spellEnd"/>
+      </w:pPr>
       <w:r>
         <w:rPr>
           <w:rFonts w:ascii="Times New Roman" w:eastAsia="Times New Roman" w:hAnsi="Times New Roman" w:cs="Times New Roman"/>
@@ -448,12 +448,10 @@
           <w:lang w:eastAsia="pt-BR"/>
           <w14:ligatures w14:val="none"/>
         </w:rPr>
-        <w:t>, garantem a solução ótima, mas tornam-se inviáveis para instâncias grandes devido ao alto custo computacional.</w:t>
-      </w:r>
-    </w:p>
-    <w:p>
-      <w:pPr>
-        <w:spacing w:before="100" w:beforeAutospacing="1" w:after="100" w:afterAutospacing="1" w:line="240" w:lineRule="auto"/>
+        <w:t xml:space="preserve">Métodos heurísticos, como </w:t>
+      </w:r>
+      <w:proofErr w:type="spellStart"/>
+      <w:r>
         <w:rPr>
           <w:rFonts w:ascii="Times New Roman" w:eastAsia="Times New Roman" w:hAnsi="Times New Roman" w:cs="Times New Roman"/>
           <w:kern w:val="0"/>
@@ -462,7 +460,9 @@
           <w:lang w:eastAsia="pt-BR"/>
           <w14:ligatures w14:val="none"/>
         </w:rPr>
-      </w:pPr>
+        <w:t>Nearest</w:t>
+      </w:r>
+      <w:proofErr w:type="spellEnd"/>
       <w:r>
         <w:rPr>
           <w:rFonts w:ascii="Times New Roman" w:eastAsia="Times New Roman" w:hAnsi="Times New Roman" w:cs="Times New Roman"/>
@@ -472,7 +472,7 @@
           <w:lang w:eastAsia="pt-BR"/>
           <w14:ligatures w14:val="none"/>
         </w:rPr>
-        <w:t xml:space="preserve">Métodos heurísticos, como </w:t>
+        <w:t xml:space="preserve"> </w:t>
       </w:r>
       <w:proofErr w:type="spellStart"/>
       <w:r>
@@ -484,7 +484,7 @@
           <w:lang w:eastAsia="pt-BR"/>
           <w14:ligatures w14:val="none"/>
         </w:rPr>
-        <w:t>Nearest</w:t>
+        <w:t>Neighbor</w:t>
       </w:r>
       <w:proofErr w:type="spellEnd"/>
       <w:r>
@@ -496,7 +496,7 @@
           <w:lang w:eastAsia="pt-BR"/>
           <w14:ligatures w14:val="none"/>
         </w:rPr>
-        <w:t xml:space="preserve"> </w:t>
+        <w:t xml:space="preserve"> (vizinho mais próximo) e </w:t>
       </w:r>
       <w:proofErr w:type="spellStart"/>
       <w:r>
@@ -508,7 +508,7 @@
           <w:lang w:eastAsia="pt-BR"/>
           <w14:ligatures w14:val="none"/>
         </w:rPr>
-        <w:t>Neighbor</w:t>
+        <w:t>Christofides</w:t>
       </w:r>
       <w:proofErr w:type="spellEnd"/>
       <w:r>
@@ -520,7 +520,7 @@
           <w:lang w:eastAsia="pt-BR"/>
           <w14:ligatures w14:val="none"/>
         </w:rPr>
-        <w:t xml:space="preserve"> (vizinho mais próximo) e </w:t>
+        <w:t xml:space="preserve">, fornecem soluções rápidas, porém nem sempre ideais. Já as meta-heurísticas, como Algoritmos Genéticos (GA), </w:t>
       </w:r>
       <w:proofErr w:type="spellStart"/>
       <w:r>
@@ -532,7 +532,7 @@
           <w:lang w:eastAsia="pt-BR"/>
           <w14:ligatures w14:val="none"/>
         </w:rPr>
-        <w:t>Christofides</w:t>
+        <w:t>Simulated</w:t>
       </w:r>
       <w:proofErr w:type="spellEnd"/>
       <w:r>
@@ -544,7 +544,7 @@
           <w:lang w:eastAsia="pt-BR"/>
           <w14:ligatures w14:val="none"/>
         </w:rPr>
-        <w:t xml:space="preserve">, fornecem soluções rápidas, porém nem sempre ideais. Já as meta-heurísticas, como Algoritmos Genéticos (GA), </w:t>
+        <w:t xml:space="preserve"> </w:t>
       </w:r>
       <w:proofErr w:type="spellStart"/>
       <w:r>
@@ -556,7 +556,7 @@
           <w:lang w:eastAsia="pt-BR"/>
           <w14:ligatures w14:val="none"/>
         </w:rPr>
-        <w:t>Simulated</w:t>
+        <w:t>Annealing</w:t>
       </w:r>
       <w:proofErr w:type="spellEnd"/>
       <w:r>
@@ -568,7 +568,7 @@
           <w:lang w:eastAsia="pt-BR"/>
           <w14:ligatures w14:val="none"/>
         </w:rPr>
-        <w:t xml:space="preserve"> </w:t>
+        <w:t xml:space="preserve"> (SA) e </w:t>
       </w:r>
       <w:proofErr w:type="spellStart"/>
       <w:r>
@@ -580,7 +580,7 @@
           <w:lang w:eastAsia="pt-BR"/>
           <w14:ligatures w14:val="none"/>
         </w:rPr>
-        <w:t>Annealing</w:t>
+        <w:t>Ant</w:t>
       </w:r>
       <w:proofErr w:type="spellEnd"/>
       <w:r>
@@ -592,7 +592,7 @@
           <w:lang w:eastAsia="pt-BR"/>
           <w14:ligatures w14:val="none"/>
         </w:rPr>
-        <w:t xml:space="preserve"> (SA) e </w:t>
+        <w:t xml:space="preserve"> Colony </w:t>
       </w:r>
       <w:proofErr w:type="spellStart"/>
       <w:r>
@@ -604,7 +604,7 @@
           <w:lang w:eastAsia="pt-BR"/>
           <w14:ligatures w14:val="none"/>
         </w:rPr>
-        <w:t>Ant</w:t>
+        <w:t>Optimization</w:t>
       </w:r>
       <w:proofErr w:type="spellEnd"/>
       <w:r>
@@ -616,10 +616,12 @@
           <w:lang w:eastAsia="pt-BR"/>
           <w14:ligatures w14:val="none"/>
         </w:rPr>
-        <w:t xml:space="preserve"> </w:t>
-      </w:r>
-      <w:proofErr w:type="spellStart"/>
-      <w:r>
+        <w:t xml:space="preserve"> (ACO), buscam soluções aproximadas de alta qualidade ao longo do tempo, sendo mais adequadas para instâncias maiores como o att48.tsp.</w:t>
+      </w:r>
+    </w:p>
+    <w:p>
+      <w:pPr>
+        <w:spacing w:before="100" w:beforeAutospacing="1" w:after="100" w:afterAutospacing="1" w:line="240" w:lineRule="auto"/>
         <w:rPr>
           <w:rFonts w:ascii="Times New Roman" w:eastAsia="Times New Roman" w:hAnsi="Times New Roman" w:cs="Times New Roman"/>
           <w:kern w:val="0"/>
@@ -628,9 +630,7 @@
           <w:lang w:eastAsia="pt-BR"/>
           <w14:ligatures w14:val="none"/>
         </w:rPr>
-        <w:t>Colony</w:t>
-      </w:r>
-      <w:proofErr w:type="spellEnd"/>
+      </w:pPr>
       <w:r>
         <w:rPr>
           <w:rFonts w:ascii="Times New Roman" w:eastAsia="Times New Roman" w:hAnsi="Times New Roman" w:cs="Times New Roman"/>
@@ -640,144 +640,485 @@
           <w:lang w:eastAsia="pt-BR"/>
           <w14:ligatures w14:val="none"/>
         </w:rPr>
+        <w:t>A escolha do Algoritmo Genético (GA) foi motivada por sua capacidade de explorar um grande espaço de soluções, evitando mínimos locais e permitindo ajustes na taxa de crossover e mutação para melhorar a convergência. Comparado a buscas gulosa e exaustiva, o GA oferece um equilíbrio entre qualidade da solução e tempo de processamento, tornando-o uma abordagem eficiente para o problema em questão.</w:t>
+      </w:r>
+    </w:p>
+    <w:p/>
+    <w:p>
+      <w:pPr>
+        <w:rPr>
+          <w:b/>
+          <w:bCs/>
+        </w:rPr>
+      </w:pPr>
+      <w:r>
+        <w:rPr>
+          <w:b/>
+          <w:bCs/>
+        </w:rPr>
+        <w:t>2. Fundamentação Teórica</w:t>
+      </w:r>
+    </w:p>
+    <w:p>
+      <w:pPr>
+        <w:rPr>
+          <w:b/>
+          <w:bCs/>
+        </w:rPr>
+      </w:pPr>
+      <w:r>
+        <w:rPr>
+          <w:b/>
+          <w:bCs/>
+        </w:rPr>
+        <w:t xml:space="preserve">2.1 Descrição detalhada </w:t>
+      </w:r>
+      <w:r>
+        <w:rPr>
+          <w:b/>
+          <w:bCs/>
+        </w:rPr>
+        <w:t>do algoritmo de meta-heurística</w:t>
+      </w:r>
+    </w:p>
+    <w:p>
+      <w:r>
+        <w:t>O Algoritmo Genético (GA) é uma meta-heurística inspirada no processo de evolução natural, baseado nos princípios de seleção natural, reprodução e mutação. Ele busca encontrar soluções aproximadas para problemas complexos explorando um grande espaço de soluções. O GA trabalha com uma população de soluções, onde cada indivíduo representa uma possível solução para o problema.</w:t>
+      </w:r>
+    </w:p>
+    <w:p/>
+    <w:p>
+      <w:pPr>
+        <w:rPr>
+          <w:b/>
+          <w:bCs/>
+        </w:rPr>
+      </w:pPr>
+      <w:r>
+        <w:rPr>
+          <w:b/>
+          <w:bCs/>
+        </w:rPr>
+        <w:lastRenderedPageBreak/>
+        <w:t>2.2 Explicação do funcionamento do algoritmo aplicado</w:t>
+      </w:r>
+    </w:p>
+    <w:p>
+      <w:r>
+        <w:t>O processo evolutivo do Algoritmo Genético começa com a geração aleatória de uma população inicial de soluções. Em seguida, cada indivíduo é avaliado por meio de uma função de aptidão (fitness), que determina a qualidade da solução com base no critério estabelecido. Indivíduos com melhor desempenho têm maior probabilidade de serem selecionados para a reprodução, garantindo que características vantajosas sejam transmitidas para as próximas gerações. Durante o crossover, duas soluções selecionadas geram novas soluções (filhos) ao combinar partes de suas características.</w:t>
+      </w:r>
+    </w:p>
+    <w:p>
+      <w:r>
+        <w:t>Além disso, a mutação introduz pequenas alterações aleatórias para manter a diversidade da população e evitar que o algoritmo fique preso em mínimos locais. Após essas operações, a nova geração substitui a anterior, e o processo se repete até atingir um critério de parada, como um número máximo de iterações ou a estabilização da solução. No contexto do Problema do Caixeiro Viajante (TSP), cada indivíduo representa um percurso válido pelas cidades, e a função de fitness é baseada no comprimento total do percurso, sendo que soluções com distâncias menores são consideradas melhores.</w:t>
+      </w:r>
+    </w:p>
+    <w:p/>
+    <w:p>
+      <w:pPr>
+        <w:rPr>
+          <w:b/>
+          <w:bCs/>
+        </w:rPr>
+      </w:pPr>
+      <w:r>
+        <w:rPr>
+          <w:b/>
+          <w:bCs/>
+        </w:rPr>
+        <w:t>2.3 Justificativa da escolha da técnica para resolver o problema</w:t>
+      </w:r>
+    </w:p>
+    <w:p>
+      <w:r>
+        <w:t xml:space="preserve">A escolha do </w:t>
+      </w:r>
+      <w:r>
+        <w:rPr>
+          <w:b/>
+          <w:bCs/>
+        </w:rPr>
+        <w:t>Algoritmo Genético (GA)</w:t>
+      </w:r>
+      <w:r>
+        <w:t xml:space="preserve"> para resolver o Problema do Caixeiro Viajante (TSP) foi motivada pela sua capacidade de explorar eficientemente um grande espaço de soluções sem a necessidade de examinar todas as possibilidades. Diferente de abordagens exatas, como </w:t>
+      </w:r>
+      <w:r>
+        <w:rPr>
+          <w:b/>
+          <w:bCs/>
+        </w:rPr>
+        <w:t>Programação Dinâmica</w:t>
+      </w:r>
+      <w:r>
+        <w:t xml:space="preserve"> e </w:t>
+      </w:r>
+      <w:r>
+        <w:rPr>
+          <w:b/>
+          <w:bCs/>
+        </w:rPr>
+        <w:t xml:space="preserve">Branch </w:t>
+      </w:r>
+      <w:proofErr w:type="spellStart"/>
+      <w:r>
+        <w:rPr>
+          <w:b/>
+          <w:bCs/>
+        </w:rPr>
+        <w:t>and</w:t>
+      </w:r>
+      <w:proofErr w:type="spellEnd"/>
+      <w:r>
+        <w:rPr>
+          <w:b/>
+          <w:bCs/>
+        </w:rPr>
         <w:t xml:space="preserve"> </w:t>
       </w:r>
       <w:proofErr w:type="spellStart"/>
       <w:r>
         <w:rPr>
-          <w:rFonts w:ascii="Times New Roman" w:eastAsia="Times New Roman" w:hAnsi="Times New Roman" w:cs="Times New Roman"/>
-          <w:kern w:val="0"/>
-          <w:sz w:val="24"/>
-          <w:szCs w:val="24"/>
-          <w:lang w:eastAsia="pt-BR"/>
-          <w14:ligatures w14:val="none"/>
+          <w:b/>
+          <w:bCs/>
+        </w:rPr>
+        <w:t>Bound</w:t>
+      </w:r>
+      <w:proofErr w:type="spellEnd"/>
+      <w:r>
+        <w:t>, que garantem a solução ótima, mas se tornam inviáveis para instâncias grandes devido ao alto custo computacional, o GA oferece uma solução aproximada de alta qualidade em um tempo aceitável.</w:t>
+      </w:r>
+    </w:p>
+    <w:p>
+      <w:r>
+        <w:t xml:space="preserve">Entre as heurísticas e meta-heurísticas disponíveis, métodos como </w:t>
+      </w:r>
+      <w:proofErr w:type="spellStart"/>
+      <w:r>
+        <w:rPr>
+          <w:b/>
+          <w:bCs/>
+        </w:rPr>
+        <w:t>Simulated</w:t>
+      </w:r>
+      <w:proofErr w:type="spellEnd"/>
+      <w:r>
+        <w:rPr>
+          <w:b/>
+          <w:bCs/>
+        </w:rPr>
+        <w:t xml:space="preserve"> </w:t>
+      </w:r>
+      <w:proofErr w:type="spellStart"/>
+      <w:r>
+        <w:rPr>
+          <w:b/>
+          <w:bCs/>
+        </w:rPr>
+        <w:t>Annealing</w:t>
+      </w:r>
+      <w:proofErr w:type="spellEnd"/>
+      <w:r>
+        <w:rPr>
+          <w:b/>
+          <w:bCs/>
+        </w:rPr>
+        <w:t xml:space="preserve"> (SA)</w:t>
+      </w:r>
+      <w:r>
+        <w:t xml:space="preserve"> e </w:t>
+      </w:r>
+      <w:proofErr w:type="spellStart"/>
+      <w:r>
+        <w:rPr>
+          <w:b/>
+          <w:bCs/>
+        </w:rPr>
+        <w:t>Ant</w:t>
+      </w:r>
+      <w:proofErr w:type="spellEnd"/>
+      <w:r>
+        <w:rPr>
+          <w:b/>
+          <w:bCs/>
+        </w:rPr>
+        <w:t xml:space="preserve"> Colony </w:t>
+      </w:r>
+      <w:proofErr w:type="spellStart"/>
+      <w:r>
+        <w:rPr>
+          <w:b/>
+          <w:bCs/>
         </w:rPr>
         <w:t>Optimization</w:t>
       </w:r>
       <w:proofErr w:type="spellEnd"/>
       <w:r>
         <w:rPr>
-          <w:rFonts w:ascii="Times New Roman" w:eastAsia="Times New Roman" w:hAnsi="Times New Roman" w:cs="Times New Roman"/>
-          <w:kern w:val="0"/>
-          <w:sz w:val="24"/>
-          <w:szCs w:val="24"/>
-          <w:lang w:eastAsia="pt-BR"/>
-          <w14:ligatures w14:val="none"/>
-        </w:rPr>
-        <w:t xml:space="preserve"> (ACO), buscam soluções aproximadas de alta qualidade ao longo do tempo, sendo mais adequadas para instâncias maiores como o att48.tsp.</w:t>
-      </w:r>
-    </w:p>
-    <w:p>
-      <w:pPr>
-        <w:spacing w:before="100" w:beforeAutospacing="1" w:after="100" w:afterAutospacing="1" w:line="240" w:lineRule="auto"/>
-        <w:rPr>
-          <w:rFonts w:ascii="Times New Roman" w:eastAsia="Times New Roman" w:hAnsi="Times New Roman" w:cs="Times New Roman"/>
-          <w:kern w:val="0"/>
-          <w:sz w:val="24"/>
-          <w:szCs w:val="24"/>
-          <w:lang w:eastAsia="pt-BR"/>
-          <w14:ligatures w14:val="none"/>
-        </w:rPr>
-      </w:pPr>
-      <w:r>
-        <w:rPr>
-          <w:rFonts w:ascii="Times New Roman" w:eastAsia="Times New Roman" w:hAnsi="Times New Roman" w:cs="Times New Roman"/>
-          <w:kern w:val="0"/>
-          <w:sz w:val="24"/>
-          <w:szCs w:val="24"/>
-          <w:lang w:eastAsia="pt-BR"/>
-          <w14:ligatures w14:val="none"/>
-        </w:rPr>
-        <w:t>A escolha do Algoritmo Genético (GA) foi motivada por sua capacidade de explorar um grande espaço de soluções, evitando mínimos locais e permitindo ajustes na taxa de crossover e mutação para melhorar a convergência. Comparado a buscas gulosa e exaustiva, o GA oferece um equilíbrio entre qualidade da solução e tempo de processamento, tornando-o uma abordagem eficiente para o problema em questão.</w:t>
+          <w:b/>
+          <w:bCs/>
+        </w:rPr>
+        <w:t xml:space="preserve"> (ACO)</w:t>
+      </w:r>
+      <w:r>
+        <w:t xml:space="preserve"> também são utilizados para o TSP, mas o GA se destaca pela flexibilidade em combinar soluções parciais promissoras por meio do </w:t>
+      </w:r>
+      <w:r>
+        <w:rPr>
+          <w:b/>
+          <w:bCs/>
+        </w:rPr>
+        <w:t>crossover</w:t>
+      </w:r>
+      <w:r>
+        <w:t xml:space="preserve">, além de manter a diversidade da população com a </w:t>
+      </w:r>
+      <w:r>
+        <w:rPr>
+          <w:b/>
+          <w:bCs/>
+        </w:rPr>
+        <w:t>mutação</w:t>
+      </w:r>
+      <w:r>
+        <w:t>, evitando mínimos locais e garantindo uma busca mais ampla.</w:t>
+      </w:r>
+    </w:p>
+    <w:p>
+      <w:r>
+        <w:t xml:space="preserve">Entretanto, essa abordagem também apresenta desafios. Um dos principais benefícios do GA é sua </w:t>
+      </w:r>
+      <w:r>
+        <w:rPr>
+          <w:b/>
+          <w:bCs/>
+        </w:rPr>
+        <w:t>adaptabilidade</w:t>
+      </w:r>
+      <w:r>
+        <w:t xml:space="preserve">, permitindo ajustes nos parâmetros para equilibrar </w:t>
+      </w:r>
+      <w:r>
+        <w:rPr>
+          <w:b/>
+          <w:bCs/>
+        </w:rPr>
+        <w:t>exploração</w:t>
+      </w:r>
+      <w:r>
+        <w:t xml:space="preserve"> (buscar novas soluções) e </w:t>
+      </w:r>
+      <w:r>
+        <w:rPr>
+          <w:b/>
+          <w:bCs/>
+        </w:rPr>
+        <w:t>exploração</w:t>
+      </w:r>
+      <w:r>
+        <w:t xml:space="preserve"> (aprimorar boas soluções já encontradas). Além disso, sua natureza </w:t>
+      </w:r>
+      <w:r>
+        <w:rPr>
+          <w:b/>
+          <w:bCs/>
+        </w:rPr>
+        <w:t>paralela</w:t>
+      </w:r>
+      <w:r>
+        <w:t xml:space="preserve"> facilita implementações eficientes em hardware moderno. Por outro lado, algumas desvantagens incluem a </w:t>
+      </w:r>
+      <w:r>
+        <w:rPr>
+          <w:b/>
+          <w:bCs/>
+        </w:rPr>
+        <w:t>dependência da calibração de parâmetros</w:t>
+      </w:r>
+      <w:r>
+        <w:t xml:space="preserve">, como taxa de mutação e tamanho da população, além do fato de que </w:t>
+      </w:r>
+      <w:r>
+        <w:rPr>
+          <w:b/>
+          <w:bCs/>
+        </w:rPr>
+        <w:t>não há garantia de encontrar a solução ótima</w:t>
+      </w:r>
+      <w:r>
+        <w:t xml:space="preserve">, apenas boas aproximações. Ainda assim, considerando o tamanho do problema </w:t>
+      </w:r>
+      <w:r>
+        <w:rPr>
+          <w:b/>
+          <w:bCs/>
+        </w:rPr>
+        <w:t>att48.tsp</w:t>
+      </w:r>
+      <w:r>
+        <w:t>, a escolha do GA se justifica pela sua eficiência e capacidade de encontrar soluções próximas do ótimo em um tempo viável.</w:t>
       </w:r>
     </w:p>
     <w:p/>
-    <w:p>
-      <w:pPr>
-        <w:rPr>
-          <w:b/>
-          <w:bCs/>
-        </w:rPr>
-      </w:pPr>
-      <w:r>
-        <w:rPr>
-          <w:b/>
-          <w:bCs/>
-        </w:rPr>
-        <w:t>2. Fundamentação Teórica</w:t>
-      </w:r>
-    </w:p>
-    <w:p>
-      <w:pPr>
-        <w:rPr>
-          <w:b/>
-          <w:bCs/>
-        </w:rPr>
-      </w:pPr>
-      <w:r>
-        <w:rPr>
-          <w:b/>
-          <w:bCs/>
-        </w:rPr>
-        <w:t xml:space="preserve">2.1 Descrição detalhada </w:t>
-      </w:r>
-      <w:r>
-        <w:rPr>
-          <w:b/>
-          <w:bCs/>
-        </w:rPr>
-        <w:t xml:space="preserve">do </w:t>
-      </w:r>
-      <w:r>
-        <w:rPr>
-          <w:b/>
-          <w:bCs/>
-        </w:rPr>
-        <w:t>algoritmo</w:t>
-      </w:r>
-      <w:r>
-        <w:rPr>
-          <w:b/>
-          <w:bCs/>
-        </w:rPr>
-        <w:t xml:space="preserve"> de</w:t>
-      </w:r>
-      <w:r>
-        <w:rPr>
-          <w:b/>
-          <w:bCs/>
-        </w:rPr>
-        <w:t xml:space="preserve"> meta-heurística</w:t>
-      </w:r>
-    </w:p>
-    <w:p>
-      <w:pPr>
-        <w:numPr>
-          <w:ilvl w:val="0"/>
-          <w:numId w:val="4"/>
-        </w:numPr>
-      </w:pPr>
-      <w:r>
-        <w:t>Explicação teórica sobre a técnica usada (</w:t>
+    <w:p/>
+    <w:p/>
+    <w:p>
+      <w:pPr>
+        <w:rPr>
+          <w:b/>
+          <w:bCs/>
+        </w:rPr>
+      </w:pPr>
+      <w:r>
+        <w:rPr>
+          <w:b/>
+          <w:bCs/>
+        </w:rPr>
+        <w:lastRenderedPageBreak/>
+        <w:t>3. Desenvolvimento e Experimentação</w:t>
+      </w:r>
+    </w:p>
+    <w:p>
+      <w:pPr>
+        <w:rPr>
+          <w:b/>
+          <w:bCs/>
+        </w:rPr>
+      </w:pPr>
+      <w:r>
+        <w:rPr>
+          <w:b/>
+          <w:bCs/>
+        </w:rPr>
+        <w:t>3.1 Detalhamento da implementação</w:t>
+      </w:r>
+    </w:p>
+    <w:p>
+      <w:r>
+        <w:t xml:space="preserve">A linguagem de programação utilizada foi </w:t>
+      </w:r>
+      <w:r>
+        <w:rPr>
+          <w:b/>
+          <w:bCs/>
+        </w:rPr>
+        <w:t>Python</w:t>
+      </w:r>
+      <w:r>
+        <w:t xml:space="preserve">, devido à sua versatilidade e facilidade na implementação de algoritmos de otimização. Foram aplicadas bibliotecas como </w:t>
+      </w:r>
+      <w:r>
+        <w:rPr>
+          <w:b/>
+          <w:bCs/>
+        </w:rPr>
+        <w:t>pandas</w:t>
+      </w:r>
+      <w:r>
+        <w:t xml:space="preserve">, para manipulação e leitura de </w:t>
+      </w:r>
+      <w:proofErr w:type="gramStart"/>
+      <w:r>
+        <w:t>arquivos .</w:t>
       </w:r>
       <w:proofErr w:type="spellStart"/>
       <w:r>
-        <w:t>ex</w:t>
+        <w:t>tsp</w:t>
       </w:r>
       <w:proofErr w:type="spellEnd"/>
-      <w:r>
-        <w:t>: busca em largura, busca A*, busca gulosa).</w:t>
-      </w:r>
-    </w:p>
-    <w:p>
-      <w:pPr>
-        <w:numPr>
-          <w:ilvl w:val="0"/>
-          <w:numId w:val="4"/>
-        </w:numPr>
-      </w:pPr>
-      <w:r>
-        <w:t>Referências teóricas sobre essa técnica.</w:t>
+      <w:proofErr w:type="gramEnd"/>
+      <w:r>
+        <w:t xml:space="preserve">, e </w:t>
+      </w:r>
+      <w:proofErr w:type="spellStart"/>
+      <w:r>
+        <w:rPr>
+          <w:b/>
+          <w:bCs/>
+        </w:rPr>
+        <w:t>math</w:t>
+      </w:r>
+      <w:proofErr w:type="spellEnd"/>
+      <w:r>
+        <w:t xml:space="preserve">, para o cálculo das distâncias entre as cidades. Além disso, a biblioteca </w:t>
+      </w:r>
+      <w:proofErr w:type="spellStart"/>
+      <w:r>
+        <w:rPr>
+          <w:b/>
+          <w:bCs/>
+        </w:rPr>
+        <w:t>random</w:t>
+      </w:r>
+      <w:proofErr w:type="spellEnd"/>
+      <w:r>
+        <w:t xml:space="preserve"> foi utilizada para gerar populações iniciais aleatórias e realizar mutações nos indivíduos.</w:t>
+      </w:r>
+    </w:p>
+    <w:p>
+      <w:r>
+        <w:t xml:space="preserve">A estrutura do código segue uma abordagem modular, onde cada função executa uma parte específica do algoritmo genético. O código inicia com a </w:t>
+      </w:r>
+      <w:r>
+        <w:rPr>
+          <w:b/>
+          <w:bCs/>
+        </w:rPr>
+        <w:t>importação e tratamento dos dados do arquivo TSP</w:t>
+      </w:r>
+      <w:r>
+        <w:t xml:space="preserve">, seguido pela </w:t>
+      </w:r>
+      <w:r>
+        <w:rPr>
+          <w:b/>
+          <w:bCs/>
+        </w:rPr>
+        <w:t>geração da população inicial</w:t>
+      </w:r>
+      <w:r>
+        <w:t xml:space="preserve">. Em seguida, o algoritmo realiza a </w:t>
+      </w:r>
+      <w:r>
+        <w:rPr>
+          <w:b/>
+          <w:bCs/>
+        </w:rPr>
+        <w:t>avaliação de fitness</w:t>
+      </w:r>
+      <w:r>
+        <w:t xml:space="preserve">, selecionando os melhores indivíduos. A reprodução ocorre por meio do </w:t>
+      </w:r>
+      <w:r>
+        <w:rPr>
+          <w:b/>
+          <w:bCs/>
+        </w:rPr>
+        <w:t>crossover</w:t>
+      </w:r>
+      <w:r>
+        <w:t xml:space="preserve">, </w:t>
+      </w:r>
+      <w:proofErr w:type="gramStart"/>
+      <w:r>
+        <w:t>criando novas</w:t>
+      </w:r>
+      <w:proofErr w:type="gramEnd"/>
+      <w:r>
+        <w:t xml:space="preserve"> soluções a partir dos pais selecionados, e pela </w:t>
+      </w:r>
+      <w:r>
+        <w:rPr>
+          <w:b/>
+          <w:bCs/>
+        </w:rPr>
+        <w:t>mutação</w:t>
+      </w:r>
+      <w:r>
+        <w:t>, que introduz pequenas variações para evitar a estagnaçã</w:t>
+      </w:r>
+      <w:r>
+        <w:t>o.</w:t>
       </w:r>
     </w:p>
     <w:p/>
@@ -793,176 +1134,38 @@
           <w:b/>
           <w:bCs/>
         </w:rPr>
-        <w:t>2.2 Explicação do funcionamento do algoritmo aplicado</w:t>
-      </w:r>
-    </w:p>
-    <w:p>
-      <w:pPr>
-        <w:numPr>
-          <w:ilvl w:val="0"/>
-          <w:numId w:val="5"/>
-        </w:numPr>
-      </w:pPr>
-      <w:r>
-        <w:lastRenderedPageBreak/>
-        <w:t>Passo a passo do funcionamento do algoritmo.</w:t>
-      </w:r>
-    </w:p>
-    <w:p>
-      <w:pPr>
-        <w:numPr>
-          <w:ilvl w:val="0"/>
-          <w:numId w:val="5"/>
-        </w:numPr>
-      </w:pPr>
-      <w:r>
-        <w:t>Ilustração (se necessário) com fluxogramas ou pseudocódigo.</w:t>
-      </w:r>
-    </w:p>
-    <w:p>
-      <w:pPr>
-        <w:rPr>
-          <w:b/>
-          <w:bCs/>
-        </w:rPr>
-      </w:pPr>
-      <w:r>
-        <w:rPr>
-          <w:b/>
-          <w:bCs/>
-        </w:rPr>
-        <w:t>2.3 Justificativa da escolha da técnica para resolver o problema</w:t>
-      </w:r>
-    </w:p>
-    <w:p>
-      <w:pPr>
-        <w:numPr>
-          <w:ilvl w:val="0"/>
-          <w:numId w:val="6"/>
-        </w:numPr>
-      </w:pPr>
-      <w:r>
-        <w:t>Por que essa técnica é mais adequada que outras?</w:t>
-      </w:r>
-    </w:p>
-    <w:p>
-      <w:pPr>
-        <w:numPr>
-          <w:ilvl w:val="0"/>
-          <w:numId w:val="6"/>
-        </w:numPr>
-      </w:pPr>
-      <w:r>
-        <w:t>Benefícios e desvantagens dessa escolha.</w:t>
-      </w:r>
-    </w:p>
-    <w:p>
-      <w:r>
-        <w:pict w14:anchorId="2B458B3A">
-          <v:rect id="_x0000_i1026" style="width:0;height:1.5pt" o:hralign="center" o:hrstd="t" o:hr="t" fillcolor="#a0a0a0" stroked="f"/>
-        </w:pict>
-      </w:r>
-    </w:p>
-    <w:p>
-      <w:pPr>
-        <w:rPr>
-          <w:b/>
-          <w:bCs/>
-        </w:rPr>
-      </w:pPr>
-      <w:r>
-        <w:rPr>
-          <w:b/>
-          <w:bCs/>
-        </w:rPr>
-        <w:t>3. Desenvolvimento e Experimentação</w:t>
-      </w:r>
-    </w:p>
-    <w:p>
-      <w:pPr>
-        <w:rPr>
-          <w:b/>
-          <w:bCs/>
-        </w:rPr>
-      </w:pPr>
-      <w:r>
-        <w:rPr>
-          <w:b/>
-          <w:bCs/>
-        </w:rPr>
-        <w:t>3.1 Detalhamento da implementação</w:t>
-      </w:r>
-    </w:p>
-    <w:p>
-      <w:pPr>
-        <w:numPr>
-          <w:ilvl w:val="0"/>
-          <w:numId w:val="7"/>
-        </w:numPr>
-      </w:pPr>
-      <w:r>
-        <w:t>Linguagem de programação utilizada.</w:t>
-      </w:r>
-    </w:p>
-    <w:p>
-      <w:pPr>
-        <w:numPr>
-          <w:ilvl w:val="0"/>
-          <w:numId w:val="7"/>
-        </w:numPr>
-      </w:pPr>
-      <w:r>
-        <w:t>Bibliotecas e ferramentas aplicadas.</w:t>
-      </w:r>
-    </w:p>
-    <w:p>
-      <w:pPr>
-        <w:numPr>
-          <w:ilvl w:val="0"/>
-          <w:numId w:val="7"/>
-        </w:numPr>
-      </w:pPr>
-      <w:r>
-        <w:t>Estrutura do código e principais funções.</w:t>
-      </w:r>
-    </w:p>
-    <w:p>
-      <w:pPr>
-        <w:rPr>
-          <w:b/>
-          <w:bCs/>
-        </w:rPr>
-      </w:pPr>
-      <w:r>
-        <w:rPr>
-          <w:b/>
-          <w:bCs/>
-        </w:rPr>
         <w:t>3.2 Etapas da construção da solução</w:t>
       </w:r>
     </w:p>
     <w:p>
-      <w:pPr>
-        <w:numPr>
-          <w:ilvl w:val="0"/>
-          <w:numId w:val="8"/>
-        </w:numPr>
-      </w:pPr>
-      <w:r>
-        <w:t>Como o código foi sendo desenvolvido.</w:t>
-      </w:r>
-    </w:p>
-    <w:p>
-      <w:pPr>
-        <w:numPr>
-          <w:ilvl w:val="0"/>
-          <w:numId w:val="8"/>
-        </w:numPr>
-      </w:pPr>
-      <w:r>
-        <w:t>Evolução da implementação e ajustes feitos ao longo do processo.</w:t>
-      </w:r>
-    </w:p>
+      <w:r>
+        <w:t xml:space="preserve">O desenvolvimento do código seguiu uma abordagem passo a passo. Primeiro, foi implementada a função para carregar os dados do </w:t>
+      </w:r>
+      <w:proofErr w:type="gramStart"/>
+      <w:r>
+        <w:t>arquivo .</w:t>
+      </w:r>
+      <w:proofErr w:type="spellStart"/>
+      <w:r>
+        <w:t>tsp</w:t>
+      </w:r>
+      <w:proofErr w:type="spellEnd"/>
+      <w:proofErr w:type="gramEnd"/>
+      <w:r>
+        <w:t>, garantindo que as informações fossem processadas corretamente. A seguir, a função de geração da população inicial foi criada, com soluções aleatórias válidas. A função de cálculo de fitness foi então adicionada, avaliando as rotas com base na distância entre as cidades, e ajustada para selecionar as melhores soluções.</w:t>
+      </w:r>
+    </w:p>
+    <w:p>
+      <w:r>
+        <w:t>A implementação do crossover foi um dos maiores desafios. Inicialmente, a troca entre os pais gerava soluções inválidas, mas o código foi ajustado para garantir que os filhos fossem válidos. A mutação ainda precisa ser completamente implementada, mas a ideia é realizar trocas aleatórias nas rotas para evitar soluções locais.</w:t>
+      </w:r>
+    </w:p>
+    <w:p>
+      <w:r>
+        <w:t>Faltam ajustes no critério de parada, mas o algoritmo já está gerando soluções razoáveis para o TSP. O código foi evoluindo com melhorias na seleção, crossover e mutação, e ainda há espaço para otimizar o processo, especialmente no controle da diversidade da população e no tempo de execução.</w:t>
+      </w:r>
+    </w:p>
+    <w:p/>
     <w:p>
       <w:pPr>
         <w:rPr>
@@ -1019,13 +1222,8 @@
         <w:t>Comparação de resultados com outras abordagens (se possível).</w:t>
       </w:r>
     </w:p>
-    <w:p>
-      <w:r>
-        <w:pict w14:anchorId="25FAFD2C">
-          <v:rect id="_x0000_i1027" style="width:0;height:1.5pt" o:hralign="center" o:hrstd="t" o:hr="t" fillcolor="#a0a0a0" stroked="f"/>
-        </w:pict>
-      </w:r>
-    </w:p>
+    <w:p/>
+    <w:p/>
     <w:p>
       <w:pPr>
         <w:rPr>
@@ -1064,6 +1262,7 @@
         </w:numPr>
       </w:pPr>
       <w:r>
+        <w:lastRenderedPageBreak/>
         <w:t>O algoritmo resolveu o problema de maneira eficiente?</w:t>
       </w:r>
     </w:p>
@@ -1094,45 +1293,21 @@
       </w:r>
     </w:p>
     <w:p>
-      <w:pPr>
-        <w:numPr>
-          <w:ilvl w:val="0"/>
-          <w:numId w:val="11"/>
-        </w:numPr>
-      </w:pPr>
-      <w:r>
-        <w:t>Como o algoritmo pode ser aprimorado?</w:t>
-      </w:r>
-    </w:p>
-    <w:p>
-      <w:pPr>
-        <w:numPr>
-          <w:ilvl w:val="0"/>
-          <w:numId w:val="11"/>
-        </w:numPr>
-      </w:pPr>
-      <w:r>
-        <w:t>Ajustes que poderiam aumentar eficiência ou precisão.</w:t>
-      </w:r>
-    </w:p>
-    <w:p>
-      <w:pPr>
-        <w:numPr>
-          <w:ilvl w:val="0"/>
-          <w:numId w:val="11"/>
-        </w:numPr>
-      </w:pPr>
-      <w:r>
-        <w:t>Possibilidades de aplicação em outros contextos.</w:t>
-      </w:r>
-    </w:p>
-    <w:p>
-      <w:r>
-        <w:pict w14:anchorId="28CF574E">
-          <v:rect id="_x0000_i1028" style="width:0;height:1.5pt" o:hralign="center" o:hrstd="t" o:hr="t" fillcolor="#a0a0a0" stroked="f"/>
-        </w:pict>
-      </w:r>
-    </w:p>
+      <w:r>
+        <w:t>O algoritmo pode ser aprimorado de várias maneiras. A precisão poderia ser aumentada com a implementação de uma mutação mais eficiente, além de ajustar melhor o critério de parada para evitar execuções desnecessárias. Melhorias na seleção, como o uso de torneio ou roleta, também podem ajudar a equilibrar a diversidade da população.</w:t>
+      </w:r>
+    </w:p>
+    <w:p>
+      <w:r>
+        <w:t>Em termos de eficiência, uma das melhorias seria otimizar o cálculo de fitness, talvez utilizando técnicas como memorização ou redução da complexidade computacional. Além disso, explorar diferentes operadores de crossover e mutação pode acelerar a convergência do algoritmo.</w:t>
+      </w:r>
+    </w:p>
+    <w:p>
+      <w:r>
+        <w:t>Esse tipo de abordagem pode ser aplicado em outros problemas de otimização, como roteamento de veículos, planejamento de produção e até mesmo no design de circuitos eletrônicos, sempre que se tratar de problemas de busca por soluções ótimas ou aproximadas em grandes espaços de soluções.</w:t>
+      </w:r>
+    </w:p>
+    <w:p/>
     <w:p>
       <w:pPr>
         <w:rPr>
@@ -1171,7 +1346,7 @@
 </file>
 
 <file path=word/numbering.xml><?xml version="1.0" encoding="utf-8"?>
-<w:numbering xmlns:wpc="http://schemas.microsoft.com/office/word/2010/wordprocessingCanvas" xmlns:cx="http://schemas.microsoft.com/office/drawing/2014/chartex" xmlns:cx1="http://schemas.microsoft.com/office/drawing/2015/9/8/chartex" xmlns:cx2="http://schemas.microsoft.com/office/drawing/2015/10/21/chartex" xmlns:cx3="http://schemas.microsoft.com/office/drawing/2016/5/9/chartex" xmlns:cx4="http://schemas.microsoft.com/office/drawing/2016/5/10/chartex" xmlns:cx5="http://schemas.microsoft.com/office/drawing/2016/5/11/chartex" xmlns:cx6="http://schemas.microsoft.com/office/drawing/2016/5/12/chartex" xmlns:cx7="http://schemas.microsoft.com/office/drawing/2016/5/13/chartex" xmlns:cx8="http://schemas.microsoft.com/office/drawing/2016/5/14/chartex" xmlns:mc="http://schemas.openxmlformats.org/markup-compatibility/2006" xmlns:aink="http://schemas.microsoft.com/office/drawing/2016/ink" xmlns:am3d="http://schemas.microsoft.com/office/drawing/2017/model3d" xmlns:o="urn:schemas-microsoft-com:office:office" xmlns:r="http://schemas.openxmlformats.org/officeDocument/2006/relationships" xmlns:m="http://schemas.openxmlformats.org/officeDocument/2006/math" xmlns:v="urn:schemas-microsoft-com:vml" xmlns:wp14="http://schemas.microsoft.com/office/word/2010/wordprocessingDrawing" xmlns:wp="http://schemas.openxmlformats.org/drawingml/2006/wordprocessingDrawing" xmlns:w10="urn:schemas-microsoft-com:office:word" xmlns:w="http://schemas.openxmlformats.org/wordprocessingml/2006/main" xmlns:w14="http://schemas.microsoft.com/office/word/2010/wordml" xmlns:w15="http://schemas.microsoft.com/office/word/2012/wordml" xmlns:w16cex="http://schemas.microsoft.com/office/word/2018/wordml/cex" xmlns:w16cid="http://schemas.microsoft.com/office/word/2016/wordml/cid" xmlns:w16="http://schemas.microsoft.com/office/word/2018/wordml" xmlns:w16sdtdh="http://schemas.microsoft.com/office/word/2020/wordml/sdtdatahash" xmlns:w16se="http://schemas.microsoft.com/office/word/2015/wordml/symex" xmlns:wpg="http://schemas.microsoft.com/office/word/2010/wordprocessingGroup" xmlns:wpi="http://schemas.microsoft.com/office/word/2010/wordprocessingInk" xmlns:wne="http://schemas.microsoft.com/office/word/2006/wordml" xmlns:wps="http://schemas.microsoft.com/office/word/2010/wordprocessingShape" mc:Ignorable="w14 w15 w16se w16cid w16 w16cex w16sdtdh wp14">
+<w:numbering xmlns:wpc="http://schemas.microsoft.com/office/word/2010/wordprocessingCanvas" xmlns:cx="http://schemas.microsoft.com/office/drawing/2014/chartex" xmlns:cx1="http://schemas.microsoft.com/office/drawing/2015/9/8/chartex" xmlns:cx2="http://schemas.microsoft.com/office/drawing/2015/10/21/chartex" xmlns:cx3="http://schemas.microsoft.com/office/drawing/2016/5/9/chartex" xmlns:cx4="http://schemas.microsoft.com/office/drawing/2016/5/10/chartex" xmlns:cx5="http://schemas.microsoft.com/office/drawing/2016/5/11/chartex" xmlns:cx6="http://schemas.microsoft.com/office/drawing/2016/5/12/chartex" xmlns:cx7="http://schemas.microsoft.com/office/drawing/2016/5/13/chartex" xmlns:cx8="http://schemas.microsoft.com/office/drawing/2016/5/14/chartex" xmlns:mc="http://schemas.openxmlformats.org/markup-compatibility/2006" xmlns:aink="http://schemas.microsoft.com/office/drawing/2016/ink" xmlns:am3d="http://schemas.microsoft.com/office/drawing/2017/model3d" xmlns:o="urn:schemas-microsoft-com:office:office" xmlns:oel="http://schemas.microsoft.com/office/2019/extlst" xmlns:r="http://schemas.openxmlformats.org/officeDocument/2006/relationships" xmlns:m="http://schemas.openxmlformats.org/officeDocument/2006/math" xmlns:v="urn:schemas-microsoft-com:vml" xmlns:wp14="http://schemas.microsoft.com/office/word/2010/wordprocessingDrawing" xmlns:wp="http://schemas.openxmlformats.org/drawingml/2006/wordprocessingDrawing" xmlns:w10="urn:schemas-microsoft-com:office:word" xmlns:w="http://schemas.openxmlformats.org/wordprocessingml/2006/main" xmlns:w14="http://schemas.microsoft.com/office/word/2010/wordml" xmlns:w15="http://schemas.microsoft.com/office/word/2012/wordml" xmlns:w16cex="http://schemas.microsoft.com/office/word/2018/wordml/cex" xmlns:w16cid="http://schemas.microsoft.com/office/word/2016/wordml/cid" xmlns:w16="http://schemas.microsoft.com/office/word/2018/wordml" xmlns:w16du="http://schemas.microsoft.com/office/word/2023/wordml/word16du" xmlns:w16sdtdh="http://schemas.microsoft.com/office/word/2020/wordml/sdtdatahash" xmlns:w16sdtfl="http://schemas.microsoft.com/office/word/2024/wordml/sdtformatlock" xmlns:w16se="http://schemas.microsoft.com/office/word/2015/wordml/symex" xmlns:wpg="http://schemas.microsoft.com/office/word/2010/wordprocessingGroup" xmlns:wpi="http://schemas.microsoft.com/office/word/2010/wordprocessingInk" xmlns:wne="http://schemas.microsoft.com/office/word/2006/wordml" xmlns:wps="http://schemas.microsoft.com/office/word/2010/wordprocessingShape" mc:Ignorable="w14 w15 w16se w16cid w16 w16cex w16sdtdh w16sdtfl w16du wp14">
   <w:abstractNum w:abstractNumId="0" w15:restartNumberingAfterBreak="0">
     <w:nsid w:val="0BFD15D9"/>
     <w:multiLevelType w:val="multilevel"/>
@@ -2960,47 +3135,47 @@
       </w:rPr>
     </w:lvl>
   </w:abstractNum>
-  <w:num w:numId="1">
+  <w:num w:numId="1" w16cid:durableId="1010065542">
     <w:abstractNumId w:val="4"/>
   </w:num>
-  <w:num w:numId="2">
+  <w:num w:numId="2" w16cid:durableId="284849961">
     <w:abstractNumId w:val="10"/>
   </w:num>
-  <w:num w:numId="3">
+  <w:num w:numId="3" w16cid:durableId="1682777078">
     <w:abstractNumId w:val="8"/>
   </w:num>
-  <w:num w:numId="4">
+  <w:num w:numId="4" w16cid:durableId="97065080">
     <w:abstractNumId w:val="6"/>
   </w:num>
-  <w:num w:numId="5">
+  <w:num w:numId="5" w16cid:durableId="1678732549">
     <w:abstractNumId w:val="11"/>
   </w:num>
-  <w:num w:numId="6">
+  <w:num w:numId="6" w16cid:durableId="1359307117">
     <w:abstractNumId w:val="2"/>
   </w:num>
-  <w:num w:numId="7">
+  <w:num w:numId="7" w16cid:durableId="182086762">
     <w:abstractNumId w:val="3"/>
   </w:num>
-  <w:num w:numId="8">
+  <w:num w:numId="8" w16cid:durableId="1910378894">
     <w:abstractNumId w:val="5"/>
   </w:num>
-  <w:num w:numId="9">
+  <w:num w:numId="9" w16cid:durableId="637564276">
     <w:abstractNumId w:val="0"/>
   </w:num>
-  <w:num w:numId="10">
+  <w:num w:numId="10" w16cid:durableId="242642298">
     <w:abstractNumId w:val="7"/>
   </w:num>
-  <w:num w:numId="11">
+  <w:num w:numId="11" w16cid:durableId="1044671756">
     <w:abstractNumId w:val="9"/>
   </w:num>
-  <w:num w:numId="12">
+  <w:num w:numId="12" w16cid:durableId="949359389">
     <w:abstractNumId w:val="1"/>
   </w:num>
 </w:numbering>
 </file>
 
 <file path=word/styles.xml><?xml version="1.0" encoding="utf-8"?>
-<w:styles xmlns:mc="http://schemas.openxmlformats.org/markup-compatibility/2006" xmlns:r="http://schemas.openxmlformats.org/officeDocument/2006/relationships" xmlns:w="http://schemas.openxmlformats.org/wordprocessingml/2006/main" xmlns:w14="http://schemas.microsoft.com/office/word/2010/wordml" xmlns:w15="http://schemas.microsoft.com/office/word/2012/wordml" xmlns:w16cex="http://schemas.microsoft.com/office/word/2018/wordml/cex" xmlns:w16cid="http://schemas.microsoft.com/office/word/2016/wordml/cid" xmlns:w16="http://schemas.microsoft.com/office/word/2018/wordml" xmlns:w16sdtdh="http://schemas.microsoft.com/office/word/2020/wordml/sdtdatahash" xmlns:w16se="http://schemas.microsoft.com/office/word/2015/wordml/symex" mc:Ignorable="w14 w15 w16se w16cid w16 w16cex w16sdtdh">
+<w:styles xmlns:mc="http://schemas.openxmlformats.org/markup-compatibility/2006" xmlns:r="http://schemas.openxmlformats.org/officeDocument/2006/relationships" xmlns:w="http://schemas.openxmlformats.org/wordprocessingml/2006/main" xmlns:w14="http://schemas.microsoft.com/office/word/2010/wordml" xmlns:w15="http://schemas.microsoft.com/office/word/2012/wordml" xmlns:w16cex="http://schemas.microsoft.com/office/word/2018/wordml/cex" xmlns:w16cid="http://schemas.microsoft.com/office/word/2016/wordml/cid" xmlns:w16="http://schemas.microsoft.com/office/word/2018/wordml" xmlns:w16du="http://schemas.microsoft.com/office/word/2023/wordml/word16du" xmlns:w16sdtdh="http://schemas.microsoft.com/office/word/2020/wordml/sdtdatahash" xmlns:w16sdtfl="http://schemas.microsoft.com/office/word/2024/wordml/sdtformatlock" xmlns:w16se="http://schemas.microsoft.com/office/word/2015/wordml/symex" mc:Ignorable="w14 w15 w16se w16cid w16 w16cex w16sdtdh w16sdtfl w16du">
   <w:docDefaults>
     <w:rPrDefault>
       <w:rPr>
@@ -3602,7 +3777,6 @@
   <w:style w:type="character" w:default="1" w:styleId="Fontepargpadro">
     <w:name w:val="Default Paragraph Font"/>
     <w:uiPriority w:val="1"/>
-    <w:semiHidden/>
     <w:unhideWhenUsed/>
   </w:style>
   <w:style w:type="table" w:default="1" w:styleId="Tabelanormal">

--- a/2. Inteligencia Artificial/Algoritmo Genetico/Trabalho 02 - Meta-Heurísticas (Roberto Junior).docx
+++ b/2. Inteligencia Artificial/Algoritmo Genetico/Trabalho 02 - Meta-Heurísticas (Roberto Junior).docx
@@ -59,6 +59,7 @@
     <w:p>
       <w:pPr>
         <w:spacing w:before="100" w:beforeAutospacing="1" w:after="100" w:afterAutospacing="1" w:line="240" w:lineRule="auto"/>
+        <w:jc w:val="both"/>
         <w:rPr>
           <w:rFonts w:ascii="Times New Roman" w:eastAsia="Times New Roman" w:hAnsi="Times New Roman" w:cs="Times New Roman"/>
           <w:kern w:val="0"/>
@@ -83,25 +84,26 @@
     <w:p>
       <w:pPr>
         <w:spacing w:before="100" w:beforeAutospacing="1" w:after="100" w:afterAutospacing="1" w:line="240" w:lineRule="auto"/>
-        <w:rPr>
-          <w:rFonts w:ascii="Times New Roman" w:eastAsia="Times New Roman" w:hAnsi="Times New Roman" w:cs="Times New Roman"/>
-          <w:kern w:val="0"/>
-          <w:sz w:val="24"/>
-          <w:szCs w:val="24"/>
-          <w:lang w:eastAsia="pt-BR"/>
-          <w14:ligatures w14:val="none"/>
-        </w:rPr>
-      </w:pPr>
-      <w:r>
-        <w:rPr>
-          <w:rFonts w:ascii="Times New Roman" w:eastAsia="Times New Roman" w:hAnsi="Times New Roman" w:cs="Times New Roman"/>
-          <w:kern w:val="0"/>
-          <w:sz w:val="24"/>
-          <w:szCs w:val="24"/>
-          <w:lang w:eastAsia="pt-BR"/>
-          <w14:ligatures w14:val="none"/>
-        </w:rPr>
-        <w:t>O Algoritmo Genético é uma técnica inspirada na evolução natural, utilizando operadores como seleção, cruzamento e mutação para explorar o espaço de soluções e convergir para respostas de qualidade. No contexto do TSP, ele permite encontrar boas soluções aproximadas mesmo quando a abordagem exata é inviável devido à complexidade computacional exponencial. Além disso, estratégias como elitismo e ajustes na taxa de mutação podem melhorar a convergência e evitar mínimos locais.</w:t>
+        <w:jc w:val="both"/>
+        <w:rPr>
+          <w:rFonts w:ascii="Times New Roman" w:eastAsia="Times New Roman" w:hAnsi="Times New Roman" w:cs="Times New Roman"/>
+          <w:kern w:val="0"/>
+          <w:sz w:val="24"/>
+          <w:szCs w:val="24"/>
+          <w:lang w:eastAsia="pt-BR"/>
+          <w14:ligatures w14:val="none"/>
+        </w:rPr>
+      </w:pPr>
+      <w:r>
+        <w:rPr>
+          <w:rFonts w:ascii="Times New Roman" w:eastAsia="Times New Roman" w:hAnsi="Times New Roman" w:cs="Times New Roman"/>
+          <w:kern w:val="0"/>
+          <w:sz w:val="24"/>
+          <w:szCs w:val="24"/>
+          <w:lang w:eastAsia="pt-BR"/>
+          <w14:ligatures w14:val="none"/>
+        </w:rPr>
+        <w:t>O Algoritmo Genético é uma técnica inspirada na evolução natural, utilizando operadores como seleção, cruzamento e mutação para explorar o espaço de soluções e convergir para respostas de qualidade. No contexto do TSP, ele permite encontrar boas soluções aproximadas mesmo quando a abordagem exata é inviável devido à complexidade computacional exponencial. Além disso, estratégias como ajustes na taxa de mutação podem melhorar a convergência e evitar mínimos locais.</w:t>
       </w:r>
     </w:p>
     <w:p>
@@ -111,9 +113,116 @@
           <w:bCs/>
         </w:rPr>
       </w:pPr>
+      <w:r>
+        <w:rPr>
+          <w:b/>
+          <w:bCs/>
+        </w:rPr>
+        <w:t>1.1 Explicação do problema escolhido</w:t>
+      </w:r>
     </w:p>
     <w:p>
       <w:pPr>
+        <w:spacing w:before="100" w:beforeAutospacing="1" w:after="100" w:afterAutospacing="1" w:line="240" w:lineRule="auto"/>
+        <w:jc w:val="both"/>
+        <w:rPr>
+          <w:rFonts w:ascii="Times New Roman" w:eastAsia="Times New Roman" w:hAnsi="Times New Roman" w:cs="Times New Roman"/>
+          <w:kern w:val="0"/>
+          <w:sz w:val="24"/>
+          <w:szCs w:val="24"/>
+          <w:lang w:eastAsia="pt-BR"/>
+          <w14:ligatures w14:val="none"/>
+        </w:rPr>
+      </w:pPr>
+      <w:r>
+        <w:rPr>
+          <w:rFonts w:ascii="Times New Roman" w:eastAsia="Times New Roman" w:hAnsi="Times New Roman" w:cs="Times New Roman"/>
+          <w:kern w:val="0"/>
+          <w:sz w:val="24"/>
+          <w:szCs w:val="24"/>
+          <w:lang w:eastAsia="pt-BR"/>
+          <w14:ligatures w14:val="none"/>
+        </w:rPr>
+        <w:t>O algoritmo desenvolvido busca resolver o Problema do Caixeiro Viajante (TSP) utilizando os dados do arquivo att48.tsp, que contém 48 cidades. O objetivo é encontrar o menor percurso que visite todas as cidades exatamente uma vez e retorne ao ponto de partida, minimizando a distância total percorrida. Sendo um dos desafios mais estudados na otimização combinatória, o TSP representa um problema computacional significativo, especialmente à medida que o número de cidades aumenta.</w:t>
+      </w:r>
+    </w:p>
+    <w:p>
+      <w:pPr>
+        <w:spacing w:before="100" w:beforeAutospacing="1" w:after="100" w:afterAutospacing="1" w:line="240" w:lineRule="auto"/>
+        <w:jc w:val="both"/>
+        <w:rPr>
+          <w:rFonts w:ascii="Times New Roman" w:eastAsia="Times New Roman" w:hAnsi="Times New Roman" w:cs="Times New Roman"/>
+          <w:kern w:val="0"/>
+          <w:sz w:val="24"/>
+          <w:szCs w:val="24"/>
+          <w:lang w:eastAsia="pt-BR"/>
+          <w14:ligatures w14:val="none"/>
+        </w:rPr>
+      </w:pPr>
+      <w:r>
+        <w:rPr>
+          <w:rFonts w:ascii="Times New Roman" w:eastAsia="Times New Roman" w:hAnsi="Times New Roman" w:cs="Times New Roman"/>
+          <w:kern w:val="0"/>
+          <w:sz w:val="24"/>
+          <w:szCs w:val="24"/>
+          <w:lang w:eastAsia="pt-BR"/>
+          <w14:ligatures w14:val="none"/>
+        </w:rPr>
+        <w:t>Esse problema é classificado como NP-difícil, ou seja, não existe um algoritmo eficiente conhecido que o resolva exatamente em tempo polinomial. Isso torna essencial o uso de heurísticas e meta-heurísticas, como o Algoritmo Genético, que busca aproximar a melhor solução dentro de um tempo viável.</w:t>
+      </w:r>
+    </w:p>
+    <w:p>
+      <w:pPr>
+        <w:spacing w:before="100" w:beforeAutospacing="1" w:after="100" w:afterAutospacing="1" w:line="240" w:lineRule="auto"/>
+        <w:jc w:val="both"/>
+        <w:rPr>
+          <w:rFonts w:ascii="Times New Roman" w:eastAsia="Times New Roman" w:hAnsi="Times New Roman" w:cs="Times New Roman"/>
+          <w:kern w:val="0"/>
+          <w:sz w:val="24"/>
+          <w:szCs w:val="24"/>
+          <w:lang w:eastAsia="pt-BR"/>
+          <w14:ligatures w14:val="none"/>
+        </w:rPr>
+      </w:pPr>
+      <w:r>
+        <w:rPr>
+          <w:rFonts w:ascii="Times New Roman" w:eastAsia="Times New Roman" w:hAnsi="Times New Roman" w:cs="Times New Roman"/>
+          <w:kern w:val="0"/>
+          <w:sz w:val="24"/>
+          <w:szCs w:val="24"/>
+          <w:lang w:eastAsia="pt-BR"/>
+          <w14:ligatures w14:val="none"/>
+        </w:rPr>
+        <w:t>A importância do TSP se estende por diversas áreas do conhecimento. Na logística e transporte, ele é utilizado para otimizar rotas de entrega, reduzindo custos operacionais e tempo de deslocamento. Na indústria eletrônica, auxilia na ordem de perfuração e soldagem em circuitos impressos. Em robótica e manufatura, ajuda a definir trajetórias mais eficientes para máquinas automatizadas. Além disso, encontra aplicações em astronomia e satélites, otimizando sequências de observação para maximizar a captação de dados.</w:t>
+      </w:r>
+    </w:p>
+    <w:p>
+      <w:pPr>
+        <w:spacing w:before="100" w:beforeAutospacing="1" w:after="100" w:afterAutospacing="1" w:line="240" w:lineRule="auto"/>
+        <w:jc w:val="both"/>
+        <w:rPr>
+          <w:rFonts w:ascii="Times New Roman" w:eastAsia="Times New Roman" w:hAnsi="Times New Roman" w:cs="Times New Roman"/>
+          <w:kern w:val="0"/>
+          <w:sz w:val="24"/>
+          <w:szCs w:val="24"/>
+          <w:lang w:eastAsia="pt-BR"/>
+          <w14:ligatures w14:val="none"/>
+        </w:rPr>
+      </w:pPr>
+      <w:r>
+        <w:rPr>
+          <w:rFonts w:ascii="Times New Roman" w:eastAsia="Times New Roman" w:hAnsi="Times New Roman" w:cs="Times New Roman"/>
+          <w:kern w:val="0"/>
+          <w:sz w:val="24"/>
+          <w:szCs w:val="24"/>
+          <w:lang w:eastAsia="pt-BR"/>
+          <w14:ligatures w14:val="none"/>
+        </w:rPr>
+        <w:t>O algoritmo implementado busca resolver o TSP para o conjunto de cidades do att48.tsp, empregando técnicas avançadas para encontrar um caminho próximo ao ótimo. Dessa forma, demonstra-se a aplicabilidade prática dessas abordagens na resolução de problemas complexos do mundo real.</w:t>
+      </w:r>
+    </w:p>
+    <w:p>
+      <w:pPr>
         <w:rPr>
           <w:b/>
           <w:bCs/>
@@ -124,135 +233,1374 @@
           <w:b/>
           <w:bCs/>
         </w:rPr>
-        <w:t>1.1 Explicação do problema escolhido</w:t>
+        <w:t>1.2 Principais desafios e dificuldades da solução</w:t>
       </w:r>
     </w:p>
     <w:p>
-      <w:r>
-        <w:t xml:space="preserve">O algoritmo desenvolvido resolve o Problema do Caixeiro Viajante (TSP) utilizando os dados do arquivo </w:t>
-      </w:r>
-      <w:r>
-        <w:rPr>
-          <w:rStyle w:val="Forte"/>
-        </w:rPr>
-        <w:t>att48.tsp</w:t>
-      </w:r>
-      <w:r>
-        <w:t xml:space="preserve">, que contém um conjunto de </w:t>
-      </w:r>
-      <w:r>
-        <w:rPr>
-          <w:rStyle w:val="Forte"/>
-        </w:rPr>
-        <w:t>48 cidades</w:t>
-      </w:r>
-      <w:r>
-        <w:t xml:space="preserve"> a serem percorridas. O objetivo é encontrar o menor caminho que passe por todas as cidades exatamente </w:t>
-      </w:r>
-      <w:r>
-        <w:rPr>
-          <w:rStyle w:val="Forte"/>
-        </w:rPr>
-        <w:t>uma vez</w:t>
-      </w:r>
-      <w:r>
-        <w:t xml:space="preserve"> e retorne ao ponto de partida, minimizando a distância total percorrida.</w:t>
+      <w:pPr>
+        <w:spacing w:before="100" w:beforeAutospacing="1" w:after="100" w:afterAutospacing="1" w:line="240" w:lineRule="auto"/>
+        <w:jc w:val="both"/>
+        <w:rPr>
+          <w:rFonts w:ascii="Times New Roman" w:eastAsia="Times New Roman" w:hAnsi="Times New Roman" w:cs="Times New Roman"/>
+          <w:kern w:val="0"/>
+          <w:sz w:val="24"/>
+          <w:szCs w:val="24"/>
+          <w:lang w:eastAsia="pt-BR"/>
+          <w14:ligatures w14:val="none"/>
+        </w:rPr>
+      </w:pPr>
+      <w:r>
+        <w:rPr>
+          <w:rFonts w:ascii="Times New Roman" w:eastAsia="Times New Roman" w:hAnsi="Times New Roman" w:cs="Times New Roman"/>
+          <w:kern w:val="0"/>
+          <w:sz w:val="24"/>
+          <w:szCs w:val="24"/>
+          <w:lang w:eastAsia="pt-BR"/>
+          <w14:ligatures w14:val="none"/>
+        </w:rPr>
+        <w:t xml:space="preserve">Durante o desenvolvimento do algoritmo para resolver o Problema do Caixeiro Viajante (TSP) no conjunto de cidades do att48.tsp, </w:t>
+      </w:r>
+      <w:r>
+        <w:rPr>
+          <w:rFonts w:ascii="Times New Roman" w:eastAsia="Times New Roman" w:hAnsi="Times New Roman" w:cs="Times New Roman"/>
+          <w:kern w:val="0"/>
+          <w:sz w:val="24"/>
+          <w:szCs w:val="24"/>
+          <w:lang w:eastAsia="pt-BR"/>
+          <w14:ligatures w14:val="none"/>
+        </w:rPr>
+        <w:t>foi enfrentado</w:t>
+      </w:r>
+      <w:r>
+        <w:rPr>
+          <w:rFonts w:ascii="Times New Roman" w:eastAsia="Times New Roman" w:hAnsi="Times New Roman" w:cs="Times New Roman"/>
+          <w:kern w:val="0"/>
+          <w:sz w:val="24"/>
+          <w:szCs w:val="24"/>
+          <w:lang w:eastAsia="pt-BR"/>
+          <w14:ligatures w14:val="none"/>
+        </w:rPr>
+        <w:t xml:space="preserve"> desafios tanto técnicos quanto conceituais. Um dos principais obstáculos foi a implementação dos operadores de </w:t>
+      </w:r>
+      <w:r>
+        <w:rPr>
+          <w:rFonts w:ascii="Times New Roman" w:eastAsia="Times New Roman" w:hAnsi="Times New Roman" w:cs="Times New Roman"/>
+          <w:kern w:val="0"/>
+          <w:sz w:val="24"/>
+          <w:szCs w:val="24"/>
+          <w:lang w:eastAsia="pt-BR"/>
+          <w14:ligatures w14:val="none"/>
+        </w:rPr>
+        <w:lastRenderedPageBreak/>
+        <w:t>crossover e mutação no Algoritmo Genético. Essas operações são fundamentais para a diversidade da população e a busca por soluções melhores, mas exigem um cuidado especial para garantir que os filhos gerados permaneçam viáveis, isto é, respeitem a restrição de visitar cada cidade exatamente uma vez.</w:t>
       </w:r>
     </w:p>
     <w:p>
       <w:pPr>
         <w:spacing w:before="100" w:beforeAutospacing="1" w:after="100" w:afterAutospacing="1" w:line="240" w:lineRule="auto"/>
-        <w:rPr>
-          <w:rFonts w:ascii="Times New Roman" w:eastAsia="Times New Roman" w:hAnsi="Times New Roman" w:cs="Times New Roman"/>
-          <w:kern w:val="0"/>
-          <w:sz w:val="24"/>
-          <w:szCs w:val="24"/>
-          <w:lang w:eastAsia="pt-BR"/>
-          <w14:ligatures w14:val="none"/>
-        </w:rPr>
-      </w:pPr>
-      <w:r>
-        <w:rPr>
-          <w:rFonts w:ascii="Times New Roman" w:eastAsia="Times New Roman" w:hAnsi="Times New Roman" w:cs="Times New Roman"/>
-          <w:kern w:val="0"/>
-          <w:sz w:val="24"/>
-          <w:szCs w:val="24"/>
-          <w:lang w:eastAsia="pt-BR"/>
-          <w14:ligatures w14:val="none"/>
-        </w:rPr>
-        <w:t>O Problema do Caixeiro Viajante (TSP) é um dos desafios mais estudados na otimização combinatória. Ele consiste em determinar o menor percurso possível para visitar um conjunto de cidades exatamente uma vez, retornando ao ponto de partida. No caso do arquivo att48.tsp, o problema envolve 48 cidades, tornando a busca por uma solução ótima um desafio computacional significativo.</w:t>
+        <w:jc w:val="both"/>
+        <w:rPr>
+          <w:rFonts w:ascii="Times New Roman" w:eastAsia="Times New Roman" w:hAnsi="Times New Roman" w:cs="Times New Roman"/>
+          <w:kern w:val="0"/>
+          <w:sz w:val="24"/>
+          <w:szCs w:val="24"/>
+          <w:lang w:eastAsia="pt-BR"/>
+          <w14:ligatures w14:val="none"/>
+        </w:rPr>
+      </w:pPr>
+      <w:r>
+        <w:rPr>
+          <w:rFonts w:ascii="Times New Roman" w:eastAsia="Times New Roman" w:hAnsi="Times New Roman" w:cs="Times New Roman"/>
+          <w:kern w:val="0"/>
+          <w:sz w:val="24"/>
+          <w:szCs w:val="24"/>
+          <w:lang w:eastAsia="pt-BR"/>
+          <w14:ligatures w14:val="none"/>
+        </w:rPr>
+        <w:t>Além disso, dificuldades surgiram na eficiência computacional, já que a avaliação de cada indivíduo exige o cálculo do percurso total percorrido. A manipulação das estruturas de dados para representar soluções, garantir que as operações genéticas não gerassem indivíduos inválidos e evitar convergência prematura também exigiu ajustes contínuos no código e nos parâmetros do algoritmo.</w:t>
       </w:r>
     </w:p>
     <w:p>
       <w:pPr>
-        <w:spacing w:before="100" w:beforeAutospacing="1" w:after="100" w:afterAutospacing="1" w:line="240" w:lineRule="auto"/>
-        <w:rPr>
-          <w:rFonts w:ascii="Times New Roman" w:eastAsia="Times New Roman" w:hAnsi="Times New Roman" w:cs="Times New Roman"/>
-          <w:kern w:val="0"/>
-          <w:sz w:val="24"/>
-          <w:szCs w:val="24"/>
-          <w:lang w:eastAsia="pt-BR"/>
-          <w14:ligatures w14:val="none"/>
-        </w:rPr>
-      </w:pPr>
-      <w:r>
-        <w:rPr>
-          <w:rFonts w:ascii="Times New Roman" w:eastAsia="Times New Roman" w:hAnsi="Times New Roman" w:cs="Times New Roman"/>
-          <w:kern w:val="0"/>
-          <w:sz w:val="24"/>
-          <w:szCs w:val="24"/>
-          <w:lang w:eastAsia="pt-BR"/>
-          <w14:ligatures w14:val="none"/>
-        </w:rPr>
-        <w:t>Esse problema é classificado como NP-difícil, ou seja, não existe um algoritmo eficiente conhecido que o resolva exatamente em tempo polinomial. Isso torna essencial o uso de heurísticas e meta-heurísticas, como o Algoritmo Genético, que busca aproximar a melhor solução dentro de um tempo viável.</w:t>
+        <w:rPr>
+          <w:b/>
+          <w:bCs/>
+        </w:rPr>
+      </w:pPr>
+      <w:r>
+        <w:rPr>
+          <w:b/>
+          <w:bCs/>
+        </w:rPr>
+        <w:t xml:space="preserve">1.3 Possibilidades de abordagem utilizando </w:t>
+      </w:r>
+      <w:r>
+        <w:rPr>
+          <w:b/>
+          <w:bCs/>
+        </w:rPr>
+        <w:t>algoritmos meta-heurística</w:t>
       </w:r>
     </w:p>
     <w:p>
       <w:pPr>
         <w:spacing w:before="100" w:beforeAutospacing="1" w:after="100" w:afterAutospacing="1" w:line="240" w:lineRule="auto"/>
-        <w:rPr>
-          <w:rFonts w:ascii="Times New Roman" w:eastAsia="Times New Roman" w:hAnsi="Times New Roman" w:cs="Times New Roman"/>
-          <w:kern w:val="0"/>
-          <w:sz w:val="24"/>
-          <w:szCs w:val="24"/>
-          <w:lang w:eastAsia="pt-BR"/>
-          <w14:ligatures w14:val="none"/>
-        </w:rPr>
-      </w:pPr>
-      <w:r>
-        <w:rPr>
-          <w:rFonts w:ascii="Times New Roman" w:eastAsia="Times New Roman" w:hAnsi="Times New Roman" w:cs="Times New Roman"/>
-          <w:kern w:val="0"/>
-          <w:sz w:val="24"/>
-          <w:szCs w:val="24"/>
-          <w:lang w:eastAsia="pt-BR"/>
-          <w14:ligatures w14:val="none"/>
-        </w:rPr>
-        <w:t>A importância do TSP se estende por diversas áreas do conhecimento. Na logística e transporte, ele é utilizado para otimizar rotas de entrega, reduzindo custos operacionais e tempo de deslocamento. Na indústria eletrônica, auxilia na ordem de perfuração e soldagem em circuitos impressos. Em robótica e manufatura, ajuda a definir trajetórias mais eficientes para máquinas automatizadas. Além disso, encontra aplicações em astronomia e satélites, otimizando sequências de observação para maximizar a captação de dados.</w:t>
+        <w:jc w:val="both"/>
+        <w:rPr>
+          <w:rFonts w:ascii="Times New Roman" w:eastAsia="Times New Roman" w:hAnsi="Times New Roman" w:cs="Times New Roman"/>
+          <w:kern w:val="0"/>
+          <w:sz w:val="24"/>
+          <w:szCs w:val="24"/>
+          <w:lang w:eastAsia="pt-BR"/>
+          <w14:ligatures w14:val="none"/>
+        </w:rPr>
+      </w:pPr>
+      <w:r>
+        <w:rPr>
+          <w:rFonts w:ascii="Times New Roman" w:eastAsia="Times New Roman" w:hAnsi="Times New Roman" w:cs="Times New Roman"/>
+          <w:kern w:val="0"/>
+          <w:sz w:val="24"/>
+          <w:szCs w:val="24"/>
+          <w:lang w:eastAsia="pt-BR"/>
+          <w14:ligatures w14:val="none"/>
+        </w:rPr>
+        <w:t xml:space="preserve">O Problema do Caixeiro Viajante (TSP) pode ser resolvido por diversos métodos, cada um com suas vantagens e limitações. Métodos exatos, como Programação Dinâmica (algoritmo de </w:t>
+      </w:r>
+      <w:proofErr w:type="spellStart"/>
+      <w:r>
+        <w:rPr>
+          <w:rFonts w:ascii="Times New Roman" w:eastAsia="Times New Roman" w:hAnsi="Times New Roman" w:cs="Times New Roman"/>
+          <w:kern w:val="0"/>
+          <w:sz w:val="24"/>
+          <w:szCs w:val="24"/>
+          <w:lang w:eastAsia="pt-BR"/>
+          <w14:ligatures w14:val="none"/>
+        </w:rPr>
+        <w:t>Held</w:t>
+      </w:r>
+      <w:proofErr w:type="spellEnd"/>
+      <w:r>
+        <w:rPr>
+          <w:rFonts w:ascii="Times New Roman" w:eastAsia="Times New Roman" w:hAnsi="Times New Roman" w:cs="Times New Roman"/>
+          <w:kern w:val="0"/>
+          <w:sz w:val="24"/>
+          <w:szCs w:val="24"/>
+          <w:lang w:eastAsia="pt-BR"/>
+          <w14:ligatures w14:val="none"/>
+        </w:rPr>
+        <w:t xml:space="preserve">-Karp) e Branch </w:t>
+      </w:r>
+      <w:proofErr w:type="spellStart"/>
+      <w:r>
+        <w:rPr>
+          <w:rFonts w:ascii="Times New Roman" w:eastAsia="Times New Roman" w:hAnsi="Times New Roman" w:cs="Times New Roman"/>
+          <w:kern w:val="0"/>
+          <w:sz w:val="24"/>
+          <w:szCs w:val="24"/>
+          <w:lang w:eastAsia="pt-BR"/>
+          <w14:ligatures w14:val="none"/>
+        </w:rPr>
+        <w:t>and</w:t>
+      </w:r>
+      <w:proofErr w:type="spellEnd"/>
+      <w:r>
+        <w:rPr>
+          <w:rFonts w:ascii="Times New Roman" w:eastAsia="Times New Roman" w:hAnsi="Times New Roman" w:cs="Times New Roman"/>
+          <w:kern w:val="0"/>
+          <w:sz w:val="24"/>
+          <w:szCs w:val="24"/>
+          <w:lang w:eastAsia="pt-BR"/>
+          <w14:ligatures w14:val="none"/>
+        </w:rPr>
+        <w:t xml:space="preserve"> </w:t>
+      </w:r>
+      <w:proofErr w:type="spellStart"/>
+      <w:r>
+        <w:rPr>
+          <w:rFonts w:ascii="Times New Roman" w:eastAsia="Times New Roman" w:hAnsi="Times New Roman" w:cs="Times New Roman"/>
+          <w:kern w:val="0"/>
+          <w:sz w:val="24"/>
+          <w:szCs w:val="24"/>
+          <w:lang w:eastAsia="pt-BR"/>
+          <w14:ligatures w14:val="none"/>
+        </w:rPr>
+        <w:t>Bound</w:t>
+      </w:r>
+      <w:proofErr w:type="spellEnd"/>
+      <w:r>
+        <w:rPr>
+          <w:rFonts w:ascii="Times New Roman" w:eastAsia="Times New Roman" w:hAnsi="Times New Roman" w:cs="Times New Roman"/>
+          <w:kern w:val="0"/>
+          <w:sz w:val="24"/>
+          <w:szCs w:val="24"/>
+          <w:lang w:eastAsia="pt-BR"/>
+          <w14:ligatures w14:val="none"/>
+        </w:rPr>
+        <w:t>, garantem a solução ótima, mas tornam-se inviáveis para instâncias grandes devido ao alto custo computacional.</w:t>
       </w:r>
     </w:p>
     <w:p>
       <w:pPr>
         <w:spacing w:before="100" w:beforeAutospacing="1" w:after="100" w:afterAutospacing="1" w:line="240" w:lineRule="auto"/>
-        <w:rPr>
-          <w:rFonts w:ascii="Times New Roman" w:eastAsia="Times New Roman" w:hAnsi="Times New Roman" w:cs="Times New Roman"/>
-          <w:kern w:val="0"/>
-          <w:sz w:val="24"/>
-          <w:szCs w:val="24"/>
-          <w:lang w:eastAsia="pt-BR"/>
-          <w14:ligatures w14:val="none"/>
-        </w:rPr>
-      </w:pPr>
-      <w:r>
-        <w:rPr>
-          <w:rFonts w:ascii="Times New Roman" w:eastAsia="Times New Roman" w:hAnsi="Times New Roman" w:cs="Times New Roman"/>
-          <w:kern w:val="0"/>
-          <w:sz w:val="24"/>
-          <w:szCs w:val="24"/>
-          <w:lang w:eastAsia="pt-BR"/>
-          <w14:ligatures w14:val="none"/>
-        </w:rPr>
-        <w:t>O algoritmo implementado busca resolver o TSP para o conjunto de cidades do att48.tsp, empregando técnicas avançadas para encontrar um caminho próximo ao ótimo. Dessa forma, demonstra-se a aplicabilidade prática dessas abordagens na resolução de problemas complexos do mundo real.</w:t>
+        <w:jc w:val="both"/>
+        <w:rPr>
+          <w:rFonts w:ascii="Times New Roman" w:eastAsia="Times New Roman" w:hAnsi="Times New Roman" w:cs="Times New Roman"/>
+          <w:kern w:val="0"/>
+          <w:sz w:val="24"/>
+          <w:szCs w:val="24"/>
+          <w:lang w:eastAsia="pt-BR"/>
+          <w14:ligatures w14:val="none"/>
+        </w:rPr>
+      </w:pPr>
+      <w:r>
+        <w:rPr>
+          <w:rFonts w:ascii="Times New Roman" w:eastAsia="Times New Roman" w:hAnsi="Times New Roman" w:cs="Times New Roman"/>
+          <w:kern w:val="0"/>
+          <w:sz w:val="24"/>
+          <w:szCs w:val="24"/>
+          <w:lang w:eastAsia="pt-BR"/>
+          <w14:ligatures w14:val="none"/>
+        </w:rPr>
+        <w:t xml:space="preserve">Métodos heurísticos, como </w:t>
+      </w:r>
+      <w:proofErr w:type="spellStart"/>
+      <w:r>
+        <w:rPr>
+          <w:rFonts w:ascii="Times New Roman" w:eastAsia="Times New Roman" w:hAnsi="Times New Roman" w:cs="Times New Roman"/>
+          <w:kern w:val="0"/>
+          <w:sz w:val="24"/>
+          <w:szCs w:val="24"/>
+          <w:lang w:eastAsia="pt-BR"/>
+          <w14:ligatures w14:val="none"/>
+        </w:rPr>
+        <w:t>Nearest</w:t>
+      </w:r>
+      <w:proofErr w:type="spellEnd"/>
+      <w:r>
+        <w:rPr>
+          <w:rFonts w:ascii="Times New Roman" w:eastAsia="Times New Roman" w:hAnsi="Times New Roman" w:cs="Times New Roman"/>
+          <w:kern w:val="0"/>
+          <w:sz w:val="24"/>
+          <w:szCs w:val="24"/>
+          <w:lang w:eastAsia="pt-BR"/>
+          <w14:ligatures w14:val="none"/>
+        </w:rPr>
+        <w:t xml:space="preserve"> </w:t>
+      </w:r>
+      <w:proofErr w:type="spellStart"/>
+      <w:r>
+        <w:rPr>
+          <w:rFonts w:ascii="Times New Roman" w:eastAsia="Times New Roman" w:hAnsi="Times New Roman" w:cs="Times New Roman"/>
+          <w:kern w:val="0"/>
+          <w:sz w:val="24"/>
+          <w:szCs w:val="24"/>
+          <w:lang w:eastAsia="pt-BR"/>
+          <w14:ligatures w14:val="none"/>
+        </w:rPr>
+        <w:t>Neighbor</w:t>
+      </w:r>
+      <w:proofErr w:type="spellEnd"/>
+      <w:r>
+        <w:rPr>
+          <w:rFonts w:ascii="Times New Roman" w:eastAsia="Times New Roman" w:hAnsi="Times New Roman" w:cs="Times New Roman"/>
+          <w:kern w:val="0"/>
+          <w:sz w:val="24"/>
+          <w:szCs w:val="24"/>
+          <w:lang w:eastAsia="pt-BR"/>
+          <w14:ligatures w14:val="none"/>
+        </w:rPr>
+        <w:t xml:space="preserve"> (vizinho mais próximo) e </w:t>
+      </w:r>
+      <w:proofErr w:type="spellStart"/>
+      <w:r>
+        <w:rPr>
+          <w:rFonts w:ascii="Times New Roman" w:eastAsia="Times New Roman" w:hAnsi="Times New Roman" w:cs="Times New Roman"/>
+          <w:kern w:val="0"/>
+          <w:sz w:val="24"/>
+          <w:szCs w:val="24"/>
+          <w:lang w:eastAsia="pt-BR"/>
+          <w14:ligatures w14:val="none"/>
+        </w:rPr>
+        <w:t>Christofides</w:t>
+      </w:r>
+      <w:proofErr w:type="spellEnd"/>
+      <w:r>
+        <w:rPr>
+          <w:rFonts w:ascii="Times New Roman" w:eastAsia="Times New Roman" w:hAnsi="Times New Roman" w:cs="Times New Roman"/>
+          <w:kern w:val="0"/>
+          <w:sz w:val="24"/>
+          <w:szCs w:val="24"/>
+          <w:lang w:eastAsia="pt-BR"/>
+          <w14:ligatures w14:val="none"/>
+        </w:rPr>
+        <w:t xml:space="preserve">, fornecem soluções rápidas, porém nem sempre ideais. Já as meta-heurísticas, como Algoritmos Genéticos (GA), </w:t>
+      </w:r>
+      <w:proofErr w:type="spellStart"/>
+      <w:r>
+        <w:rPr>
+          <w:rFonts w:ascii="Times New Roman" w:eastAsia="Times New Roman" w:hAnsi="Times New Roman" w:cs="Times New Roman"/>
+          <w:kern w:val="0"/>
+          <w:sz w:val="24"/>
+          <w:szCs w:val="24"/>
+          <w:lang w:eastAsia="pt-BR"/>
+          <w14:ligatures w14:val="none"/>
+        </w:rPr>
+        <w:t>Simulated</w:t>
+      </w:r>
+      <w:proofErr w:type="spellEnd"/>
+      <w:r>
+        <w:rPr>
+          <w:rFonts w:ascii="Times New Roman" w:eastAsia="Times New Roman" w:hAnsi="Times New Roman" w:cs="Times New Roman"/>
+          <w:kern w:val="0"/>
+          <w:sz w:val="24"/>
+          <w:szCs w:val="24"/>
+          <w:lang w:eastAsia="pt-BR"/>
+          <w14:ligatures w14:val="none"/>
+        </w:rPr>
+        <w:t xml:space="preserve"> </w:t>
+      </w:r>
+      <w:proofErr w:type="spellStart"/>
+      <w:r>
+        <w:rPr>
+          <w:rFonts w:ascii="Times New Roman" w:eastAsia="Times New Roman" w:hAnsi="Times New Roman" w:cs="Times New Roman"/>
+          <w:kern w:val="0"/>
+          <w:sz w:val="24"/>
+          <w:szCs w:val="24"/>
+          <w:lang w:eastAsia="pt-BR"/>
+          <w14:ligatures w14:val="none"/>
+        </w:rPr>
+        <w:t>Annealing</w:t>
+      </w:r>
+      <w:proofErr w:type="spellEnd"/>
+      <w:r>
+        <w:rPr>
+          <w:rFonts w:ascii="Times New Roman" w:eastAsia="Times New Roman" w:hAnsi="Times New Roman" w:cs="Times New Roman"/>
+          <w:kern w:val="0"/>
+          <w:sz w:val="24"/>
+          <w:szCs w:val="24"/>
+          <w:lang w:eastAsia="pt-BR"/>
+          <w14:ligatures w14:val="none"/>
+        </w:rPr>
+        <w:t xml:space="preserve"> (SA) e </w:t>
+      </w:r>
+      <w:proofErr w:type="spellStart"/>
+      <w:r>
+        <w:rPr>
+          <w:rFonts w:ascii="Times New Roman" w:eastAsia="Times New Roman" w:hAnsi="Times New Roman" w:cs="Times New Roman"/>
+          <w:kern w:val="0"/>
+          <w:sz w:val="24"/>
+          <w:szCs w:val="24"/>
+          <w:lang w:eastAsia="pt-BR"/>
+          <w14:ligatures w14:val="none"/>
+        </w:rPr>
+        <w:t>Ant</w:t>
+      </w:r>
+      <w:proofErr w:type="spellEnd"/>
+      <w:r>
+        <w:rPr>
+          <w:rFonts w:ascii="Times New Roman" w:eastAsia="Times New Roman" w:hAnsi="Times New Roman" w:cs="Times New Roman"/>
+          <w:kern w:val="0"/>
+          <w:sz w:val="24"/>
+          <w:szCs w:val="24"/>
+          <w:lang w:eastAsia="pt-BR"/>
+          <w14:ligatures w14:val="none"/>
+        </w:rPr>
+        <w:t xml:space="preserve"> Colony </w:t>
+      </w:r>
+      <w:proofErr w:type="spellStart"/>
+      <w:r>
+        <w:rPr>
+          <w:rFonts w:ascii="Times New Roman" w:eastAsia="Times New Roman" w:hAnsi="Times New Roman" w:cs="Times New Roman"/>
+          <w:kern w:val="0"/>
+          <w:sz w:val="24"/>
+          <w:szCs w:val="24"/>
+          <w:lang w:eastAsia="pt-BR"/>
+          <w14:ligatures w14:val="none"/>
+        </w:rPr>
+        <w:t>Optimization</w:t>
+      </w:r>
+      <w:proofErr w:type="spellEnd"/>
+      <w:r>
+        <w:rPr>
+          <w:rFonts w:ascii="Times New Roman" w:eastAsia="Times New Roman" w:hAnsi="Times New Roman" w:cs="Times New Roman"/>
+          <w:kern w:val="0"/>
+          <w:sz w:val="24"/>
+          <w:szCs w:val="24"/>
+          <w:lang w:eastAsia="pt-BR"/>
+          <w14:ligatures w14:val="none"/>
+        </w:rPr>
+        <w:t xml:space="preserve"> (ACO), buscam soluções aproximadas de alta qualidade ao longo do tempo, sendo mais adequadas para instâncias maiores como o att48.tsp.</w:t>
+      </w:r>
+    </w:p>
+    <w:p>
+      <w:pPr>
+        <w:spacing w:before="100" w:beforeAutospacing="1" w:after="100" w:afterAutospacing="1" w:line="240" w:lineRule="auto"/>
+        <w:jc w:val="both"/>
+        <w:rPr>
+          <w:rFonts w:ascii="Times New Roman" w:eastAsia="Times New Roman" w:hAnsi="Times New Roman" w:cs="Times New Roman"/>
+          <w:kern w:val="0"/>
+          <w:sz w:val="24"/>
+          <w:szCs w:val="24"/>
+          <w:lang w:eastAsia="pt-BR"/>
+          <w14:ligatures w14:val="none"/>
+        </w:rPr>
+      </w:pPr>
+      <w:r>
+        <w:rPr>
+          <w:rFonts w:ascii="Times New Roman" w:eastAsia="Times New Roman" w:hAnsi="Times New Roman" w:cs="Times New Roman"/>
+          <w:kern w:val="0"/>
+          <w:sz w:val="24"/>
+          <w:szCs w:val="24"/>
+          <w:lang w:eastAsia="pt-BR"/>
+          <w14:ligatures w14:val="none"/>
+        </w:rPr>
+        <w:t>A escolha do Algoritmo Genético (GA) foi motivada por sua capacidade de explorar um grande espaço de soluções, evitando mínimos locais e permitindo ajustes na taxa de crossover e mutação para melhorar a convergência. Comparado a buscas gulosa e exaustiva, o GA oferece um equilíbrio entre qualidade da solução e tempo de processamento, tornando-o uma abordagem eficiente para o problema em questão.</w:t>
+      </w:r>
+    </w:p>
+    <w:p>
+      <w:pPr>
+        <w:rPr>
+          <w:b/>
+          <w:bCs/>
+        </w:rPr>
+      </w:pPr>
+      <w:r>
+        <w:rPr>
+          <w:b/>
+          <w:bCs/>
+        </w:rPr>
+        <w:t>2. Fundamentação Teórica</w:t>
+      </w:r>
+    </w:p>
+    <w:p>
+      <w:pPr>
+        <w:rPr>
+          <w:b/>
+          <w:bCs/>
+        </w:rPr>
+      </w:pPr>
+      <w:r>
+        <w:rPr>
+          <w:b/>
+          <w:bCs/>
+        </w:rPr>
+        <w:t xml:space="preserve">2.1 Descrição detalhada </w:t>
+      </w:r>
+      <w:r>
+        <w:rPr>
+          <w:b/>
+          <w:bCs/>
+        </w:rPr>
+        <w:t>do algoritmo de meta-heurística</w:t>
+      </w:r>
+    </w:p>
+    <w:p>
+      <w:pPr>
+        <w:spacing w:before="100" w:beforeAutospacing="1" w:after="100" w:afterAutospacing="1" w:line="240" w:lineRule="auto"/>
+        <w:jc w:val="both"/>
+        <w:rPr>
+          <w:rFonts w:ascii="Times New Roman" w:eastAsia="Times New Roman" w:hAnsi="Times New Roman" w:cs="Times New Roman"/>
+          <w:kern w:val="0"/>
+          <w:sz w:val="24"/>
+          <w:szCs w:val="24"/>
+          <w:lang w:eastAsia="pt-BR"/>
+          <w14:ligatures w14:val="none"/>
+        </w:rPr>
+      </w:pPr>
+      <w:r>
+        <w:rPr>
+          <w:rFonts w:ascii="Times New Roman" w:eastAsia="Times New Roman" w:hAnsi="Times New Roman" w:cs="Times New Roman"/>
+          <w:kern w:val="0"/>
+          <w:sz w:val="24"/>
+          <w:szCs w:val="24"/>
+          <w:lang w:eastAsia="pt-BR"/>
+          <w14:ligatures w14:val="none"/>
+        </w:rPr>
+        <w:t>O Algoritmo Genético (GA) é uma meta-heurística inspirada no processo de evolução natural, baseado nos princípios de seleção natural, reprodução e mutação. Ele busca encontrar soluções aproximadas para problemas complexos explorando um grande espaço de soluções. O GA trabalha com uma população de soluções, onde cada indivíduo representa uma possível solução para o problema.</w:t>
+      </w:r>
+    </w:p>
+    <w:p>
+      <w:pPr>
+        <w:rPr>
+          <w:b/>
+          <w:bCs/>
+        </w:rPr>
+      </w:pPr>
+      <w:r>
+        <w:rPr>
+          <w:b/>
+          <w:bCs/>
+        </w:rPr>
+        <w:t>2.2 Explicação do funcionamento do algoritmo aplicado</w:t>
+      </w:r>
+    </w:p>
+    <w:p>
+      <w:pPr>
+        <w:jc w:val="both"/>
+        <w:rPr>
+          <w:rFonts w:ascii="Times New Roman" w:eastAsia="Times New Roman" w:hAnsi="Times New Roman" w:cs="Times New Roman"/>
+          <w:kern w:val="0"/>
+          <w:sz w:val="24"/>
+          <w:szCs w:val="24"/>
+          <w:lang w:eastAsia="pt-BR"/>
+          <w14:ligatures w14:val="none"/>
+        </w:rPr>
+      </w:pPr>
+      <w:r>
+        <w:rPr>
+          <w:rFonts w:ascii="Times New Roman" w:eastAsia="Times New Roman" w:hAnsi="Times New Roman" w:cs="Times New Roman"/>
+          <w:kern w:val="0"/>
+          <w:sz w:val="24"/>
+          <w:szCs w:val="24"/>
+          <w:lang w:eastAsia="pt-BR"/>
+          <w14:ligatures w14:val="none"/>
+        </w:rPr>
+        <w:t xml:space="preserve">O processo evolutivo do Algoritmo Genético começa com a geração aleatória de uma população inicial de soluções. Cada indivíduo é então avaliado por meio de uma função de aptidão (fitness), que determina a qualidade da solução com base no critério estabelecido. Indivíduos com melhor desempenho têm maior probabilidade de serem selecionados para a reprodução, garantindo que características vantajosas sejam transmitidas para as próximas gerações. Durante o crossover, duas soluções selecionadas geram novas soluções (filhos) ao combinar partes de suas características. Além disso, a </w:t>
+      </w:r>
+      <w:r>
+        <w:rPr>
+          <w:rFonts w:ascii="Times New Roman" w:eastAsia="Times New Roman" w:hAnsi="Times New Roman" w:cs="Times New Roman"/>
+          <w:kern w:val="0"/>
+          <w:sz w:val="24"/>
+          <w:szCs w:val="24"/>
+          <w:lang w:eastAsia="pt-BR"/>
+          <w14:ligatures w14:val="none"/>
+        </w:rPr>
+        <w:lastRenderedPageBreak/>
+        <w:t xml:space="preserve">mutação introduz pequenas alterações aleatórias para manter a diversidade da população e evitar que o algoritmo fique preso em mínimos locais. </w:t>
+      </w:r>
+    </w:p>
+    <w:p>
+      <w:pPr>
+        <w:jc w:val="both"/>
+      </w:pPr>
+      <w:r>
+        <w:rPr>
+          <w:rFonts w:ascii="Times New Roman" w:eastAsia="Times New Roman" w:hAnsi="Times New Roman" w:cs="Times New Roman"/>
+          <w:kern w:val="0"/>
+          <w:sz w:val="24"/>
+          <w:szCs w:val="24"/>
+          <w:lang w:eastAsia="pt-BR"/>
+          <w14:ligatures w14:val="none"/>
+        </w:rPr>
+        <w:t>Após essas operações, a nova geração substitui a anterior, e o processo se repete até atingir um critério de parada, como um número máximo de iterações ou a estabilização da solução. No contexto do Problema do Caixeiro Viajante (TSP), cada indivíduo representa um percurso válido pelas cidades, e a função de fitness é baseada no comprimento total do percurso, calculado com base na distância euclidiana entre os pontos, onde soluções com distâncias menores são consideradas melhores.</w:t>
+      </w:r>
+    </w:p>
+    <w:p>
+      <w:pPr>
+        <w:rPr>
+          <w:b/>
+          <w:bCs/>
+        </w:rPr>
+      </w:pPr>
+      <w:r>
+        <w:rPr>
+          <w:b/>
+          <w:bCs/>
+        </w:rPr>
+        <w:t>2.3 Justificativa da escolha da técnica para resolver o problema</w:t>
+      </w:r>
+    </w:p>
+    <w:p>
+      <w:pPr>
+        <w:jc w:val="both"/>
+        <w:rPr>
+          <w:rFonts w:ascii="Times New Roman" w:eastAsia="Times New Roman" w:hAnsi="Times New Roman" w:cs="Times New Roman"/>
+          <w:kern w:val="0"/>
+          <w:sz w:val="24"/>
+          <w:szCs w:val="24"/>
+          <w:lang w:eastAsia="pt-BR"/>
+          <w14:ligatures w14:val="none"/>
+        </w:rPr>
+      </w:pPr>
+      <w:r>
+        <w:rPr>
+          <w:rFonts w:ascii="Times New Roman" w:eastAsia="Times New Roman" w:hAnsi="Times New Roman" w:cs="Times New Roman"/>
+          <w:kern w:val="0"/>
+          <w:sz w:val="24"/>
+          <w:szCs w:val="24"/>
+          <w:lang w:eastAsia="pt-BR"/>
+          <w14:ligatures w14:val="none"/>
+        </w:rPr>
+        <w:t xml:space="preserve">A escolha do Algoritmo Genético (GA) para resolver o Problema do Caixeiro Viajante (TSP) foi motivada pela sua capacidade de explorar eficientemente um grande espaço de soluções sem a necessidade de examinar todas as possibilidades. Diferente de abordagens exatas, como Programação Dinâmica e Branch </w:t>
+      </w:r>
+      <w:proofErr w:type="spellStart"/>
+      <w:r>
+        <w:rPr>
+          <w:rFonts w:ascii="Times New Roman" w:eastAsia="Times New Roman" w:hAnsi="Times New Roman" w:cs="Times New Roman"/>
+          <w:kern w:val="0"/>
+          <w:sz w:val="24"/>
+          <w:szCs w:val="24"/>
+          <w:lang w:eastAsia="pt-BR"/>
+          <w14:ligatures w14:val="none"/>
+        </w:rPr>
+        <w:t>and</w:t>
+      </w:r>
+      <w:proofErr w:type="spellEnd"/>
+      <w:r>
+        <w:rPr>
+          <w:rFonts w:ascii="Times New Roman" w:eastAsia="Times New Roman" w:hAnsi="Times New Roman" w:cs="Times New Roman"/>
+          <w:kern w:val="0"/>
+          <w:sz w:val="24"/>
+          <w:szCs w:val="24"/>
+          <w:lang w:eastAsia="pt-BR"/>
+          <w14:ligatures w14:val="none"/>
+        </w:rPr>
+        <w:t xml:space="preserve"> </w:t>
+      </w:r>
+      <w:proofErr w:type="spellStart"/>
+      <w:r>
+        <w:rPr>
+          <w:rFonts w:ascii="Times New Roman" w:eastAsia="Times New Roman" w:hAnsi="Times New Roman" w:cs="Times New Roman"/>
+          <w:kern w:val="0"/>
+          <w:sz w:val="24"/>
+          <w:szCs w:val="24"/>
+          <w:lang w:eastAsia="pt-BR"/>
+          <w14:ligatures w14:val="none"/>
+        </w:rPr>
+        <w:t>Bound</w:t>
+      </w:r>
+      <w:proofErr w:type="spellEnd"/>
+      <w:r>
+        <w:rPr>
+          <w:rFonts w:ascii="Times New Roman" w:eastAsia="Times New Roman" w:hAnsi="Times New Roman" w:cs="Times New Roman"/>
+          <w:kern w:val="0"/>
+          <w:sz w:val="24"/>
+          <w:szCs w:val="24"/>
+          <w:lang w:eastAsia="pt-BR"/>
+          <w14:ligatures w14:val="none"/>
+        </w:rPr>
+        <w:t>, que garantem a solução ótima, mas se tornam inviáveis para instâncias grandes devido ao alto custo computacional, o GA oferece uma solução aproximada de alta qualidade em um tempo aceitável.</w:t>
+      </w:r>
+    </w:p>
+    <w:p>
+      <w:pPr>
+        <w:jc w:val="both"/>
+        <w:rPr>
+          <w:rFonts w:ascii="Times New Roman" w:eastAsia="Times New Roman" w:hAnsi="Times New Roman" w:cs="Times New Roman"/>
+          <w:kern w:val="0"/>
+          <w:sz w:val="24"/>
+          <w:szCs w:val="24"/>
+          <w:lang w:eastAsia="pt-BR"/>
+          <w14:ligatures w14:val="none"/>
+        </w:rPr>
+      </w:pPr>
+      <w:r>
+        <w:rPr>
+          <w:rFonts w:ascii="Times New Roman" w:eastAsia="Times New Roman" w:hAnsi="Times New Roman" w:cs="Times New Roman"/>
+          <w:kern w:val="0"/>
+          <w:sz w:val="24"/>
+          <w:szCs w:val="24"/>
+          <w:lang w:eastAsia="pt-BR"/>
+          <w14:ligatures w14:val="none"/>
+        </w:rPr>
+        <w:t xml:space="preserve">Entre as heurísticas e meta-heurísticas disponíveis, métodos como </w:t>
+      </w:r>
+      <w:proofErr w:type="spellStart"/>
+      <w:r>
+        <w:rPr>
+          <w:rFonts w:ascii="Times New Roman" w:eastAsia="Times New Roman" w:hAnsi="Times New Roman" w:cs="Times New Roman"/>
+          <w:kern w:val="0"/>
+          <w:sz w:val="24"/>
+          <w:szCs w:val="24"/>
+          <w:lang w:eastAsia="pt-BR"/>
+          <w14:ligatures w14:val="none"/>
+        </w:rPr>
+        <w:t>Simulated</w:t>
+      </w:r>
+      <w:proofErr w:type="spellEnd"/>
+      <w:r>
+        <w:rPr>
+          <w:rFonts w:ascii="Times New Roman" w:eastAsia="Times New Roman" w:hAnsi="Times New Roman" w:cs="Times New Roman"/>
+          <w:kern w:val="0"/>
+          <w:sz w:val="24"/>
+          <w:szCs w:val="24"/>
+          <w:lang w:eastAsia="pt-BR"/>
+          <w14:ligatures w14:val="none"/>
+        </w:rPr>
+        <w:t xml:space="preserve"> </w:t>
+      </w:r>
+      <w:proofErr w:type="spellStart"/>
+      <w:r>
+        <w:rPr>
+          <w:rFonts w:ascii="Times New Roman" w:eastAsia="Times New Roman" w:hAnsi="Times New Roman" w:cs="Times New Roman"/>
+          <w:kern w:val="0"/>
+          <w:sz w:val="24"/>
+          <w:szCs w:val="24"/>
+          <w:lang w:eastAsia="pt-BR"/>
+          <w14:ligatures w14:val="none"/>
+        </w:rPr>
+        <w:t>Annealing</w:t>
+      </w:r>
+      <w:proofErr w:type="spellEnd"/>
+      <w:r>
+        <w:rPr>
+          <w:rFonts w:ascii="Times New Roman" w:eastAsia="Times New Roman" w:hAnsi="Times New Roman" w:cs="Times New Roman"/>
+          <w:kern w:val="0"/>
+          <w:sz w:val="24"/>
+          <w:szCs w:val="24"/>
+          <w:lang w:eastAsia="pt-BR"/>
+          <w14:ligatures w14:val="none"/>
+        </w:rPr>
+        <w:t xml:space="preserve"> (SA) e </w:t>
+      </w:r>
+      <w:proofErr w:type="spellStart"/>
+      <w:r>
+        <w:rPr>
+          <w:rFonts w:ascii="Times New Roman" w:eastAsia="Times New Roman" w:hAnsi="Times New Roman" w:cs="Times New Roman"/>
+          <w:kern w:val="0"/>
+          <w:sz w:val="24"/>
+          <w:szCs w:val="24"/>
+          <w:lang w:eastAsia="pt-BR"/>
+          <w14:ligatures w14:val="none"/>
+        </w:rPr>
+        <w:t>Ant</w:t>
+      </w:r>
+      <w:proofErr w:type="spellEnd"/>
+      <w:r>
+        <w:rPr>
+          <w:rFonts w:ascii="Times New Roman" w:eastAsia="Times New Roman" w:hAnsi="Times New Roman" w:cs="Times New Roman"/>
+          <w:kern w:val="0"/>
+          <w:sz w:val="24"/>
+          <w:szCs w:val="24"/>
+          <w:lang w:eastAsia="pt-BR"/>
+          <w14:ligatures w14:val="none"/>
+        </w:rPr>
+        <w:t xml:space="preserve"> Colony </w:t>
+      </w:r>
+      <w:proofErr w:type="spellStart"/>
+      <w:r>
+        <w:rPr>
+          <w:rFonts w:ascii="Times New Roman" w:eastAsia="Times New Roman" w:hAnsi="Times New Roman" w:cs="Times New Roman"/>
+          <w:kern w:val="0"/>
+          <w:sz w:val="24"/>
+          <w:szCs w:val="24"/>
+          <w:lang w:eastAsia="pt-BR"/>
+          <w14:ligatures w14:val="none"/>
+        </w:rPr>
+        <w:t>Optimization</w:t>
+      </w:r>
+      <w:proofErr w:type="spellEnd"/>
+      <w:r>
+        <w:rPr>
+          <w:rFonts w:ascii="Times New Roman" w:eastAsia="Times New Roman" w:hAnsi="Times New Roman" w:cs="Times New Roman"/>
+          <w:kern w:val="0"/>
+          <w:sz w:val="24"/>
+          <w:szCs w:val="24"/>
+          <w:lang w:eastAsia="pt-BR"/>
+          <w14:ligatures w14:val="none"/>
+        </w:rPr>
+        <w:t xml:space="preserve"> (ACO) também são utilizados para o TSP, mas o GA se destaca pela flexibilidade em combinar soluções parciais promissoras por meio do crossover, além de manter a diversidade da população com a mutação, evitando mínimos locais e garantindo uma busca mais ampla.</w:t>
+      </w:r>
+    </w:p>
+    <w:p>
+      <w:pPr>
+        <w:jc w:val="both"/>
+        <w:rPr>
+          <w:rFonts w:ascii="Times New Roman" w:eastAsia="Times New Roman" w:hAnsi="Times New Roman" w:cs="Times New Roman"/>
+          <w:kern w:val="0"/>
+          <w:sz w:val="24"/>
+          <w:szCs w:val="24"/>
+          <w:lang w:eastAsia="pt-BR"/>
+          <w14:ligatures w14:val="none"/>
+        </w:rPr>
+      </w:pPr>
+      <w:r>
+        <w:rPr>
+          <w:rFonts w:ascii="Times New Roman" w:eastAsia="Times New Roman" w:hAnsi="Times New Roman" w:cs="Times New Roman"/>
+          <w:kern w:val="0"/>
+          <w:sz w:val="24"/>
+          <w:szCs w:val="24"/>
+          <w:lang w:eastAsia="pt-BR"/>
+          <w14:ligatures w14:val="none"/>
+        </w:rPr>
+        <w:t>Entretanto, essa abordagem também apresenta desafios. Um dos principais benefícios do GA é sua adaptabilidade, permitindo ajustes nos parâmetros para equilibrar exploração (buscar novas soluções) e exploração (aprimorar boas soluções já encontradas). Além disso, sua natureza paralela facilita implementações eficientes em hardware moderno. Por outro lado, algumas desvantagens incluem a dependência da calibração de parâmetros, como taxa de mutação e tamanho da população, além do fato de que não há garantia de encontrar a solução ótima, apenas boas aproximações. Ainda assim, considerando o tamanho do problema att48.tsp, a escolha do GA se justifica pela sua eficiência e capacidade de encontrar soluções próximas do ótimo em um tempo viável.</w:t>
+      </w:r>
+    </w:p>
+    <w:p/>
+    <w:p>
+      <w:pPr>
+        <w:rPr>
+          <w:b/>
+          <w:bCs/>
+        </w:rPr>
+      </w:pPr>
+      <w:r>
+        <w:rPr>
+          <w:b/>
+          <w:bCs/>
+        </w:rPr>
+        <w:t>3. Desenvolvimento e Experimentação</w:t>
+      </w:r>
+    </w:p>
+    <w:p>
+      <w:pPr>
+        <w:rPr>
+          <w:b/>
+          <w:bCs/>
+        </w:rPr>
+      </w:pPr>
+      <w:r>
+        <w:rPr>
+          <w:b/>
+          <w:bCs/>
+        </w:rPr>
+        <w:t>3.1 Detalhamento da implementação</w:t>
+      </w:r>
+    </w:p>
+    <w:p>
+      <w:pPr>
+        <w:jc w:val="both"/>
+        <w:rPr>
+          <w:rFonts w:ascii="Times New Roman" w:eastAsia="Times New Roman" w:hAnsi="Times New Roman" w:cs="Times New Roman"/>
+          <w:kern w:val="0"/>
+          <w:sz w:val="24"/>
+          <w:szCs w:val="24"/>
+          <w:lang w:eastAsia="pt-BR"/>
+          <w14:ligatures w14:val="none"/>
+        </w:rPr>
+      </w:pPr>
+      <w:r>
+        <w:rPr>
+          <w:rFonts w:ascii="Times New Roman" w:eastAsia="Times New Roman" w:hAnsi="Times New Roman" w:cs="Times New Roman"/>
+          <w:kern w:val="0"/>
+          <w:sz w:val="24"/>
+          <w:szCs w:val="24"/>
+          <w:lang w:eastAsia="pt-BR"/>
+          <w14:ligatures w14:val="none"/>
+        </w:rPr>
+        <w:t xml:space="preserve">A linguagem de programação utilizada foi Python, devido à sua versatilidade e facilidade na implementação de algoritmos de otimização. Foram aplicadas bibliotecas como pandas, para manipulação e leitura de </w:t>
+      </w:r>
+      <w:r>
+        <w:rPr>
+          <w:rFonts w:ascii="Times New Roman" w:eastAsia="Times New Roman" w:hAnsi="Times New Roman" w:cs="Times New Roman"/>
+          <w:kern w:val="0"/>
+          <w:sz w:val="24"/>
+          <w:szCs w:val="24"/>
+          <w:lang w:eastAsia="pt-BR"/>
+          <w14:ligatures w14:val="none"/>
+        </w:rPr>
+        <w:t xml:space="preserve">arquivos. </w:t>
+      </w:r>
+      <w:proofErr w:type="spellStart"/>
+      <w:r>
+        <w:rPr>
+          <w:rFonts w:ascii="Times New Roman" w:eastAsia="Times New Roman" w:hAnsi="Times New Roman" w:cs="Times New Roman"/>
+          <w:kern w:val="0"/>
+          <w:sz w:val="24"/>
+          <w:szCs w:val="24"/>
+          <w:lang w:eastAsia="pt-BR"/>
+          <w14:ligatures w14:val="none"/>
+        </w:rPr>
+        <w:t>tsp</w:t>
+      </w:r>
+      <w:proofErr w:type="spellEnd"/>
+      <w:r>
+        <w:rPr>
+          <w:rFonts w:ascii="Times New Roman" w:eastAsia="Times New Roman" w:hAnsi="Times New Roman" w:cs="Times New Roman"/>
+          <w:kern w:val="0"/>
+          <w:sz w:val="24"/>
+          <w:szCs w:val="24"/>
+          <w:lang w:eastAsia="pt-BR"/>
+          <w14:ligatures w14:val="none"/>
+        </w:rPr>
+        <w:t xml:space="preserve">, e </w:t>
+      </w:r>
+      <w:proofErr w:type="spellStart"/>
+      <w:r>
+        <w:rPr>
+          <w:rFonts w:ascii="Times New Roman" w:eastAsia="Times New Roman" w:hAnsi="Times New Roman" w:cs="Times New Roman"/>
+          <w:kern w:val="0"/>
+          <w:sz w:val="24"/>
+          <w:szCs w:val="24"/>
+          <w:lang w:eastAsia="pt-BR"/>
+          <w14:ligatures w14:val="none"/>
+        </w:rPr>
+        <w:t>math</w:t>
+      </w:r>
+      <w:proofErr w:type="spellEnd"/>
+      <w:r>
+        <w:rPr>
+          <w:rFonts w:ascii="Times New Roman" w:eastAsia="Times New Roman" w:hAnsi="Times New Roman" w:cs="Times New Roman"/>
+          <w:kern w:val="0"/>
+          <w:sz w:val="24"/>
+          <w:szCs w:val="24"/>
+          <w:lang w:eastAsia="pt-BR"/>
+          <w14:ligatures w14:val="none"/>
+        </w:rPr>
+        <w:t xml:space="preserve">, para o cálculo das distâncias entre as cidades. Além disso, a biblioteca </w:t>
+      </w:r>
+      <w:proofErr w:type="spellStart"/>
+      <w:r>
+        <w:rPr>
+          <w:rFonts w:ascii="Times New Roman" w:eastAsia="Times New Roman" w:hAnsi="Times New Roman" w:cs="Times New Roman"/>
+          <w:kern w:val="0"/>
+          <w:sz w:val="24"/>
+          <w:szCs w:val="24"/>
+          <w:lang w:eastAsia="pt-BR"/>
+          <w14:ligatures w14:val="none"/>
+        </w:rPr>
+        <w:t>random</w:t>
+      </w:r>
+      <w:proofErr w:type="spellEnd"/>
+      <w:r>
+        <w:rPr>
+          <w:rFonts w:ascii="Times New Roman" w:eastAsia="Times New Roman" w:hAnsi="Times New Roman" w:cs="Times New Roman"/>
+          <w:kern w:val="0"/>
+          <w:sz w:val="24"/>
+          <w:szCs w:val="24"/>
+          <w:lang w:eastAsia="pt-BR"/>
+          <w14:ligatures w14:val="none"/>
+        </w:rPr>
+        <w:t xml:space="preserve"> foi utilizada para gerar populações iniciais aleatórias e realizar mutações nos indivíduos.</w:t>
+      </w:r>
+    </w:p>
+    <w:p>
+      <w:pPr>
+        <w:jc w:val="both"/>
+        <w:rPr>
+          <w:rFonts w:ascii="Times New Roman" w:eastAsia="Times New Roman" w:hAnsi="Times New Roman" w:cs="Times New Roman"/>
+          <w:kern w:val="0"/>
+          <w:sz w:val="24"/>
+          <w:szCs w:val="24"/>
+          <w:lang w:eastAsia="pt-BR"/>
+          <w14:ligatures w14:val="none"/>
+        </w:rPr>
+      </w:pPr>
+      <w:r>
+        <w:rPr>
+          <w:rFonts w:ascii="Times New Roman" w:eastAsia="Times New Roman" w:hAnsi="Times New Roman" w:cs="Times New Roman"/>
+          <w:kern w:val="0"/>
+          <w:sz w:val="24"/>
+          <w:szCs w:val="24"/>
+          <w:lang w:eastAsia="pt-BR"/>
+          <w14:ligatures w14:val="none"/>
+        </w:rPr>
+        <w:t xml:space="preserve">A estrutura do código segue uma abordagem modular, onde cada função executa uma parte específica do algoritmo genético. O código inicia com a importação e tratamento dos dados do arquivo TSP, seguido pela geração da população inicial. Em seguida, o algoritmo realiza a avaliação de fitness, selecionando os melhores indivíduos. A </w:t>
+      </w:r>
+      <w:r>
+        <w:rPr>
+          <w:rFonts w:ascii="Times New Roman" w:eastAsia="Times New Roman" w:hAnsi="Times New Roman" w:cs="Times New Roman"/>
+          <w:kern w:val="0"/>
+          <w:sz w:val="24"/>
+          <w:szCs w:val="24"/>
+          <w:lang w:eastAsia="pt-BR"/>
+          <w14:ligatures w14:val="none"/>
+        </w:rPr>
+        <w:lastRenderedPageBreak/>
+        <w:t xml:space="preserve">reprodução ocorre por meio do crossover, </w:t>
+      </w:r>
+      <w:r>
+        <w:rPr>
+          <w:rFonts w:ascii="Times New Roman" w:eastAsia="Times New Roman" w:hAnsi="Times New Roman" w:cs="Times New Roman"/>
+          <w:kern w:val="0"/>
+          <w:sz w:val="24"/>
+          <w:szCs w:val="24"/>
+          <w:lang w:eastAsia="pt-BR"/>
+          <w14:ligatures w14:val="none"/>
+        </w:rPr>
+        <w:t>criando</w:t>
+      </w:r>
+      <w:r>
+        <w:rPr>
+          <w:rFonts w:ascii="Times New Roman" w:eastAsia="Times New Roman" w:hAnsi="Times New Roman" w:cs="Times New Roman"/>
+          <w:kern w:val="0"/>
+          <w:sz w:val="24"/>
+          <w:szCs w:val="24"/>
+          <w:lang w:eastAsia="pt-BR"/>
+          <w14:ligatures w14:val="none"/>
+        </w:rPr>
+        <w:t xml:space="preserve"> soluções a partir dos pais selecionados, e pela mutação, que introduz pequenas variações para evitar a estagnação.</w:t>
+      </w:r>
+    </w:p>
+    <w:p/>
+    <w:p>
+      <w:pPr>
+        <w:rPr>
+          <w:b/>
+          <w:bCs/>
+        </w:rPr>
+      </w:pPr>
+      <w:r>
+        <w:rPr>
+          <w:b/>
+          <w:bCs/>
+        </w:rPr>
+        <w:t>3.2 Etapas da construção da solução</w:t>
+      </w:r>
+    </w:p>
+    <w:p>
+      <w:pPr>
+        <w:jc w:val="both"/>
+        <w:rPr>
+          <w:rFonts w:ascii="Times New Roman" w:eastAsia="Times New Roman" w:hAnsi="Times New Roman" w:cs="Times New Roman"/>
+          <w:kern w:val="0"/>
+          <w:sz w:val="24"/>
+          <w:szCs w:val="24"/>
+          <w:lang w:eastAsia="pt-BR"/>
+          <w14:ligatures w14:val="none"/>
+        </w:rPr>
+      </w:pPr>
+      <w:r>
+        <w:rPr>
+          <w:rFonts w:ascii="Times New Roman" w:eastAsia="Times New Roman" w:hAnsi="Times New Roman" w:cs="Times New Roman"/>
+          <w:kern w:val="0"/>
+          <w:sz w:val="24"/>
+          <w:szCs w:val="24"/>
+          <w:lang w:eastAsia="pt-BR"/>
+          <w14:ligatures w14:val="none"/>
+        </w:rPr>
+        <w:t xml:space="preserve">O desenvolvimento do código seguiu uma abordagem passo a passo. Primeiro, foi implementada a função para carregar os dados do </w:t>
+      </w:r>
+      <w:proofErr w:type="gramStart"/>
+      <w:r>
+        <w:rPr>
+          <w:rFonts w:ascii="Times New Roman" w:eastAsia="Times New Roman" w:hAnsi="Times New Roman" w:cs="Times New Roman"/>
+          <w:kern w:val="0"/>
+          <w:sz w:val="24"/>
+          <w:szCs w:val="24"/>
+          <w:lang w:eastAsia="pt-BR"/>
+          <w14:ligatures w14:val="none"/>
+        </w:rPr>
+        <w:t>arquivo .</w:t>
+      </w:r>
+      <w:proofErr w:type="spellStart"/>
+      <w:r>
+        <w:rPr>
+          <w:rFonts w:ascii="Times New Roman" w:eastAsia="Times New Roman" w:hAnsi="Times New Roman" w:cs="Times New Roman"/>
+          <w:kern w:val="0"/>
+          <w:sz w:val="24"/>
+          <w:szCs w:val="24"/>
+          <w:lang w:eastAsia="pt-BR"/>
+          <w14:ligatures w14:val="none"/>
+        </w:rPr>
+        <w:t>tsp</w:t>
+      </w:r>
+      <w:proofErr w:type="spellEnd"/>
+      <w:proofErr w:type="gramEnd"/>
+      <w:r>
+        <w:rPr>
+          <w:rFonts w:ascii="Times New Roman" w:eastAsia="Times New Roman" w:hAnsi="Times New Roman" w:cs="Times New Roman"/>
+          <w:kern w:val="0"/>
+          <w:sz w:val="24"/>
+          <w:szCs w:val="24"/>
+          <w:lang w:eastAsia="pt-BR"/>
+          <w14:ligatures w14:val="none"/>
+        </w:rPr>
+        <w:t>, garantindo que as informações fossem processadas corretamente. A seguir, a função de geração da população inicial foi criada, com soluções aleatórias válidas. A função de cálculo de fitness foi então adicionada, avaliando as rotas com base na distância entre as cidades, e ajustada para selecionar as melhores soluções.</w:t>
+      </w:r>
+    </w:p>
+    <w:p>
+      <w:pPr>
+        <w:jc w:val="both"/>
+        <w:rPr>
+          <w:rFonts w:ascii="Times New Roman" w:eastAsia="Times New Roman" w:hAnsi="Times New Roman" w:cs="Times New Roman"/>
+          <w:kern w:val="0"/>
+          <w:sz w:val="24"/>
+          <w:szCs w:val="24"/>
+          <w:lang w:eastAsia="pt-BR"/>
+          <w14:ligatures w14:val="none"/>
+        </w:rPr>
+      </w:pPr>
+      <w:r>
+        <w:rPr>
+          <w:rFonts w:ascii="Times New Roman" w:eastAsia="Times New Roman" w:hAnsi="Times New Roman" w:cs="Times New Roman"/>
+          <w:kern w:val="0"/>
+          <w:sz w:val="24"/>
+          <w:szCs w:val="24"/>
+          <w:lang w:eastAsia="pt-BR"/>
+          <w14:ligatures w14:val="none"/>
+        </w:rPr>
+        <w:t>A implementação do crossover foi um dos maiores desafios. Inicialmente, a troca entre os pais gerava soluções inválidas, mas o código foi ajustado para garantir que os filhos fossem válidos. A mutação ainda precisa ser completamente implementada, mas a ideia é realizar trocas aleatórias nas rotas para evitar soluções locais.</w:t>
+      </w:r>
+    </w:p>
+    <w:p>
+      <w:pPr>
+        <w:jc w:val="both"/>
+        <w:rPr>
+          <w:rFonts w:ascii="Times New Roman" w:eastAsia="Times New Roman" w:hAnsi="Times New Roman" w:cs="Times New Roman"/>
+          <w:kern w:val="0"/>
+          <w:sz w:val="24"/>
+          <w:szCs w:val="24"/>
+          <w:lang w:eastAsia="pt-BR"/>
+          <w14:ligatures w14:val="none"/>
+        </w:rPr>
+      </w:pPr>
+      <w:r>
+        <w:rPr>
+          <w:rFonts w:ascii="Times New Roman" w:eastAsia="Times New Roman" w:hAnsi="Times New Roman" w:cs="Times New Roman"/>
+          <w:kern w:val="0"/>
+          <w:sz w:val="24"/>
+          <w:szCs w:val="24"/>
+          <w:lang w:eastAsia="pt-BR"/>
+          <w14:ligatures w14:val="none"/>
+        </w:rPr>
+        <w:t>Faltam ajustes no critério de parada, mas o algoritmo já está gerando soluções razoáveis para o TSP. O código foi evoluindo com melhorias na seleção, crossover e mutação, e ainda há espaço para otimizar o processo, especialmente no controle da diversidade da população e no tempo de execução.</w:t>
+      </w:r>
+    </w:p>
+    <w:p/>
+    <w:p>
+      <w:pPr>
+        <w:rPr>
+          <w:b/>
+          <w:bCs/>
+        </w:rPr>
+      </w:pPr>
+      <w:r>
+        <w:rPr>
+          <w:b/>
+          <w:bCs/>
+        </w:rPr>
+        <w:t>3.3 Testes realizados e análise dos resultados</w:t>
+      </w:r>
+    </w:p>
+    <w:p>
+      <w:pPr>
+        <w:jc w:val="both"/>
+        <w:rPr>
+          <w:rFonts w:ascii="Times New Roman" w:eastAsia="Times New Roman" w:hAnsi="Times New Roman" w:cs="Times New Roman"/>
+          <w:kern w:val="0"/>
+          <w:sz w:val="24"/>
+          <w:szCs w:val="24"/>
+          <w:lang w:eastAsia="pt-BR"/>
+          <w14:ligatures w14:val="none"/>
+        </w:rPr>
+      </w:pPr>
+      <w:r>
+        <w:rPr>
+          <w:rFonts w:ascii="Times New Roman" w:eastAsia="Times New Roman" w:hAnsi="Times New Roman" w:cs="Times New Roman"/>
+          <w:kern w:val="0"/>
+          <w:sz w:val="24"/>
+          <w:szCs w:val="24"/>
+          <w:lang w:eastAsia="pt-BR"/>
+          <w14:ligatures w14:val="none"/>
+        </w:rPr>
+        <w:t>O</w:t>
+      </w:r>
+      <w:r>
+        <w:rPr>
+          <w:rFonts w:ascii="Times New Roman" w:eastAsia="Times New Roman" w:hAnsi="Times New Roman" w:cs="Times New Roman"/>
+          <w:kern w:val="0"/>
+          <w:sz w:val="24"/>
+          <w:szCs w:val="24"/>
+          <w:lang w:eastAsia="pt-BR"/>
+          <w14:ligatures w14:val="none"/>
+        </w:rPr>
+        <w:t xml:space="preserve"> script</w:t>
+      </w:r>
+      <w:r>
+        <w:rPr>
+          <w:rFonts w:ascii="Times New Roman" w:eastAsia="Times New Roman" w:hAnsi="Times New Roman" w:cs="Times New Roman"/>
+          <w:kern w:val="0"/>
+          <w:sz w:val="24"/>
+          <w:szCs w:val="24"/>
+          <w:lang w:eastAsia="pt-BR"/>
+          <w14:ligatures w14:val="none"/>
+        </w:rPr>
+        <w:t xml:space="preserve"> foi rodado</w:t>
+      </w:r>
+      <w:r>
+        <w:rPr>
+          <w:rFonts w:ascii="Times New Roman" w:eastAsia="Times New Roman" w:hAnsi="Times New Roman" w:cs="Times New Roman"/>
+          <w:kern w:val="0"/>
+          <w:sz w:val="24"/>
+          <w:szCs w:val="24"/>
+          <w:lang w:eastAsia="pt-BR"/>
+          <w14:ligatures w14:val="none"/>
+        </w:rPr>
+        <w:t xml:space="preserve"> 1000 vezes para avaliar o desempenho do algoritmo, e a cada vez que um novo "</w:t>
+      </w:r>
+      <w:proofErr w:type="spellStart"/>
+      <w:r>
+        <w:rPr>
+          <w:rFonts w:ascii="Times New Roman" w:eastAsia="Times New Roman" w:hAnsi="Times New Roman" w:cs="Times New Roman"/>
+          <w:kern w:val="0"/>
+          <w:sz w:val="24"/>
+          <w:szCs w:val="24"/>
+          <w:lang w:eastAsia="pt-BR"/>
+          <w14:ligatures w14:val="none"/>
+        </w:rPr>
+        <w:t>the</w:t>
+      </w:r>
+      <w:proofErr w:type="spellEnd"/>
+      <w:r>
+        <w:rPr>
+          <w:rFonts w:ascii="Times New Roman" w:eastAsia="Times New Roman" w:hAnsi="Times New Roman" w:cs="Times New Roman"/>
+          <w:kern w:val="0"/>
+          <w:sz w:val="24"/>
+          <w:szCs w:val="24"/>
+          <w:lang w:eastAsia="pt-BR"/>
+          <w14:ligatures w14:val="none"/>
+        </w:rPr>
+        <w:t xml:space="preserve"> </w:t>
+      </w:r>
+      <w:proofErr w:type="spellStart"/>
+      <w:r>
+        <w:rPr>
+          <w:rFonts w:ascii="Times New Roman" w:eastAsia="Times New Roman" w:hAnsi="Times New Roman" w:cs="Times New Roman"/>
+          <w:kern w:val="0"/>
+          <w:sz w:val="24"/>
+          <w:szCs w:val="24"/>
+          <w:lang w:eastAsia="pt-BR"/>
+          <w14:ligatures w14:val="none"/>
+        </w:rPr>
+        <w:t>best</w:t>
+      </w:r>
+      <w:proofErr w:type="spellEnd"/>
+      <w:r>
+        <w:rPr>
+          <w:rFonts w:ascii="Times New Roman" w:eastAsia="Times New Roman" w:hAnsi="Times New Roman" w:cs="Times New Roman"/>
+          <w:kern w:val="0"/>
+          <w:sz w:val="24"/>
+          <w:szCs w:val="24"/>
+          <w:lang w:eastAsia="pt-BR"/>
+          <w14:ligatures w14:val="none"/>
+        </w:rPr>
+        <w:t>" era encontrado, a contagem era resetada. O critério de parada foi definido para interromper a execução quando o "</w:t>
+      </w:r>
+      <w:proofErr w:type="spellStart"/>
+      <w:r>
+        <w:rPr>
+          <w:rFonts w:ascii="Times New Roman" w:eastAsia="Times New Roman" w:hAnsi="Times New Roman" w:cs="Times New Roman"/>
+          <w:kern w:val="0"/>
+          <w:sz w:val="24"/>
+          <w:szCs w:val="24"/>
+          <w:lang w:eastAsia="pt-BR"/>
+          <w14:ligatures w14:val="none"/>
+        </w:rPr>
+        <w:t>the</w:t>
+      </w:r>
+      <w:proofErr w:type="spellEnd"/>
+      <w:r>
+        <w:rPr>
+          <w:rFonts w:ascii="Times New Roman" w:eastAsia="Times New Roman" w:hAnsi="Times New Roman" w:cs="Times New Roman"/>
+          <w:kern w:val="0"/>
+          <w:sz w:val="24"/>
+          <w:szCs w:val="24"/>
+          <w:lang w:eastAsia="pt-BR"/>
+          <w14:ligatures w14:val="none"/>
+        </w:rPr>
+        <w:t xml:space="preserve"> </w:t>
+      </w:r>
+      <w:proofErr w:type="spellStart"/>
+      <w:r>
+        <w:rPr>
+          <w:rFonts w:ascii="Times New Roman" w:eastAsia="Times New Roman" w:hAnsi="Times New Roman" w:cs="Times New Roman"/>
+          <w:kern w:val="0"/>
+          <w:sz w:val="24"/>
+          <w:szCs w:val="24"/>
+          <w:lang w:eastAsia="pt-BR"/>
+          <w14:ligatures w14:val="none"/>
+        </w:rPr>
+        <w:t>best</w:t>
+      </w:r>
+      <w:proofErr w:type="spellEnd"/>
+      <w:r>
+        <w:rPr>
+          <w:rFonts w:ascii="Times New Roman" w:eastAsia="Times New Roman" w:hAnsi="Times New Roman" w:cs="Times New Roman"/>
+          <w:kern w:val="0"/>
+          <w:sz w:val="24"/>
+          <w:szCs w:val="24"/>
+          <w:lang w:eastAsia="pt-BR"/>
+          <w14:ligatures w14:val="none"/>
+        </w:rPr>
+        <w:t>" não era atualizado após 1000 iterações consecutivas.</w:t>
+      </w:r>
+    </w:p>
+    <w:p>
+      <w:pPr>
+        <w:jc w:val="both"/>
+        <w:rPr>
+          <w:rFonts w:ascii="Times New Roman" w:eastAsia="Times New Roman" w:hAnsi="Times New Roman" w:cs="Times New Roman"/>
+          <w:kern w:val="0"/>
+          <w:sz w:val="24"/>
+          <w:szCs w:val="24"/>
+          <w:lang w:eastAsia="pt-BR"/>
+          <w14:ligatures w14:val="none"/>
+        </w:rPr>
+      </w:pPr>
+      <w:r>
+        <w:rPr>
+          <w:rFonts w:ascii="Times New Roman" w:eastAsia="Times New Roman" w:hAnsi="Times New Roman" w:cs="Times New Roman"/>
+          <w:kern w:val="0"/>
+          <w:sz w:val="24"/>
+          <w:szCs w:val="24"/>
+          <w:lang w:eastAsia="pt-BR"/>
+          <w14:ligatures w14:val="none"/>
+        </w:rPr>
+        <w:t>Para validar o funcionamento do algoritmo, foram aplicados diferentes métodos de teste. Inicialmente, geramos populações aleatórias para garantir diversidade e evitar repetições. O crossover foi executado diversas vezes para verificar se os filhos respeitavam a estrutura correta e mantinham as cidades sem duplicações. Além disso, testamos a função de embaralhamento para assegurar que os caminhos gerados mantivessem o ponto inicial e final fixos. Para validar os resultados, inspecionamos manualmente algumas execuções e utilizamos scripts para conferir a coerência das sequências geradas.</w:t>
+      </w:r>
+    </w:p>
+    <w:p>
+      <w:pPr>
+        <w:jc w:val="both"/>
+        <w:rPr>
+          <w:rFonts w:ascii="Times New Roman" w:eastAsia="Times New Roman" w:hAnsi="Times New Roman" w:cs="Times New Roman"/>
+          <w:kern w:val="0"/>
+          <w:sz w:val="24"/>
+          <w:szCs w:val="24"/>
+          <w:lang w:eastAsia="pt-BR"/>
+          <w14:ligatures w14:val="none"/>
+        </w:rPr>
+      </w:pPr>
+      <w:r>
+        <w:rPr>
+          <w:rFonts w:ascii="Times New Roman" w:eastAsia="Times New Roman" w:hAnsi="Times New Roman" w:cs="Times New Roman"/>
+          <w:kern w:val="0"/>
+          <w:sz w:val="24"/>
+          <w:szCs w:val="24"/>
+          <w:lang w:eastAsia="pt-BR"/>
+          <w14:ligatures w14:val="none"/>
+        </w:rPr>
+        <w:t>O desempenho do algoritmo variou conforme os diferentes cenários. Quando testado com populações menores e poucas cidades, a execução foi rápida e a convergência ocorreu em menos iterações. No entanto, ao aumentar a quantidade de cidades para mais de 50, observamos um aumento significativo no tempo de processamento e na quantidade de iterações necessárias para encontrar um novo "</w:t>
+      </w:r>
+      <w:proofErr w:type="spellStart"/>
+      <w:r>
+        <w:rPr>
+          <w:rFonts w:ascii="Times New Roman" w:eastAsia="Times New Roman" w:hAnsi="Times New Roman" w:cs="Times New Roman"/>
+          <w:kern w:val="0"/>
+          <w:sz w:val="24"/>
+          <w:szCs w:val="24"/>
+          <w:lang w:eastAsia="pt-BR"/>
+          <w14:ligatures w14:val="none"/>
+        </w:rPr>
+        <w:t>the</w:t>
+      </w:r>
+      <w:proofErr w:type="spellEnd"/>
+      <w:r>
+        <w:rPr>
+          <w:rFonts w:ascii="Times New Roman" w:eastAsia="Times New Roman" w:hAnsi="Times New Roman" w:cs="Times New Roman"/>
+          <w:kern w:val="0"/>
+          <w:sz w:val="24"/>
+          <w:szCs w:val="24"/>
+          <w:lang w:eastAsia="pt-BR"/>
+          <w14:ligatures w14:val="none"/>
+        </w:rPr>
+        <w:t xml:space="preserve"> </w:t>
+      </w:r>
+      <w:proofErr w:type="spellStart"/>
+      <w:r>
+        <w:rPr>
+          <w:rFonts w:ascii="Times New Roman" w:eastAsia="Times New Roman" w:hAnsi="Times New Roman" w:cs="Times New Roman"/>
+          <w:kern w:val="0"/>
+          <w:sz w:val="24"/>
+          <w:szCs w:val="24"/>
+          <w:lang w:eastAsia="pt-BR"/>
+          <w14:ligatures w14:val="none"/>
+        </w:rPr>
+        <w:t>best</w:t>
+      </w:r>
+      <w:proofErr w:type="spellEnd"/>
+      <w:r>
+        <w:rPr>
+          <w:rFonts w:ascii="Times New Roman" w:eastAsia="Times New Roman" w:hAnsi="Times New Roman" w:cs="Times New Roman"/>
+          <w:kern w:val="0"/>
+          <w:sz w:val="24"/>
+          <w:szCs w:val="24"/>
+          <w:lang w:eastAsia="pt-BR"/>
+          <w14:ligatures w14:val="none"/>
+        </w:rPr>
+        <w:t>". Em execuções repetidas, percebemos que o crossover contribuiu para manter a diversidade das soluções, evitando que o algoritmo ficasse preso em mínimos locais.</w:t>
       </w:r>
     </w:p>
     <w:p/>
@@ -269,48 +1617,217 @@
           <w:b/>
           <w:bCs/>
         </w:rPr>
-        <w:t>1.2 Principais desafios e dificuldades da solução</w:t>
+        <w:lastRenderedPageBreak/>
+        <w:t>4. Conclusão</w:t>
       </w:r>
     </w:p>
     <w:p>
-      <w:r>
-        <w:t xml:space="preserve">Durante o desenvolvimento do algoritmo para resolver o Problema do Caixeiro Viajante (TSP) no conjunto de cidades do </w:t>
-      </w:r>
-      <w:r>
-        <w:rPr>
-          <w:rStyle w:val="Forte"/>
-        </w:rPr>
-        <w:t>att48.tsp</w:t>
-      </w:r>
-      <w:r>
-        <w:t xml:space="preserve">, enfrentamos desafios tanto técnicos quanto conceituais. Um dos principais obstáculos foi a </w:t>
-      </w:r>
-      <w:r>
-        <w:rPr>
-          <w:rStyle w:val="Forte"/>
-        </w:rPr>
-        <w:t>implementação dos operadores de crossover e mutação</w:t>
-      </w:r>
-      <w:r>
-        <w:t xml:space="preserve"> no Algoritmo Genético. Essas operações são fundamentais para a diversidade da população e a busca por soluções melhores, mas exigem um cuidado especial para garantir que os filhos gerados permaneçam viáveis, isto é, respeitem a restrição de visitar cada cidade exatamente uma vez.</w:t>
+      <w:pPr>
+        <w:rPr>
+          <w:b/>
+          <w:bCs/>
+        </w:rPr>
+      </w:pPr>
+      <w:r>
+        <w:rPr>
+          <w:b/>
+          <w:bCs/>
+        </w:rPr>
+        <w:t>4.1 Discussão sobre a eficácia da solução</w:t>
       </w:r>
     </w:p>
     <w:p>
-      <w:r>
-        <w:t xml:space="preserve">Além disso, dificuldades surgiram na </w:t>
-      </w:r>
-      <w:r>
-        <w:rPr>
-          <w:rStyle w:val="Forte"/>
-        </w:rPr>
-        <w:t>eficiência computacional</w:t>
-      </w:r>
-      <w:r>
-        <w:t>, já que a avaliação de cada indivíduo exige o cálculo do percurso total percorrido. A manipulação das estruturas de dados para representar soluções, garantir que as operações genéticas não gerassem indivíduos inválidos e evitar convergência prematura também exigiu ajustes contínuos no código e nos parâmetros do algoritmo.</w:t>
+      <w:pPr>
+        <w:jc w:val="both"/>
+        <w:rPr>
+          <w:rFonts w:ascii="Times New Roman" w:eastAsia="Times New Roman" w:hAnsi="Times New Roman" w:cs="Times New Roman"/>
+          <w:kern w:val="0"/>
+          <w:sz w:val="24"/>
+          <w:szCs w:val="24"/>
+          <w:lang w:eastAsia="pt-BR"/>
+          <w14:ligatures w14:val="none"/>
+        </w:rPr>
+      </w:pPr>
+      <w:r>
+        <w:rPr>
+          <w:rFonts w:ascii="Times New Roman" w:eastAsia="Times New Roman" w:hAnsi="Times New Roman" w:cs="Times New Roman"/>
+          <w:kern w:val="0"/>
+          <w:sz w:val="24"/>
+          <w:szCs w:val="24"/>
+          <w:lang w:eastAsia="pt-BR"/>
+          <w14:ligatures w14:val="none"/>
+        </w:rPr>
+        <w:t xml:space="preserve">O algoritmo não resolveu o problema de maneira eficiente, pois, apesar de encontrar soluções viáveis, ele não convergiu para um ótimo global de forma consistente. O critério de parada estabelecido </w:t>
+      </w:r>
+      <w:r>
+        <w:rPr>
+          <w:rFonts w:ascii="Times New Roman" w:eastAsia="Times New Roman" w:hAnsi="Times New Roman" w:cs="Times New Roman"/>
+          <w:kern w:val="0"/>
+          <w:sz w:val="24"/>
+          <w:szCs w:val="24"/>
+          <w:lang w:eastAsia="pt-BR"/>
+          <w14:ligatures w14:val="none"/>
+        </w:rPr>
+        <w:t xml:space="preserve">para </w:t>
+      </w:r>
+      <w:r>
+        <w:rPr>
+          <w:rFonts w:ascii="Times New Roman" w:eastAsia="Times New Roman" w:hAnsi="Times New Roman" w:cs="Times New Roman"/>
+          <w:kern w:val="0"/>
+          <w:sz w:val="24"/>
+          <w:szCs w:val="24"/>
+          <w:lang w:eastAsia="pt-BR"/>
+          <w14:ligatures w14:val="none"/>
+        </w:rPr>
+        <w:t>interromper a execução quando o "</w:t>
+      </w:r>
+      <w:proofErr w:type="spellStart"/>
+      <w:r>
+        <w:rPr>
+          <w:rFonts w:ascii="Times New Roman" w:eastAsia="Times New Roman" w:hAnsi="Times New Roman" w:cs="Times New Roman"/>
+          <w:kern w:val="0"/>
+          <w:sz w:val="24"/>
+          <w:szCs w:val="24"/>
+          <w:lang w:eastAsia="pt-BR"/>
+          <w14:ligatures w14:val="none"/>
+        </w:rPr>
+        <w:t>the</w:t>
+      </w:r>
+      <w:proofErr w:type="spellEnd"/>
+      <w:r>
+        <w:rPr>
+          <w:rFonts w:ascii="Times New Roman" w:eastAsia="Times New Roman" w:hAnsi="Times New Roman" w:cs="Times New Roman"/>
+          <w:kern w:val="0"/>
+          <w:sz w:val="24"/>
+          <w:szCs w:val="24"/>
+          <w:lang w:eastAsia="pt-BR"/>
+          <w14:ligatures w14:val="none"/>
+        </w:rPr>
+        <w:t xml:space="preserve"> </w:t>
+      </w:r>
+      <w:proofErr w:type="spellStart"/>
+      <w:r>
+        <w:rPr>
+          <w:rFonts w:ascii="Times New Roman" w:eastAsia="Times New Roman" w:hAnsi="Times New Roman" w:cs="Times New Roman"/>
+          <w:kern w:val="0"/>
+          <w:sz w:val="24"/>
+          <w:szCs w:val="24"/>
+          <w:lang w:eastAsia="pt-BR"/>
+          <w14:ligatures w14:val="none"/>
+        </w:rPr>
+        <w:t>best</w:t>
+      </w:r>
+      <w:proofErr w:type="spellEnd"/>
+      <w:r>
+        <w:rPr>
+          <w:rFonts w:ascii="Times New Roman" w:eastAsia="Times New Roman" w:hAnsi="Times New Roman" w:cs="Times New Roman"/>
+          <w:kern w:val="0"/>
+          <w:sz w:val="24"/>
+          <w:szCs w:val="24"/>
+          <w:lang w:eastAsia="pt-BR"/>
+          <w14:ligatures w14:val="none"/>
+        </w:rPr>
+        <w:t>" não era atualizado após 1000 iterações pode ter sido um fator limitante, pois talvez fosse necessário rodar por um período maior para alcançar uma solução mais refinada.</w:t>
       </w:r>
     </w:p>
     <w:p>
       <w:pPr>
+        <w:jc w:val="both"/>
+        <w:rPr>
+          <w:rFonts w:ascii="Times New Roman" w:eastAsia="Times New Roman" w:hAnsi="Times New Roman" w:cs="Times New Roman"/>
+          <w:kern w:val="0"/>
+          <w:sz w:val="24"/>
+          <w:szCs w:val="24"/>
+          <w:lang w:eastAsia="pt-BR"/>
+          <w14:ligatures w14:val="none"/>
+        </w:rPr>
+      </w:pPr>
+      <w:r>
+        <w:rPr>
+          <w:rFonts w:ascii="Times New Roman" w:eastAsia="Times New Roman" w:hAnsi="Times New Roman" w:cs="Times New Roman"/>
+          <w:kern w:val="0"/>
+          <w:sz w:val="24"/>
+          <w:szCs w:val="24"/>
+          <w:lang w:eastAsia="pt-BR"/>
+          <w14:ligatures w14:val="none"/>
+        </w:rPr>
+        <w:t>Ao comparar as expectativas com os resultados obtidos, esperávamos que o algoritmo fosse capaz de melhorar progressivamente as soluções ao longo das gerações, encontrando um "</w:t>
+      </w:r>
+      <w:proofErr w:type="spellStart"/>
+      <w:r>
+        <w:rPr>
+          <w:rFonts w:ascii="Times New Roman" w:eastAsia="Times New Roman" w:hAnsi="Times New Roman" w:cs="Times New Roman"/>
+          <w:kern w:val="0"/>
+          <w:sz w:val="24"/>
+          <w:szCs w:val="24"/>
+          <w:lang w:eastAsia="pt-BR"/>
+          <w14:ligatures w14:val="none"/>
+        </w:rPr>
+        <w:t>the</w:t>
+      </w:r>
+      <w:proofErr w:type="spellEnd"/>
+      <w:r>
+        <w:rPr>
+          <w:rFonts w:ascii="Times New Roman" w:eastAsia="Times New Roman" w:hAnsi="Times New Roman" w:cs="Times New Roman"/>
+          <w:kern w:val="0"/>
+          <w:sz w:val="24"/>
+          <w:szCs w:val="24"/>
+          <w:lang w:eastAsia="pt-BR"/>
+          <w14:ligatures w14:val="none"/>
+        </w:rPr>
+        <w:t xml:space="preserve"> </w:t>
+      </w:r>
+      <w:proofErr w:type="spellStart"/>
+      <w:r>
+        <w:rPr>
+          <w:rFonts w:ascii="Times New Roman" w:eastAsia="Times New Roman" w:hAnsi="Times New Roman" w:cs="Times New Roman"/>
+          <w:kern w:val="0"/>
+          <w:sz w:val="24"/>
+          <w:szCs w:val="24"/>
+          <w:lang w:eastAsia="pt-BR"/>
+          <w14:ligatures w14:val="none"/>
+        </w:rPr>
+        <w:t>best</w:t>
+      </w:r>
+      <w:proofErr w:type="spellEnd"/>
+      <w:r>
+        <w:rPr>
+          <w:rFonts w:ascii="Times New Roman" w:eastAsia="Times New Roman" w:hAnsi="Times New Roman" w:cs="Times New Roman"/>
+          <w:kern w:val="0"/>
+          <w:sz w:val="24"/>
+          <w:szCs w:val="24"/>
+          <w:lang w:eastAsia="pt-BR"/>
+          <w14:ligatures w14:val="none"/>
+        </w:rPr>
+        <w:t xml:space="preserve">" com eficiência. No entanto, observamos que ele frequentemente ficava preso em mínimos locais e não explorava de maneira eficaz outras possibilidades. Isso sugere que ajustes nos </w:t>
+      </w:r>
+      <w:proofErr w:type="spellStart"/>
+      <w:r>
+        <w:rPr>
+          <w:rFonts w:ascii="Times New Roman" w:eastAsia="Times New Roman" w:hAnsi="Times New Roman" w:cs="Times New Roman"/>
+          <w:kern w:val="0"/>
+          <w:sz w:val="24"/>
+          <w:szCs w:val="24"/>
+          <w:lang w:eastAsia="pt-BR"/>
+          <w14:ligatures w14:val="none"/>
+        </w:rPr>
+        <w:t>hiperparâmetros</w:t>
+      </w:r>
+      <w:proofErr w:type="spellEnd"/>
+      <w:r>
+        <w:rPr>
+          <w:rFonts w:ascii="Times New Roman" w:eastAsia="Times New Roman" w:hAnsi="Times New Roman" w:cs="Times New Roman"/>
+          <w:kern w:val="0"/>
+          <w:sz w:val="24"/>
+          <w:szCs w:val="24"/>
+          <w:lang w:eastAsia="pt-BR"/>
+          <w14:ligatures w14:val="none"/>
+        </w:rPr>
+        <w:t>, como tamanho da população, taxa de mutação e critério de seleção, poderiam melhorar o desempenho. Além disso, seria interessante testar estratégias complementares, como reinicialização parcial da população ou introdução de técnicas mais avançadas de busca, para evitar a estagnação prematura das soluções.</w:t>
+      </w:r>
+    </w:p>
+    <w:p>
+      <w:pPr>
         <w:rPr>
           <w:b/>
           <w:bCs/>
@@ -321,326 +1838,55 @@
           <w:b/>
           <w:bCs/>
         </w:rPr>
-        <w:t xml:space="preserve">1.3 Possibilidades de abordagem utilizando </w:t>
-      </w:r>
-      <w:r>
-        <w:rPr>
-          <w:b/>
-          <w:bCs/>
-        </w:rPr>
-        <w:t>algoritmos meta-heurística</w:t>
+        <w:t>4.2 Possíveis melhorias e otimizações futuras</w:t>
       </w:r>
     </w:p>
     <w:p>
       <w:pPr>
-        <w:spacing w:before="100" w:beforeAutospacing="1" w:after="100" w:afterAutospacing="1" w:line="240" w:lineRule="auto"/>
-        <w:rPr>
-          <w:rFonts w:ascii="Times New Roman" w:eastAsia="Times New Roman" w:hAnsi="Times New Roman" w:cs="Times New Roman"/>
-          <w:kern w:val="0"/>
-          <w:sz w:val="24"/>
-          <w:szCs w:val="24"/>
-          <w:lang w:eastAsia="pt-BR"/>
-          <w14:ligatures w14:val="none"/>
-        </w:rPr>
-      </w:pPr>
-      <w:r>
-        <w:rPr>
-          <w:rFonts w:ascii="Times New Roman" w:eastAsia="Times New Roman" w:hAnsi="Times New Roman" w:cs="Times New Roman"/>
-          <w:kern w:val="0"/>
-          <w:sz w:val="24"/>
-          <w:szCs w:val="24"/>
-          <w:lang w:eastAsia="pt-BR"/>
-          <w14:ligatures w14:val="none"/>
-        </w:rPr>
-        <w:t xml:space="preserve">O Problema do Caixeiro Viajante (TSP) pode ser resolvido por diversos métodos, cada um com suas vantagens e limitações. Métodos exatos, como Programação Dinâmica (algoritmo de </w:t>
-      </w:r>
-      <w:proofErr w:type="spellStart"/>
-      <w:r>
-        <w:rPr>
-          <w:rFonts w:ascii="Times New Roman" w:eastAsia="Times New Roman" w:hAnsi="Times New Roman" w:cs="Times New Roman"/>
-          <w:kern w:val="0"/>
-          <w:sz w:val="24"/>
-          <w:szCs w:val="24"/>
-          <w:lang w:eastAsia="pt-BR"/>
-          <w14:ligatures w14:val="none"/>
-        </w:rPr>
-        <w:t>Held</w:t>
-      </w:r>
-      <w:proofErr w:type="spellEnd"/>
-      <w:r>
-        <w:rPr>
-          <w:rFonts w:ascii="Times New Roman" w:eastAsia="Times New Roman" w:hAnsi="Times New Roman" w:cs="Times New Roman"/>
-          <w:kern w:val="0"/>
-          <w:sz w:val="24"/>
-          <w:szCs w:val="24"/>
-          <w:lang w:eastAsia="pt-BR"/>
-          <w14:ligatures w14:val="none"/>
-        </w:rPr>
-        <w:t xml:space="preserve">-Karp) e Branch </w:t>
-      </w:r>
-      <w:proofErr w:type="spellStart"/>
-      <w:r>
-        <w:rPr>
-          <w:rFonts w:ascii="Times New Roman" w:eastAsia="Times New Roman" w:hAnsi="Times New Roman" w:cs="Times New Roman"/>
-          <w:kern w:val="0"/>
-          <w:sz w:val="24"/>
-          <w:szCs w:val="24"/>
-          <w:lang w:eastAsia="pt-BR"/>
-          <w14:ligatures w14:val="none"/>
-        </w:rPr>
-        <w:t>and</w:t>
-      </w:r>
-      <w:proofErr w:type="spellEnd"/>
-      <w:r>
-        <w:rPr>
-          <w:rFonts w:ascii="Times New Roman" w:eastAsia="Times New Roman" w:hAnsi="Times New Roman" w:cs="Times New Roman"/>
-          <w:kern w:val="0"/>
-          <w:sz w:val="24"/>
-          <w:szCs w:val="24"/>
-          <w:lang w:eastAsia="pt-BR"/>
-          <w14:ligatures w14:val="none"/>
-        </w:rPr>
-        <w:t xml:space="preserve"> </w:t>
-      </w:r>
-      <w:proofErr w:type="spellStart"/>
-      <w:r>
-        <w:rPr>
-          <w:rFonts w:ascii="Times New Roman" w:eastAsia="Times New Roman" w:hAnsi="Times New Roman" w:cs="Times New Roman"/>
-          <w:kern w:val="0"/>
-          <w:sz w:val="24"/>
-          <w:szCs w:val="24"/>
-          <w:lang w:eastAsia="pt-BR"/>
-          <w14:ligatures w14:val="none"/>
-        </w:rPr>
-        <w:t>Bound</w:t>
-      </w:r>
-      <w:proofErr w:type="spellEnd"/>
-      <w:r>
-        <w:rPr>
-          <w:rFonts w:ascii="Times New Roman" w:eastAsia="Times New Roman" w:hAnsi="Times New Roman" w:cs="Times New Roman"/>
-          <w:kern w:val="0"/>
-          <w:sz w:val="24"/>
-          <w:szCs w:val="24"/>
-          <w:lang w:eastAsia="pt-BR"/>
-          <w14:ligatures w14:val="none"/>
-        </w:rPr>
-        <w:t>, garantem a solução ótima, mas tornam-se inviáveis para instâncias grandes devido ao alto custo computacional.</w:t>
+        <w:jc w:val="both"/>
+        <w:rPr>
+          <w:rFonts w:ascii="Times New Roman" w:eastAsia="Times New Roman" w:hAnsi="Times New Roman" w:cs="Times New Roman"/>
+          <w:kern w:val="0"/>
+          <w:sz w:val="24"/>
+          <w:szCs w:val="24"/>
+          <w:lang w:eastAsia="pt-BR"/>
+          <w14:ligatures w14:val="none"/>
+        </w:rPr>
+      </w:pPr>
+      <w:r>
+        <w:rPr>
+          <w:rFonts w:ascii="Times New Roman" w:eastAsia="Times New Roman" w:hAnsi="Times New Roman" w:cs="Times New Roman"/>
+          <w:kern w:val="0"/>
+          <w:sz w:val="24"/>
+          <w:szCs w:val="24"/>
+          <w:lang w:eastAsia="pt-BR"/>
+          <w14:ligatures w14:val="none"/>
+        </w:rPr>
+        <w:t>O algoritmo pode ser aprimorado de várias maneiras. A precisão poderia ser aumentada com a implementação de uma mutação mais eficiente, além de ajustar melhor o critério de parada para evitar execuções desnecessárias. Melhorias na seleção, como o uso de torneio ou roleta, também podem ajudar a equilibrar a diversidade da população.</w:t>
       </w:r>
     </w:p>
     <w:p>
       <w:pPr>
-        <w:spacing w:before="100" w:beforeAutospacing="1" w:after="100" w:afterAutospacing="1" w:line="240" w:lineRule="auto"/>
-        <w:rPr>
-          <w:rFonts w:ascii="Times New Roman" w:eastAsia="Times New Roman" w:hAnsi="Times New Roman" w:cs="Times New Roman"/>
-          <w:kern w:val="0"/>
-          <w:sz w:val="24"/>
-          <w:szCs w:val="24"/>
-          <w:lang w:eastAsia="pt-BR"/>
-          <w14:ligatures w14:val="none"/>
-        </w:rPr>
-      </w:pPr>
-      <w:r>
-        <w:rPr>
-          <w:rFonts w:ascii="Times New Roman" w:eastAsia="Times New Roman" w:hAnsi="Times New Roman" w:cs="Times New Roman"/>
-          <w:kern w:val="0"/>
-          <w:sz w:val="24"/>
-          <w:szCs w:val="24"/>
-          <w:lang w:eastAsia="pt-BR"/>
-          <w14:ligatures w14:val="none"/>
-        </w:rPr>
-        <w:t xml:space="preserve">Métodos heurísticos, como </w:t>
-      </w:r>
-      <w:proofErr w:type="spellStart"/>
-      <w:r>
-        <w:rPr>
-          <w:rFonts w:ascii="Times New Roman" w:eastAsia="Times New Roman" w:hAnsi="Times New Roman" w:cs="Times New Roman"/>
-          <w:kern w:val="0"/>
-          <w:sz w:val="24"/>
-          <w:szCs w:val="24"/>
-          <w:lang w:eastAsia="pt-BR"/>
-          <w14:ligatures w14:val="none"/>
-        </w:rPr>
-        <w:t>Nearest</w:t>
-      </w:r>
-      <w:proofErr w:type="spellEnd"/>
-      <w:r>
-        <w:rPr>
-          <w:rFonts w:ascii="Times New Roman" w:eastAsia="Times New Roman" w:hAnsi="Times New Roman" w:cs="Times New Roman"/>
-          <w:kern w:val="0"/>
-          <w:sz w:val="24"/>
-          <w:szCs w:val="24"/>
-          <w:lang w:eastAsia="pt-BR"/>
-          <w14:ligatures w14:val="none"/>
-        </w:rPr>
-        <w:t xml:space="preserve"> </w:t>
-      </w:r>
-      <w:proofErr w:type="spellStart"/>
-      <w:r>
-        <w:rPr>
-          <w:rFonts w:ascii="Times New Roman" w:eastAsia="Times New Roman" w:hAnsi="Times New Roman" w:cs="Times New Roman"/>
-          <w:kern w:val="0"/>
-          <w:sz w:val="24"/>
-          <w:szCs w:val="24"/>
-          <w:lang w:eastAsia="pt-BR"/>
-          <w14:ligatures w14:val="none"/>
-        </w:rPr>
-        <w:t>Neighbor</w:t>
-      </w:r>
-      <w:proofErr w:type="spellEnd"/>
-      <w:r>
-        <w:rPr>
-          <w:rFonts w:ascii="Times New Roman" w:eastAsia="Times New Roman" w:hAnsi="Times New Roman" w:cs="Times New Roman"/>
-          <w:kern w:val="0"/>
-          <w:sz w:val="24"/>
-          <w:szCs w:val="24"/>
-          <w:lang w:eastAsia="pt-BR"/>
-          <w14:ligatures w14:val="none"/>
-        </w:rPr>
-        <w:t xml:space="preserve"> (vizinho mais próximo) e </w:t>
-      </w:r>
-      <w:proofErr w:type="spellStart"/>
-      <w:r>
-        <w:rPr>
-          <w:rFonts w:ascii="Times New Roman" w:eastAsia="Times New Roman" w:hAnsi="Times New Roman" w:cs="Times New Roman"/>
-          <w:kern w:val="0"/>
-          <w:sz w:val="24"/>
-          <w:szCs w:val="24"/>
-          <w:lang w:eastAsia="pt-BR"/>
-          <w14:ligatures w14:val="none"/>
-        </w:rPr>
-        <w:t>Christofides</w:t>
-      </w:r>
-      <w:proofErr w:type="spellEnd"/>
-      <w:r>
-        <w:rPr>
-          <w:rFonts w:ascii="Times New Roman" w:eastAsia="Times New Roman" w:hAnsi="Times New Roman" w:cs="Times New Roman"/>
-          <w:kern w:val="0"/>
-          <w:sz w:val="24"/>
-          <w:szCs w:val="24"/>
-          <w:lang w:eastAsia="pt-BR"/>
-          <w14:ligatures w14:val="none"/>
-        </w:rPr>
-        <w:t xml:space="preserve">, fornecem soluções rápidas, porém nem sempre ideais. Já as meta-heurísticas, como Algoritmos Genéticos (GA), </w:t>
-      </w:r>
-      <w:proofErr w:type="spellStart"/>
-      <w:r>
-        <w:rPr>
-          <w:rFonts w:ascii="Times New Roman" w:eastAsia="Times New Roman" w:hAnsi="Times New Roman" w:cs="Times New Roman"/>
-          <w:kern w:val="0"/>
-          <w:sz w:val="24"/>
-          <w:szCs w:val="24"/>
-          <w:lang w:eastAsia="pt-BR"/>
-          <w14:ligatures w14:val="none"/>
-        </w:rPr>
-        <w:t>Simulated</w:t>
-      </w:r>
-      <w:proofErr w:type="spellEnd"/>
-      <w:r>
-        <w:rPr>
-          <w:rFonts w:ascii="Times New Roman" w:eastAsia="Times New Roman" w:hAnsi="Times New Roman" w:cs="Times New Roman"/>
-          <w:kern w:val="0"/>
-          <w:sz w:val="24"/>
-          <w:szCs w:val="24"/>
-          <w:lang w:eastAsia="pt-BR"/>
-          <w14:ligatures w14:val="none"/>
-        </w:rPr>
-        <w:t xml:space="preserve"> </w:t>
-      </w:r>
-      <w:proofErr w:type="spellStart"/>
-      <w:r>
-        <w:rPr>
-          <w:rFonts w:ascii="Times New Roman" w:eastAsia="Times New Roman" w:hAnsi="Times New Roman" w:cs="Times New Roman"/>
-          <w:kern w:val="0"/>
-          <w:sz w:val="24"/>
-          <w:szCs w:val="24"/>
-          <w:lang w:eastAsia="pt-BR"/>
-          <w14:ligatures w14:val="none"/>
-        </w:rPr>
-        <w:t>Annealing</w:t>
-      </w:r>
-      <w:proofErr w:type="spellEnd"/>
-      <w:r>
-        <w:rPr>
-          <w:rFonts w:ascii="Times New Roman" w:eastAsia="Times New Roman" w:hAnsi="Times New Roman" w:cs="Times New Roman"/>
-          <w:kern w:val="0"/>
-          <w:sz w:val="24"/>
-          <w:szCs w:val="24"/>
-          <w:lang w:eastAsia="pt-BR"/>
-          <w14:ligatures w14:val="none"/>
-        </w:rPr>
-        <w:t xml:space="preserve"> (SA) e </w:t>
-      </w:r>
-      <w:proofErr w:type="spellStart"/>
-      <w:r>
-        <w:rPr>
-          <w:rFonts w:ascii="Times New Roman" w:eastAsia="Times New Roman" w:hAnsi="Times New Roman" w:cs="Times New Roman"/>
-          <w:kern w:val="0"/>
-          <w:sz w:val="24"/>
-          <w:szCs w:val="24"/>
-          <w:lang w:eastAsia="pt-BR"/>
-          <w14:ligatures w14:val="none"/>
-        </w:rPr>
-        <w:t>Ant</w:t>
-      </w:r>
-      <w:proofErr w:type="spellEnd"/>
-      <w:r>
-        <w:rPr>
-          <w:rFonts w:ascii="Times New Roman" w:eastAsia="Times New Roman" w:hAnsi="Times New Roman" w:cs="Times New Roman"/>
-          <w:kern w:val="0"/>
-          <w:sz w:val="24"/>
-          <w:szCs w:val="24"/>
-          <w:lang w:eastAsia="pt-BR"/>
-          <w14:ligatures w14:val="none"/>
-        </w:rPr>
-        <w:t xml:space="preserve"> Colony </w:t>
-      </w:r>
-      <w:proofErr w:type="spellStart"/>
-      <w:r>
-        <w:rPr>
-          <w:rFonts w:ascii="Times New Roman" w:eastAsia="Times New Roman" w:hAnsi="Times New Roman" w:cs="Times New Roman"/>
-          <w:kern w:val="0"/>
-          <w:sz w:val="24"/>
-          <w:szCs w:val="24"/>
-          <w:lang w:eastAsia="pt-BR"/>
-          <w14:ligatures w14:val="none"/>
-        </w:rPr>
-        <w:t>Optimization</w:t>
-      </w:r>
-      <w:proofErr w:type="spellEnd"/>
-      <w:r>
-        <w:rPr>
-          <w:rFonts w:ascii="Times New Roman" w:eastAsia="Times New Roman" w:hAnsi="Times New Roman" w:cs="Times New Roman"/>
-          <w:kern w:val="0"/>
-          <w:sz w:val="24"/>
-          <w:szCs w:val="24"/>
-          <w:lang w:eastAsia="pt-BR"/>
-          <w14:ligatures w14:val="none"/>
-        </w:rPr>
-        <w:t xml:space="preserve"> (ACO), buscam soluções aproximadas de alta qualidade ao longo do tempo, sendo mais adequadas para instâncias maiores como o att48.tsp.</w:t>
-      </w:r>
-    </w:p>
-    <w:p>
-      <w:pPr>
-        <w:spacing w:before="100" w:beforeAutospacing="1" w:after="100" w:afterAutospacing="1" w:line="240" w:lineRule="auto"/>
-        <w:rPr>
-          <w:rFonts w:ascii="Times New Roman" w:eastAsia="Times New Roman" w:hAnsi="Times New Roman" w:cs="Times New Roman"/>
-          <w:kern w:val="0"/>
-          <w:sz w:val="24"/>
-          <w:szCs w:val="24"/>
-          <w:lang w:eastAsia="pt-BR"/>
-          <w14:ligatures w14:val="none"/>
-        </w:rPr>
-      </w:pPr>
-      <w:r>
-        <w:rPr>
-          <w:rFonts w:ascii="Times New Roman" w:eastAsia="Times New Roman" w:hAnsi="Times New Roman" w:cs="Times New Roman"/>
-          <w:kern w:val="0"/>
-          <w:sz w:val="24"/>
-          <w:szCs w:val="24"/>
-          <w:lang w:eastAsia="pt-BR"/>
-          <w14:ligatures w14:val="none"/>
-        </w:rPr>
-        <w:t>A escolha do Algoritmo Genético (GA) foi motivada por sua capacidade de explorar um grande espaço de soluções, evitando mínimos locais e permitindo ajustes na taxa de crossover e mutação para melhorar a convergência. Comparado a buscas gulosa e exaustiva, o GA oferece um equilíbrio entre qualidade da solução e tempo de processamento, tornando-o uma abordagem eficiente para o problema em questão.</w:t>
+        <w:jc w:val="both"/>
+        <w:rPr>
+          <w:rFonts w:ascii="Times New Roman" w:eastAsia="Times New Roman" w:hAnsi="Times New Roman" w:cs="Times New Roman"/>
+          <w:kern w:val="0"/>
+          <w:sz w:val="24"/>
+          <w:szCs w:val="24"/>
+          <w:lang w:eastAsia="pt-BR"/>
+          <w14:ligatures w14:val="none"/>
+        </w:rPr>
+      </w:pPr>
+      <w:r>
+        <w:rPr>
+          <w:rFonts w:ascii="Times New Roman" w:eastAsia="Times New Roman" w:hAnsi="Times New Roman" w:cs="Times New Roman"/>
+          <w:kern w:val="0"/>
+          <w:sz w:val="24"/>
+          <w:szCs w:val="24"/>
+          <w:lang w:eastAsia="pt-BR"/>
+          <w14:ligatures w14:val="none"/>
+        </w:rPr>
+        <w:t>Esse tipo de abordagem pode ser aplicado em outros problemas de otimização, como roteamento de veículos, planejamento de produção e até mesmo no design de circuitos eletrônicos, sempre que se tratar de problemas de busca por soluções ótimas ou aproximadas em grandes espaços de soluções.</w:t>
       </w:r>
     </w:p>
     <w:p/>
@@ -656,685 +1902,65 @@
           <w:b/>
           <w:bCs/>
         </w:rPr>
-        <w:t>2. Fundamentação Teórica</w:t>
+        <w:t xml:space="preserve">5. </w:t>
+      </w:r>
+      <w:r>
+        <w:rPr>
+          <w:b/>
+          <w:bCs/>
+        </w:rPr>
+        <w:t>Anexos</w:t>
       </w:r>
     </w:p>
     <w:p>
       <w:pPr>
+        <w:jc w:val="both"/>
+      </w:pPr>
+      <w:r>
+        <w:t xml:space="preserve">O código utilizado para a implementação do algoritmo de busca está disponível no GitHub, acessível por meio do seguinte link: </w:t>
+      </w:r>
+      <w:r>
         <w:rPr>
           <w:b/>
           <w:bCs/>
         </w:rPr>
-      </w:pPr>
+        <w:t xml:space="preserve">ROBERTO JUNIOR, 2025. Algoritmo de Busca Profunda (DFS). </w:t>
+      </w:r>
+      <w:r>
+        <w:t>Disponível em</w:t>
+      </w:r>
       <w:r>
         <w:rPr>
           <w:b/>
           <w:bCs/>
         </w:rPr>
-        <w:t xml:space="preserve">2.1 Descrição detalhada </w:t>
+        <w:t xml:space="preserve"> </w:t>
       </w:r>
       <w:r>
         <w:rPr>
           <w:b/>
           <w:bCs/>
         </w:rPr>
-        <w:t>do algoritmo de meta-heurística</w:t>
+        <w:t>https://github.com/robertojunior1202/Residencia-em-IA---UniSenai/tree/main/2.%20Inteligencia%20Artificial/Algoritmo%20Genetico</w:t>
+      </w:r>
+      <w:r>
+        <w:rPr>
+          <w:b/>
+          <w:bCs/>
+        </w:rPr>
+        <w:t xml:space="preserve"> </w:t>
+      </w:r>
+      <w:r>
+        <w:t>Acesso em: 30 mar. 2025.</w:t>
       </w:r>
     </w:p>
     <w:p>
-      <w:r>
-        <w:t>O Algoritmo Genético (GA) é uma meta-heurística inspirada no processo de evolução natural, baseado nos princípios de seleção natural, reprodução e mutação. Ele busca encontrar soluções aproximadas para problemas complexos explorando um grande espaço de soluções. O GA trabalha com uma população de soluções, onde cada indivíduo representa uma possível solução para o problema.</w:t>
-      </w:r>
+      <w:pPr>
+        <w:rPr>
+          <w:u w:val="single"/>
+        </w:rPr>
+      </w:pPr>
     </w:p>
-    <w:p/>
-    <w:p>
-      <w:pPr>
-        <w:rPr>
-          <w:b/>
-          <w:bCs/>
-        </w:rPr>
-      </w:pPr>
-      <w:r>
-        <w:rPr>
-          <w:b/>
-          <w:bCs/>
-        </w:rPr>
-        <w:lastRenderedPageBreak/>
-        <w:t>2.2 Explicação do funcionamento do algoritmo aplicado</w:t>
-      </w:r>
-    </w:p>
-    <w:p>
-      <w:r>
-        <w:t>O processo evolutivo do Algoritmo Genético começa com a geração aleatória de uma população inicial de soluções. Em seguida, cada indivíduo é avaliado por meio de uma função de aptidão (fitness), que determina a qualidade da solução com base no critério estabelecido. Indivíduos com melhor desempenho têm maior probabilidade de serem selecionados para a reprodução, garantindo que características vantajosas sejam transmitidas para as próximas gerações. Durante o crossover, duas soluções selecionadas geram novas soluções (filhos) ao combinar partes de suas características.</w:t>
-      </w:r>
-    </w:p>
-    <w:p>
-      <w:r>
-        <w:t>Além disso, a mutação introduz pequenas alterações aleatórias para manter a diversidade da população e evitar que o algoritmo fique preso em mínimos locais. Após essas operações, a nova geração substitui a anterior, e o processo se repete até atingir um critério de parada, como um número máximo de iterações ou a estabilização da solução. No contexto do Problema do Caixeiro Viajante (TSP), cada indivíduo representa um percurso válido pelas cidades, e a função de fitness é baseada no comprimento total do percurso, sendo que soluções com distâncias menores são consideradas melhores.</w:t>
-      </w:r>
-    </w:p>
-    <w:p/>
-    <w:p>
-      <w:pPr>
-        <w:rPr>
-          <w:b/>
-          <w:bCs/>
-        </w:rPr>
-      </w:pPr>
-      <w:r>
-        <w:rPr>
-          <w:b/>
-          <w:bCs/>
-        </w:rPr>
-        <w:t>2.3 Justificativa da escolha da técnica para resolver o problema</w:t>
-      </w:r>
-    </w:p>
-    <w:p>
-      <w:r>
-        <w:t xml:space="preserve">A escolha do </w:t>
-      </w:r>
-      <w:r>
-        <w:rPr>
-          <w:b/>
-          <w:bCs/>
-        </w:rPr>
-        <w:t>Algoritmo Genético (GA)</w:t>
-      </w:r>
-      <w:r>
-        <w:t xml:space="preserve"> para resolver o Problema do Caixeiro Viajante (TSP) foi motivada pela sua capacidade de explorar eficientemente um grande espaço de soluções sem a necessidade de examinar todas as possibilidades. Diferente de abordagens exatas, como </w:t>
-      </w:r>
-      <w:r>
-        <w:rPr>
-          <w:b/>
-          <w:bCs/>
-        </w:rPr>
-        <w:t>Programação Dinâmica</w:t>
-      </w:r>
-      <w:r>
-        <w:t xml:space="preserve"> e </w:t>
-      </w:r>
-      <w:r>
-        <w:rPr>
-          <w:b/>
-          <w:bCs/>
-        </w:rPr>
-        <w:t xml:space="preserve">Branch </w:t>
-      </w:r>
-      <w:proofErr w:type="spellStart"/>
-      <w:r>
-        <w:rPr>
-          <w:b/>
-          <w:bCs/>
-        </w:rPr>
-        <w:t>and</w:t>
-      </w:r>
-      <w:proofErr w:type="spellEnd"/>
-      <w:r>
-        <w:rPr>
-          <w:b/>
-          <w:bCs/>
-        </w:rPr>
-        <w:t xml:space="preserve"> </w:t>
-      </w:r>
-      <w:proofErr w:type="spellStart"/>
-      <w:r>
-        <w:rPr>
-          <w:b/>
-          <w:bCs/>
-        </w:rPr>
-        <w:t>Bound</w:t>
-      </w:r>
-      <w:proofErr w:type="spellEnd"/>
-      <w:r>
-        <w:t>, que garantem a solução ótima, mas se tornam inviáveis para instâncias grandes devido ao alto custo computacional, o GA oferece uma solução aproximada de alta qualidade em um tempo aceitável.</w:t>
-      </w:r>
-    </w:p>
-    <w:p>
-      <w:r>
-        <w:t xml:space="preserve">Entre as heurísticas e meta-heurísticas disponíveis, métodos como </w:t>
-      </w:r>
-      <w:proofErr w:type="spellStart"/>
-      <w:r>
-        <w:rPr>
-          <w:b/>
-          <w:bCs/>
-        </w:rPr>
-        <w:t>Simulated</w:t>
-      </w:r>
-      <w:proofErr w:type="spellEnd"/>
-      <w:r>
-        <w:rPr>
-          <w:b/>
-          <w:bCs/>
-        </w:rPr>
-        <w:t xml:space="preserve"> </w:t>
-      </w:r>
-      <w:proofErr w:type="spellStart"/>
-      <w:r>
-        <w:rPr>
-          <w:b/>
-          <w:bCs/>
-        </w:rPr>
-        <w:t>Annealing</w:t>
-      </w:r>
-      <w:proofErr w:type="spellEnd"/>
-      <w:r>
-        <w:rPr>
-          <w:b/>
-          <w:bCs/>
-        </w:rPr>
-        <w:t xml:space="preserve"> (SA)</w:t>
-      </w:r>
-      <w:r>
-        <w:t xml:space="preserve"> e </w:t>
-      </w:r>
-      <w:proofErr w:type="spellStart"/>
-      <w:r>
-        <w:rPr>
-          <w:b/>
-          <w:bCs/>
-        </w:rPr>
-        <w:t>Ant</w:t>
-      </w:r>
-      <w:proofErr w:type="spellEnd"/>
-      <w:r>
-        <w:rPr>
-          <w:b/>
-          <w:bCs/>
-        </w:rPr>
-        <w:t xml:space="preserve"> Colony </w:t>
-      </w:r>
-      <w:proofErr w:type="spellStart"/>
-      <w:r>
-        <w:rPr>
-          <w:b/>
-          <w:bCs/>
-        </w:rPr>
-        <w:t>Optimization</w:t>
-      </w:r>
-      <w:proofErr w:type="spellEnd"/>
-      <w:r>
-        <w:rPr>
-          <w:b/>
-          <w:bCs/>
-        </w:rPr>
-        <w:t xml:space="preserve"> (ACO)</w:t>
-      </w:r>
-      <w:r>
-        <w:t xml:space="preserve"> também são utilizados para o TSP, mas o GA se destaca pela flexibilidade em combinar soluções parciais promissoras por meio do </w:t>
-      </w:r>
-      <w:r>
-        <w:rPr>
-          <w:b/>
-          <w:bCs/>
-        </w:rPr>
-        <w:t>crossover</w:t>
-      </w:r>
-      <w:r>
-        <w:t xml:space="preserve">, além de manter a diversidade da população com a </w:t>
-      </w:r>
-      <w:r>
-        <w:rPr>
-          <w:b/>
-          <w:bCs/>
-        </w:rPr>
-        <w:t>mutação</w:t>
-      </w:r>
-      <w:r>
-        <w:t>, evitando mínimos locais e garantindo uma busca mais ampla.</w:t>
-      </w:r>
-    </w:p>
-    <w:p>
-      <w:r>
-        <w:t xml:space="preserve">Entretanto, essa abordagem também apresenta desafios. Um dos principais benefícios do GA é sua </w:t>
-      </w:r>
-      <w:r>
-        <w:rPr>
-          <w:b/>
-          <w:bCs/>
-        </w:rPr>
-        <w:t>adaptabilidade</w:t>
-      </w:r>
-      <w:r>
-        <w:t xml:space="preserve">, permitindo ajustes nos parâmetros para equilibrar </w:t>
-      </w:r>
-      <w:r>
-        <w:rPr>
-          <w:b/>
-          <w:bCs/>
-        </w:rPr>
-        <w:t>exploração</w:t>
-      </w:r>
-      <w:r>
-        <w:t xml:space="preserve"> (buscar novas soluções) e </w:t>
-      </w:r>
-      <w:r>
-        <w:rPr>
-          <w:b/>
-          <w:bCs/>
-        </w:rPr>
-        <w:t>exploração</w:t>
-      </w:r>
-      <w:r>
-        <w:t xml:space="preserve"> (aprimorar boas soluções já encontradas). Além disso, sua natureza </w:t>
-      </w:r>
-      <w:r>
-        <w:rPr>
-          <w:b/>
-          <w:bCs/>
-        </w:rPr>
-        <w:t>paralela</w:t>
-      </w:r>
-      <w:r>
-        <w:t xml:space="preserve"> facilita implementações eficientes em hardware moderno. Por outro lado, algumas desvantagens incluem a </w:t>
-      </w:r>
-      <w:r>
-        <w:rPr>
-          <w:b/>
-          <w:bCs/>
-        </w:rPr>
-        <w:t>dependência da calibração de parâmetros</w:t>
-      </w:r>
-      <w:r>
-        <w:t xml:space="preserve">, como taxa de mutação e tamanho da população, além do fato de que </w:t>
-      </w:r>
-      <w:r>
-        <w:rPr>
-          <w:b/>
-          <w:bCs/>
-        </w:rPr>
-        <w:t>não há garantia de encontrar a solução ótima</w:t>
-      </w:r>
-      <w:r>
-        <w:t xml:space="preserve">, apenas boas aproximações. Ainda assim, considerando o tamanho do problema </w:t>
-      </w:r>
-      <w:r>
-        <w:rPr>
-          <w:b/>
-          <w:bCs/>
-        </w:rPr>
-        <w:t>att48.tsp</w:t>
-      </w:r>
-      <w:r>
-        <w:t>, a escolha do GA se justifica pela sua eficiência e capacidade de encontrar soluções próximas do ótimo em um tempo viável.</w:t>
-      </w:r>
-    </w:p>
-    <w:p/>
-    <w:p/>
-    <w:p/>
-    <w:p>
-      <w:pPr>
-        <w:rPr>
-          <w:b/>
-          <w:bCs/>
-        </w:rPr>
-      </w:pPr>
-      <w:r>
-        <w:rPr>
-          <w:b/>
-          <w:bCs/>
-        </w:rPr>
-        <w:lastRenderedPageBreak/>
-        <w:t>3. Desenvolvimento e Experimentação</w:t>
-      </w:r>
-    </w:p>
-    <w:p>
-      <w:pPr>
-        <w:rPr>
-          <w:b/>
-          <w:bCs/>
-        </w:rPr>
-      </w:pPr>
-      <w:r>
-        <w:rPr>
-          <w:b/>
-          <w:bCs/>
-        </w:rPr>
-        <w:t>3.1 Detalhamento da implementação</w:t>
-      </w:r>
-    </w:p>
-    <w:p>
-      <w:r>
-        <w:t xml:space="preserve">A linguagem de programação utilizada foi </w:t>
-      </w:r>
-      <w:r>
-        <w:rPr>
-          <w:b/>
-          <w:bCs/>
-        </w:rPr>
-        <w:t>Python</w:t>
-      </w:r>
-      <w:r>
-        <w:t xml:space="preserve">, devido à sua versatilidade e facilidade na implementação de algoritmos de otimização. Foram aplicadas bibliotecas como </w:t>
-      </w:r>
-      <w:r>
-        <w:rPr>
-          <w:b/>
-          <w:bCs/>
-        </w:rPr>
-        <w:t>pandas</w:t>
-      </w:r>
-      <w:r>
-        <w:t xml:space="preserve">, para manipulação e leitura de </w:t>
-      </w:r>
-      <w:proofErr w:type="gramStart"/>
-      <w:r>
-        <w:t>arquivos .</w:t>
-      </w:r>
-      <w:proofErr w:type="spellStart"/>
-      <w:r>
-        <w:t>tsp</w:t>
-      </w:r>
-      <w:proofErr w:type="spellEnd"/>
-      <w:proofErr w:type="gramEnd"/>
-      <w:r>
-        <w:t xml:space="preserve">, e </w:t>
-      </w:r>
-      <w:proofErr w:type="spellStart"/>
-      <w:r>
-        <w:rPr>
-          <w:b/>
-          <w:bCs/>
-        </w:rPr>
-        <w:t>math</w:t>
-      </w:r>
-      <w:proofErr w:type="spellEnd"/>
-      <w:r>
-        <w:t xml:space="preserve">, para o cálculo das distâncias entre as cidades. Além disso, a biblioteca </w:t>
-      </w:r>
-      <w:proofErr w:type="spellStart"/>
-      <w:r>
-        <w:rPr>
-          <w:b/>
-          <w:bCs/>
-        </w:rPr>
-        <w:t>random</w:t>
-      </w:r>
-      <w:proofErr w:type="spellEnd"/>
-      <w:r>
-        <w:t xml:space="preserve"> foi utilizada para gerar populações iniciais aleatórias e realizar mutações nos indivíduos.</w:t>
-      </w:r>
-    </w:p>
-    <w:p>
-      <w:r>
-        <w:t xml:space="preserve">A estrutura do código segue uma abordagem modular, onde cada função executa uma parte específica do algoritmo genético. O código inicia com a </w:t>
-      </w:r>
-      <w:r>
-        <w:rPr>
-          <w:b/>
-          <w:bCs/>
-        </w:rPr>
-        <w:t>importação e tratamento dos dados do arquivo TSP</w:t>
-      </w:r>
-      <w:r>
-        <w:t xml:space="preserve">, seguido pela </w:t>
-      </w:r>
-      <w:r>
-        <w:rPr>
-          <w:b/>
-          <w:bCs/>
-        </w:rPr>
-        <w:t>geração da população inicial</w:t>
-      </w:r>
-      <w:r>
-        <w:t xml:space="preserve">. Em seguida, o algoritmo realiza a </w:t>
-      </w:r>
-      <w:r>
-        <w:rPr>
-          <w:b/>
-          <w:bCs/>
-        </w:rPr>
-        <w:t>avaliação de fitness</w:t>
-      </w:r>
-      <w:r>
-        <w:t xml:space="preserve">, selecionando os melhores indivíduos. A reprodução ocorre por meio do </w:t>
-      </w:r>
-      <w:r>
-        <w:rPr>
-          <w:b/>
-          <w:bCs/>
-        </w:rPr>
-        <w:t>crossover</w:t>
-      </w:r>
-      <w:r>
-        <w:t xml:space="preserve">, </w:t>
-      </w:r>
-      <w:proofErr w:type="gramStart"/>
-      <w:r>
-        <w:t>criando novas</w:t>
-      </w:r>
-      <w:proofErr w:type="gramEnd"/>
-      <w:r>
-        <w:t xml:space="preserve"> soluções a partir dos pais selecionados, e pela </w:t>
-      </w:r>
-      <w:r>
-        <w:rPr>
-          <w:b/>
-          <w:bCs/>
-        </w:rPr>
-        <w:t>mutação</w:t>
-      </w:r>
-      <w:r>
-        <w:t>, que introduz pequenas variações para evitar a estagnaçã</w:t>
-      </w:r>
-      <w:r>
-        <w:t>o.</w:t>
-      </w:r>
-    </w:p>
-    <w:p/>
-    <w:p>
-      <w:pPr>
-        <w:rPr>
-          <w:b/>
-          <w:bCs/>
-        </w:rPr>
-      </w:pPr>
-      <w:r>
-        <w:rPr>
-          <w:b/>
-          <w:bCs/>
-        </w:rPr>
-        <w:t>3.2 Etapas da construção da solução</w:t>
-      </w:r>
-    </w:p>
-    <w:p>
-      <w:r>
-        <w:t xml:space="preserve">O desenvolvimento do código seguiu uma abordagem passo a passo. Primeiro, foi implementada a função para carregar os dados do </w:t>
-      </w:r>
-      <w:proofErr w:type="gramStart"/>
-      <w:r>
-        <w:t>arquivo .</w:t>
-      </w:r>
-      <w:proofErr w:type="spellStart"/>
-      <w:r>
-        <w:t>tsp</w:t>
-      </w:r>
-      <w:proofErr w:type="spellEnd"/>
-      <w:proofErr w:type="gramEnd"/>
-      <w:r>
-        <w:t>, garantindo que as informações fossem processadas corretamente. A seguir, a função de geração da população inicial foi criada, com soluções aleatórias válidas. A função de cálculo de fitness foi então adicionada, avaliando as rotas com base na distância entre as cidades, e ajustada para selecionar as melhores soluções.</w:t>
-      </w:r>
-    </w:p>
-    <w:p>
-      <w:r>
-        <w:t>A implementação do crossover foi um dos maiores desafios. Inicialmente, a troca entre os pais gerava soluções inválidas, mas o código foi ajustado para garantir que os filhos fossem válidos. A mutação ainda precisa ser completamente implementada, mas a ideia é realizar trocas aleatórias nas rotas para evitar soluções locais.</w:t>
-      </w:r>
-    </w:p>
-    <w:p>
-      <w:r>
-        <w:t>Faltam ajustes no critério de parada, mas o algoritmo já está gerando soluções razoáveis para o TSP. O código foi evoluindo com melhorias na seleção, crossover e mutação, e ainda há espaço para otimizar o processo, especialmente no controle da diversidade da população e no tempo de execução.</w:t>
-      </w:r>
-    </w:p>
-    <w:p/>
-    <w:p>
-      <w:pPr>
-        <w:rPr>
-          <w:b/>
-          <w:bCs/>
-        </w:rPr>
-      </w:pPr>
-      <w:r>
-        <w:rPr>
-          <w:b/>
-          <w:bCs/>
-        </w:rPr>
-        <w:t>3.3 Testes realizados e análise dos resultados</w:t>
-      </w:r>
-    </w:p>
-    <w:p>
-      <w:pPr>
-        <w:numPr>
-          <w:ilvl w:val="0"/>
-          <w:numId w:val="9"/>
-        </w:numPr>
-      </w:pPr>
-      <w:r>
-        <w:t>Métodos de teste aplicados (</w:t>
-      </w:r>
-      <w:proofErr w:type="spellStart"/>
-      <w:r>
-        <w:t>ex</w:t>
-      </w:r>
-      <w:proofErr w:type="spellEnd"/>
-      <w:r>
-        <w:t>: casos de teste, entrada e saída esperada).</w:t>
-      </w:r>
-    </w:p>
-    <w:p>
-      <w:pPr>
-        <w:numPr>
-          <w:ilvl w:val="0"/>
-          <w:numId w:val="9"/>
-        </w:numPr>
-      </w:pPr>
-      <w:r>
-        <w:t>Desempenho do algoritmo em diferentes cenários.</w:t>
-      </w:r>
-    </w:p>
-    <w:p>
-      <w:pPr>
-        <w:numPr>
-          <w:ilvl w:val="0"/>
-          <w:numId w:val="9"/>
-        </w:numPr>
-      </w:pPr>
-      <w:r>
-        <w:t>Comparação de resultados com outras abordagens (se possível).</w:t>
-      </w:r>
-    </w:p>
-    <w:p/>
-    <w:p/>
-    <w:p>
-      <w:pPr>
-        <w:rPr>
-          <w:b/>
-          <w:bCs/>
-        </w:rPr>
-      </w:pPr>
-      <w:r>
-        <w:rPr>
-          <w:b/>
-          <w:bCs/>
-        </w:rPr>
-        <w:t>4. Conclusão</w:t>
-      </w:r>
-    </w:p>
-    <w:p>
-      <w:pPr>
-        <w:rPr>
-          <w:b/>
-          <w:bCs/>
-        </w:rPr>
-      </w:pPr>
-      <w:r>
-        <w:rPr>
-          <w:b/>
-          <w:bCs/>
-        </w:rPr>
-        <w:t>4.1 Discussão sobre a eficácia da solução</w:t>
-      </w:r>
-    </w:p>
-    <w:p>
-      <w:pPr>
-        <w:numPr>
-          <w:ilvl w:val="0"/>
-          <w:numId w:val="10"/>
-        </w:numPr>
-      </w:pPr>
-      <w:r>
-        <w:lastRenderedPageBreak/>
-        <w:t>O algoritmo resolveu o problema de maneira eficiente?</w:t>
-      </w:r>
-    </w:p>
-    <w:p>
-      <w:pPr>
-        <w:numPr>
-          <w:ilvl w:val="0"/>
-          <w:numId w:val="10"/>
-        </w:numPr>
-      </w:pPr>
-      <w:r>
-        <w:t>Comparação entre expectativas e resultados obtidos.</w:t>
-      </w:r>
-    </w:p>
-    <w:p>
-      <w:pPr>
-        <w:rPr>
-          <w:b/>
-          <w:bCs/>
-        </w:rPr>
-      </w:pPr>
-      <w:r>
-        <w:rPr>
-          <w:b/>
-          <w:bCs/>
-        </w:rPr>
-        <w:t>4.2 Possíveis melhorias e otimizações futuras</w:t>
-      </w:r>
-    </w:p>
-    <w:p>
-      <w:r>
-        <w:t>O algoritmo pode ser aprimorado de várias maneiras. A precisão poderia ser aumentada com a implementação de uma mutação mais eficiente, além de ajustar melhor o critério de parada para evitar execuções desnecessárias. Melhorias na seleção, como o uso de torneio ou roleta, também podem ajudar a equilibrar a diversidade da população.</w:t>
-      </w:r>
-    </w:p>
-    <w:p>
-      <w:r>
-        <w:t>Em termos de eficiência, uma das melhorias seria otimizar o cálculo de fitness, talvez utilizando técnicas como memorização ou redução da complexidade computacional. Além disso, explorar diferentes operadores de crossover e mutação pode acelerar a convergência do algoritmo.</w:t>
-      </w:r>
-    </w:p>
-    <w:p>
-      <w:r>
-        <w:t>Esse tipo de abordagem pode ser aplicado em outros problemas de otimização, como roteamento de veículos, planejamento de produção e até mesmo no design de circuitos eletrônicos, sempre que se tratar de problemas de busca por soluções ótimas ou aproximadas em grandes espaços de soluções.</w:t>
-      </w:r>
-    </w:p>
-    <w:p/>
-    <w:p>
-      <w:pPr>
-        <w:rPr>
-          <w:b/>
-          <w:bCs/>
-        </w:rPr>
-      </w:pPr>
-      <w:r>
-        <w:rPr>
-          <w:b/>
-          <w:bCs/>
-        </w:rPr>
-        <w:t>5. Referências</w:t>
-      </w:r>
-    </w:p>
-    <w:p>
-      <w:pPr>
-        <w:numPr>
-          <w:ilvl w:val="0"/>
-          <w:numId w:val="12"/>
-        </w:numPr>
-      </w:pPr>
-      <w:r>
-        <w:t>Lista de livros, artigos, sites e qualquer material usado na fundamentação teórica.</w:t>
-      </w:r>
-    </w:p>
-    <w:p/>
     <w:sectPr>
       <w:pgSz w:w="11906" w:h="16838"/>
       <w:pgMar w:top="1417" w:right="1701" w:bottom="1417" w:left="1701" w:header="708" w:footer="708" w:gutter="0"/>
@@ -4101,6 +4727,29 @@
       <w:bCs/>
     </w:rPr>
   </w:style>
+  <w:style w:type="character" w:styleId="Hyperlink">
+    <w:name w:val="Hyperlink"/>
+    <w:basedOn w:val="Fontepargpadro"/>
+    <w:uiPriority w:val="99"/>
+    <w:unhideWhenUsed/>
+    <w:rsid w:val="006A4943"/>
+    <w:rPr>
+      <w:color w:val="467886" w:themeColor="hyperlink"/>
+      <w:u w:val="single"/>
+    </w:rPr>
+  </w:style>
+  <w:style w:type="character" w:styleId="MenoPendente">
+    <w:name w:val="Unresolved Mention"/>
+    <w:basedOn w:val="Fontepargpadro"/>
+    <w:uiPriority w:val="99"/>
+    <w:semiHidden/>
+    <w:unhideWhenUsed/>
+    <w:rsid w:val="00AE027F"/>
+    <w:rPr>
+      <w:color w:val="605E5C"/>
+      <w:shd w:val="clear" w:color="auto" w:fill="E1DFDD"/>
+    </w:rPr>
+  </w:style>
 </w:styles>
 </file>
 
